--- a/documents/工作/VP2189_Demo_测试项目清单.docx
+++ b/documents/工作/VP2189_Demo_测试项目清单.docx
@@ -171,8 +171,8 @@
       <w:tr>
         <w:tc>
           <w:tcPr>
-            <w:tcW w:type="dxa" w:w="2523"/>
             <w:shd w:fill="1F497D" w:val="clear"/>
+            <w:tcW w:w="680" w:type="dxa"/>
           </w:tcPr>
           <w:p>
             <w:pPr>
@@ -347,7 +347,7 @@
       <w:tr>
         <w:tc>
           <w:tcPr>
-            <w:tcW w:type="dxa" w:w="2523"/>
+            <w:tcW w:w="680" w:type="dxa"/>
           </w:tcPr>
           <w:p>
             <w:pPr>
@@ -491,8 +491,8 @@
       <w:tr>
         <w:tc>
           <w:tcPr>
-            <w:tcW w:type="dxa" w:w="2523"/>
             <w:shd w:fill="F2F2F2" w:val="clear"/>
+            <w:tcW w:w="680" w:type="dxa"/>
           </w:tcPr>
           <w:p>
             <w:pPr>
@@ -641,7 +641,7 @@
       <w:tr>
         <w:tc>
           <w:tcPr>
-            <w:tcW w:type="dxa" w:w="2523"/>
+            <w:tcW w:w="680" w:type="dxa"/>
           </w:tcPr>
           <w:p>
             <w:pPr>
@@ -785,8 +785,8 @@
       <w:tr>
         <w:tc>
           <w:tcPr>
-            <w:tcW w:type="dxa" w:w="2523"/>
             <w:shd w:fill="F2F2F2" w:val="clear"/>
+            <w:tcW w:w="680" w:type="dxa"/>
           </w:tcPr>
           <w:p>
             <w:pPr>
@@ -935,7 +935,7 @@
       <w:tr>
         <w:tc>
           <w:tcPr>
-            <w:tcW w:type="dxa" w:w="2523"/>
+            <w:tcW w:w="680" w:type="dxa"/>
           </w:tcPr>
           <w:p>
             <w:pPr>
@@ -1080,8 +1080,8 @@
       <w:tr>
         <w:tc>
           <w:tcPr>
-            <w:tcW w:type="dxa" w:w="2523"/>
             <w:shd w:fill="F2F2F2" w:val="clear"/>
+            <w:tcW w:w="680" w:type="dxa"/>
           </w:tcPr>
           <w:p>
             <w:pPr>
@@ -1230,7 +1230,7 @@
       <w:tr>
         <w:tc>
           <w:tcPr>
-            <w:tcW w:type="dxa" w:w="2523"/>
+            <w:tcW w:w="680" w:type="dxa"/>
           </w:tcPr>
           <w:p>
             <w:pPr>
@@ -1374,8 +1374,8 @@
       <w:tr>
         <w:tc>
           <w:tcPr>
-            <w:tcW w:type="dxa" w:w="2523"/>
             <w:shd w:fill="F2F2F2" w:val="clear"/>
+            <w:tcW w:w="680" w:type="dxa"/>
           </w:tcPr>
           <w:p>
             <w:pPr>
@@ -1572,8 +1572,8 @@
       <w:tr>
         <w:tc>
           <w:tcPr>
-            <w:tcW w:type="dxa" w:w="2523"/>
             <w:shd w:fill="1F497D" w:val="clear"/>
+            <w:tcW w:w="680" w:type="dxa"/>
           </w:tcPr>
           <w:p>
             <w:pPr>
@@ -1748,7 +1748,7 @@
       <w:tr>
         <w:tc>
           <w:tcPr>
-            <w:tcW w:type="dxa" w:w="2523"/>
+            <w:tcW w:w="680" w:type="dxa"/>
           </w:tcPr>
           <w:p>
             <w:pPr>
@@ -1892,8 +1892,8 @@
       <w:tr>
         <w:tc>
           <w:tcPr>
-            <w:tcW w:type="dxa" w:w="2523"/>
             <w:shd w:fill="F2F2F2" w:val="clear"/>
+            <w:tcW w:w="680" w:type="dxa"/>
           </w:tcPr>
           <w:p>
             <w:pPr>
@@ -2043,7 +2043,7 @@
       <w:tr>
         <w:tc>
           <w:tcPr>
-            <w:tcW w:type="dxa" w:w="2523"/>
+            <w:tcW w:w="680" w:type="dxa"/>
           </w:tcPr>
           <w:p>
             <w:pPr>
@@ -2257,8 +2257,8 @@
       <w:tr>
         <w:tc>
           <w:tcPr>
-            <w:tcW w:type="dxa" w:w="1892"/>
             <w:shd w:fill="1F497D" w:val="clear"/>
+            <w:tcW w:w="680" w:type="dxa"/>
           </w:tcPr>
           <w:p>
             <w:pPr>
@@ -2286,8 +2286,8 @@
         </w:tc>
         <w:tc>
           <w:tcPr>
-            <w:tcW w:type="dxa" w:w="1892"/>
             <w:shd w:fill="1F497D" w:val="clear"/>
+            <w:tcW w:w="737" w:type="dxa"/>
           </w:tcPr>
           <w:p>
             <w:pPr>
@@ -2315,8 +2315,8 @@
         </w:tc>
         <w:tc>
           <w:tcPr>
-            <w:tcW w:type="dxa" w:w="1892"/>
             <w:shd w:fill="1F497D" w:val="clear"/>
+            <w:tcW w:w="2268" w:type="dxa"/>
           </w:tcPr>
           <w:p>
             <w:pPr>
@@ -2344,8 +2344,8 @@
         </w:tc>
         <w:tc>
           <w:tcPr>
-            <w:tcW w:type="dxa" w:w="1892"/>
             <w:shd w:fill="1F497D" w:val="clear"/>
+            <w:tcW w:w="1247" w:type="dxa"/>
           </w:tcPr>
           <w:p>
             <w:pPr>
@@ -2373,8 +2373,8 @@
         </w:tc>
         <w:tc>
           <w:tcPr>
-            <w:tcW w:type="dxa" w:w="1892"/>
             <w:shd w:fill="1F497D" w:val="clear"/>
+            <w:tcW w:w="1417" w:type="dxa"/>
           </w:tcPr>
           <w:p>
             <w:pPr>
@@ -2402,8 +2402,8 @@
         </w:tc>
         <w:tc>
           <w:tcPr>
-            <w:tcW w:type="dxa" w:w="1892"/>
             <w:shd w:fill="1F497D" w:val="clear"/>
+            <w:tcW w:w="1020" w:type="dxa"/>
           </w:tcPr>
           <w:p>
             <w:pPr>
@@ -2431,8 +2431,8 @@
         </w:tc>
         <w:tc>
           <w:tcPr>
-            <w:tcW w:type="dxa" w:w="1892"/>
             <w:shd w:fill="1F497D" w:val="clear"/>
+            <w:tcW w:w="1020" w:type="dxa"/>
           </w:tcPr>
           <w:p>
             <w:pPr>
@@ -2460,8 +2460,8 @@
         </w:tc>
         <w:tc>
           <w:tcPr>
-            <w:tcW w:type="dxa" w:w="1892"/>
             <w:shd w:fill="1F497D" w:val="clear"/>
+            <w:tcW w:w="2835" w:type="dxa"/>
           </w:tcPr>
           <w:p>
             <w:pPr>
@@ -2491,7 +2491,7 @@
       <w:tr>
         <w:tc>
           <w:tcPr>
-            <w:tcW w:type="dxa" w:w="1892"/>
+            <w:tcW w:w="680" w:type="dxa"/>
           </w:tcPr>
           <w:p>
             <w:pPr>
@@ -2515,7 +2515,7 @@
         </w:tc>
         <w:tc>
           <w:tcPr>
-            <w:tcW w:type="dxa" w:w="1892"/>
+            <w:tcW w:w="737" w:type="dxa"/>
           </w:tcPr>
           <w:p>
             <w:pPr>
@@ -2539,7 +2539,7 @@
         </w:tc>
         <w:tc>
           <w:tcPr>
-            <w:tcW w:type="dxa" w:w="1892"/>
+            <w:tcW w:w="2268" w:type="dxa"/>
           </w:tcPr>
           <w:p>
             <w:pPr>
@@ -2563,7 +2563,7 @@
         </w:tc>
         <w:tc>
           <w:tcPr>
-            <w:tcW w:type="dxa" w:w="1892"/>
+            <w:tcW w:w="1247" w:type="dxa"/>
           </w:tcPr>
           <w:p>
             <w:pPr>
@@ -2587,76 +2587,76 @@
         </w:tc>
         <w:tc>
           <w:tcPr>
-            <w:tcW w:type="dxa" w:w="1892"/>
-          </w:tcPr>
-          <w:p>
-            <w:pPr>
-              <w:spacing w:before="10" w:after="10" w:line="240" w:lineRule="auto"/>
-              <w:jc w:val="center"/>
-            </w:pPr>
-            <w:r>
-              <w:rPr>
-                <w:rFonts w:ascii="Consolas" w:hAnsi="Consolas" w:eastAsia="微软雅黑"/>
-                <w:sz w:val="17"/>
-              </w:rPr>
-            </w:r>
-            <w:r>
-              <w:rPr>
-                <w:rFonts w:ascii="Consolas" w:hAnsi="Consolas" w:eastAsia="微软雅黑"/>
-                <w:sz w:val="17"/>
-              </w:rPr>
-            </w:r>
-          </w:p>
-        </w:tc>
-        <w:tc>
-          <w:tcPr>
-            <w:tcW w:type="dxa" w:w="1892"/>
-          </w:tcPr>
-          <w:p>
-            <w:pPr>
-              <w:spacing w:before="10" w:after="10" w:line="240" w:lineRule="auto"/>
-              <w:jc w:val="center"/>
-            </w:pPr>
-            <w:r>
-              <w:rPr>
-                <w:rFonts w:ascii="Consolas" w:hAnsi="Consolas" w:eastAsia="微软雅黑"/>
-                <w:sz w:val="17"/>
-              </w:rPr>
-            </w:r>
-            <w:r>
-              <w:rPr>
-                <w:rFonts w:ascii="Consolas" w:hAnsi="Consolas" w:eastAsia="微软雅黑"/>
-                <w:sz w:val="17"/>
-              </w:rPr>
-            </w:r>
-          </w:p>
-        </w:tc>
-        <w:tc>
-          <w:tcPr>
-            <w:tcW w:type="dxa" w:w="1892"/>
-          </w:tcPr>
-          <w:p>
-            <w:pPr>
-              <w:spacing w:before="10" w:after="10" w:line="240" w:lineRule="auto"/>
-              <w:jc w:val="center"/>
-            </w:pPr>
-            <w:r>
-              <w:rPr>
-                <w:rFonts w:ascii="Consolas" w:hAnsi="Consolas" w:eastAsia="微软雅黑"/>
-                <w:sz w:val="17"/>
-              </w:rPr>
-            </w:r>
-            <w:r>
-              <w:rPr>
-                <w:rFonts w:ascii="Consolas" w:hAnsi="Consolas" w:eastAsia="微软雅黑"/>
-                <w:sz w:val="17"/>
-              </w:rPr>
-            </w:r>
-          </w:p>
-        </w:tc>
-        <w:tc>
-          <w:tcPr>
-            <w:tcW w:type="dxa" w:w="1892"/>
+            <w:tcW w:w="1417" w:type="dxa"/>
+          </w:tcPr>
+          <w:p>
+            <w:pPr>
+              <w:spacing w:before="10" w:after="10" w:line="240" w:lineRule="auto"/>
+              <w:jc w:val="center"/>
+            </w:pPr>
+            <w:r>
+              <w:rPr>
+                <w:rFonts w:ascii="Consolas" w:hAnsi="Consolas" w:eastAsia="微软雅黑"/>
+                <w:sz w:val="17"/>
+              </w:rPr>
+            </w:r>
+            <w:r>
+              <w:rPr>
+                <w:rFonts w:ascii="Consolas" w:hAnsi="Consolas" w:eastAsia="微软雅黑"/>
+                <w:sz w:val="17"/>
+              </w:rPr>
+            </w:r>
+          </w:p>
+        </w:tc>
+        <w:tc>
+          <w:tcPr>
+            <w:tcW w:w="1020" w:type="dxa"/>
+          </w:tcPr>
+          <w:p>
+            <w:pPr>
+              <w:spacing w:before="10" w:after="10" w:line="240" w:lineRule="auto"/>
+              <w:jc w:val="center"/>
+            </w:pPr>
+            <w:r>
+              <w:rPr>
+                <w:rFonts w:ascii="Consolas" w:hAnsi="Consolas" w:eastAsia="微软雅黑"/>
+                <w:sz w:val="17"/>
+              </w:rPr>
+            </w:r>
+            <w:r>
+              <w:rPr>
+                <w:rFonts w:ascii="Consolas" w:hAnsi="Consolas" w:eastAsia="微软雅黑"/>
+                <w:sz w:val="17"/>
+              </w:rPr>
+            </w:r>
+          </w:p>
+        </w:tc>
+        <w:tc>
+          <w:tcPr>
+            <w:tcW w:w="1020" w:type="dxa"/>
+          </w:tcPr>
+          <w:p>
+            <w:pPr>
+              <w:spacing w:before="10" w:after="10" w:line="240" w:lineRule="auto"/>
+              <w:jc w:val="center"/>
+            </w:pPr>
+            <w:r>
+              <w:rPr>
+                <w:rFonts w:ascii="Consolas" w:hAnsi="Consolas" w:eastAsia="微软雅黑"/>
+                <w:sz w:val="17"/>
+              </w:rPr>
+            </w:r>
+            <w:r>
+              <w:rPr>
+                <w:rFonts w:ascii="Consolas" w:hAnsi="Consolas" w:eastAsia="微软雅黑"/>
+                <w:sz w:val="17"/>
+              </w:rPr>
+            </w:r>
+          </w:p>
+        </w:tc>
+        <w:tc>
+          <w:tcPr>
+            <w:tcW w:w="2835" w:type="dxa"/>
           </w:tcPr>
           <w:p>
             <w:pPr>
@@ -2682,8 +2682,8 @@
       <w:tr>
         <w:tc>
           <w:tcPr>
-            <w:tcW w:type="dxa" w:w="1892"/>
             <w:shd w:fill="F2F2F2" w:val="clear"/>
+            <w:tcW w:w="680" w:type="dxa"/>
           </w:tcPr>
           <w:p>
             <w:pPr>
@@ -2707,8 +2707,8 @@
         </w:tc>
         <w:tc>
           <w:tcPr>
-            <w:tcW w:type="dxa" w:w="1892"/>
             <w:shd w:fill="F2F2F2" w:val="clear"/>
+            <w:tcW w:w="737" w:type="dxa"/>
           </w:tcPr>
           <w:p>
             <w:pPr>
@@ -2732,8 +2732,8 @@
         </w:tc>
         <w:tc>
           <w:tcPr>
-            <w:tcW w:type="dxa" w:w="1892"/>
             <w:shd w:fill="F2F2F2" w:val="clear"/>
+            <w:tcW w:w="2268" w:type="dxa"/>
           </w:tcPr>
           <w:p>
             <w:pPr>
@@ -2757,8 +2757,8 @@
         </w:tc>
         <w:tc>
           <w:tcPr>
-            <w:tcW w:type="dxa" w:w="1892"/>
             <w:shd w:fill="F2F2F2" w:val="clear"/>
+            <w:tcW w:w="1247" w:type="dxa"/>
           </w:tcPr>
           <w:p>
             <w:pPr>
@@ -2782,80 +2782,80 @@
         </w:tc>
         <w:tc>
           <w:tcPr>
-            <w:tcW w:type="dxa" w:w="1892"/>
             <w:shd w:fill="F2F2F2" w:val="clear"/>
-          </w:tcPr>
-          <w:p>
-            <w:pPr>
-              <w:spacing w:before="10" w:after="10" w:line="240" w:lineRule="auto"/>
-              <w:jc w:val="center"/>
-            </w:pPr>
-            <w:r>
-              <w:rPr>
-                <w:rFonts w:ascii="Consolas" w:hAnsi="Consolas" w:eastAsia="微软雅黑"/>
-                <w:sz w:val="17"/>
-              </w:rPr>
-            </w:r>
-            <w:r>
-              <w:rPr>
-                <w:rFonts w:ascii="Consolas" w:hAnsi="Consolas" w:eastAsia="微软雅黑"/>
-                <w:sz w:val="17"/>
-              </w:rPr>
-            </w:r>
-          </w:p>
-        </w:tc>
-        <w:tc>
-          <w:tcPr>
-            <w:tcW w:type="dxa" w:w="1892"/>
+            <w:tcW w:w="1417" w:type="dxa"/>
+          </w:tcPr>
+          <w:p>
+            <w:pPr>
+              <w:spacing w:before="10" w:after="10" w:line="240" w:lineRule="auto"/>
+              <w:jc w:val="center"/>
+            </w:pPr>
+            <w:r>
+              <w:rPr>
+                <w:rFonts w:ascii="Consolas" w:hAnsi="Consolas" w:eastAsia="微软雅黑"/>
+                <w:sz w:val="17"/>
+              </w:rPr>
+            </w:r>
+            <w:r>
+              <w:rPr>
+                <w:rFonts w:ascii="Consolas" w:hAnsi="Consolas" w:eastAsia="微软雅黑"/>
+                <w:sz w:val="17"/>
+              </w:rPr>
+            </w:r>
+          </w:p>
+        </w:tc>
+        <w:tc>
+          <w:tcPr>
             <w:shd w:fill="F2F2F2" w:val="clear"/>
-          </w:tcPr>
-          <w:p>
-            <w:pPr>
-              <w:spacing w:before="10" w:after="10" w:line="240" w:lineRule="auto"/>
-              <w:jc w:val="center"/>
-            </w:pPr>
-            <w:r>
-              <w:rPr>
-                <w:rFonts w:ascii="Consolas" w:hAnsi="Consolas" w:eastAsia="微软雅黑"/>
-                <w:sz w:val="17"/>
-              </w:rPr>
-            </w:r>
-            <w:r>
-              <w:rPr>
-                <w:rFonts w:ascii="Consolas" w:hAnsi="Consolas" w:eastAsia="微软雅黑"/>
-                <w:sz w:val="17"/>
-              </w:rPr>
-            </w:r>
-          </w:p>
-        </w:tc>
-        <w:tc>
-          <w:tcPr>
-            <w:tcW w:type="dxa" w:w="1892"/>
+            <w:tcW w:w="1020" w:type="dxa"/>
+          </w:tcPr>
+          <w:p>
+            <w:pPr>
+              <w:spacing w:before="10" w:after="10" w:line="240" w:lineRule="auto"/>
+              <w:jc w:val="center"/>
+            </w:pPr>
+            <w:r>
+              <w:rPr>
+                <w:rFonts w:ascii="Consolas" w:hAnsi="Consolas" w:eastAsia="微软雅黑"/>
+                <w:sz w:val="17"/>
+              </w:rPr>
+            </w:r>
+            <w:r>
+              <w:rPr>
+                <w:rFonts w:ascii="Consolas" w:hAnsi="Consolas" w:eastAsia="微软雅黑"/>
+                <w:sz w:val="17"/>
+              </w:rPr>
+            </w:r>
+          </w:p>
+        </w:tc>
+        <w:tc>
+          <w:tcPr>
             <w:shd w:fill="F2F2F2" w:val="clear"/>
-          </w:tcPr>
-          <w:p>
-            <w:pPr>
-              <w:spacing w:before="10" w:after="10" w:line="240" w:lineRule="auto"/>
-              <w:jc w:val="center"/>
-            </w:pPr>
-            <w:r>
-              <w:rPr>
-                <w:rFonts w:ascii="Consolas" w:hAnsi="Consolas" w:eastAsia="微软雅黑"/>
-                <w:sz w:val="17"/>
-              </w:rPr>
-            </w:r>
-            <w:r>
-              <w:rPr>
-                <w:rFonts w:ascii="Consolas" w:hAnsi="Consolas" w:eastAsia="微软雅黑"/>
-                <w:sz w:val="17"/>
-              </w:rPr>
-            </w:r>
-          </w:p>
-        </w:tc>
-        <w:tc>
-          <w:tcPr>
-            <w:tcW w:type="dxa" w:w="1892"/>
+            <w:tcW w:w="1020" w:type="dxa"/>
+          </w:tcPr>
+          <w:p>
+            <w:pPr>
+              <w:spacing w:before="10" w:after="10" w:line="240" w:lineRule="auto"/>
+              <w:jc w:val="center"/>
+            </w:pPr>
+            <w:r>
+              <w:rPr>
+                <w:rFonts w:ascii="Consolas" w:hAnsi="Consolas" w:eastAsia="微软雅黑"/>
+                <w:sz w:val="17"/>
+              </w:rPr>
+            </w:r>
+            <w:r>
+              <w:rPr>
+                <w:rFonts w:ascii="Consolas" w:hAnsi="Consolas" w:eastAsia="微软雅黑"/>
+                <w:sz w:val="17"/>
+              </w:rPr>
+            </w:r>
+          </w:p>
+        </w:tc>
+        <w:tc>
+          <w:tcPr>
             <w:shd w:fill="F2F2F2" w:val="clear"/>
+            <w:tcW w:w="2835" w:type="dxa"/>
           </w:tcPr>
           <w:p>
             <w:pPr>
@@ -2881,7 +2881,7 @@
       <w:tr>
         <w:tc>
           <w:tcPr>
-            <w:tcW w:type="dxa" w:w="1892"/>
+            <w:tcW w:w="680" w:type="dxa"/>
           </w:tcPr>
           <w:p>
             <w:pPr>
@@ -2905,7 +2905,7 @@
         </w:tc>
         <w:tc>
           <w:tcPr>
-            <w:tcW w:type="dxa" w:w="1892"/>
+            <w:tcW w:w="737" w:type="dxa"/>
           </w:tcPr>
           <w:p>
             <w:pPr>
@@ -2929,7 +2929,7 @@
         </w:tc>
         <w:tc>
           <w:tcPr>
-            <w:tcW w:type="dxa" w:w="1892"/>
+            <w:tcW w:w="2268" w:type="dxa"/>
           </w:tcPr>
           <w:p>
             <w:pPr>
@@ -2953,7 +2953,7 @@
         </w:tc>
         <w:tc>
           <w:tcPr>
-            <w:tcW w:type="dxa" w:w="1892"/>
+            <w:tcW w:w="1247" w:type="dxa"/>
           </w:tcPr>
           <w:p>
             <w:pPr>
@@ -2977,76 +2977,76 @@
         </w:tc>
         <w:tc>
           <w:tcPr>
-            <w:tcW w:type="dxa" w:w="1892"/>
-          </w:tcPr>
-          <w:p>
-            <w:pPr>
-              <w:spacing w:before="10" w:after="10" w:line="240" w:lineRule="auto"/>
-              <w:jc w:val="center"/>
-            </w:pPr>
-            <w:r>
-              <w:rPr>
-                <w:rFonts w:ascii="Consolas" w:hAnsi="Consolas" w:eastAsia="微软雅黑"/>
-                <w:sz w:val="17"/>
-              </w:rPr>
-            </w:r>
-            <w:r>
-              <w:rPr>
-                <w:rFonts w:ascii="Consolas" w:hAnsi="Consolas" w:eastAsia="微软雅黑"/>
-                <w:sz w:val="17"/>
-              </w:rPr>
-            </w:r>
-          </w:p>
-        </w:tc>
-        <w:tc>
-          <w:tcPr>
-            <w:tcW w:type="dxa" w:w="1892"/>
-          </w:tcPr>
-          <w:p>
-            <w:pPr>
-              <w:spacing w:before="10" w:after="10" w:line="240" w:lineRule="auto"/>
-              <w:jc w:val="center"/>
-            </w:pPr>
-            <w:r>
-              <w:rPr>
-                <w:rFonts w:ascii="Consolas" w:hAnsi="Consolas" w:eastAsia="微软雅黑"/>
-                <w:sz w:val="17"/>
-              </w:rPr>
-            </w:r>
-            <w:r>
-              <w:rPr>
-                <w:rFonts w:ascii="Consolas" w:hAnsi="Consolas" w:eastAsia="微软雅黑"/>
-                <w:sz w:val="17"/>
-              </w:rPr>
-            </w:r>
-          </w:p>
-        </w:tc>
-        <w:tc>
-          <w:tcPr>
-            <w:tcW w:type="dxa" w:w="1892"/>
-          </w:tcPr>
-          <w:p>
-            <w:pPr>
-              <w:spacing w:before="10" w:after="10" w:line="240" w:lineRule="auto"/>
-              <w:jc w:val="center"/>
-            </w:pPr>
-            <w:r>
-              <w:rPr>
-                <w:rFonts w:ascii="Consolas" w:hAnsi="Consolas" w:eastAsia="微软雅黑"/>
-                <w:sz w:val="17"/>
-              </w:rPr>
-            </w:r>
-            <w:r>
-              <w:rPr>
-                <w:rFonts w:ascii="Consolas" w:hAnsi="Consolas" w:eastAsia="微软雅黑"/>
-                <w:sz w:val="17"/>
-              </w:rPr>
-            </w:r>
-          </w:p>
-        </w:tc>
-        <w:tc>
-          <w:tcPr>
-            <w:tcW w:type="dxa" w:w="1892"/>
+            <w:tcW w:w="1417" w:type="dxa"/>
+          </w:tcPr>
+          <w:p>
+            <w:pPr>
+              <w:spacing w:before="10" w:after="10" w:line="240" w:lineRule="auto"/>
+              <w:jc w:val="center"/>
+            </w:pPr>
+            <w:r>
+              <w:rPr>
+                <w:rFonts w:ascii="Consolas" w:hAnsi="Consolas" w:eastAsia="微软雅黑"/>
+                <w:sz w:val="17"/>
+              </w:rPr>
+            </w:r>
+            <w:r>
+              <w:rPr>
+                <w:rFonts w:ascii="Consolas" w:hAnsi="Consolas" w:eastAsia="微软雅黑"/>
+                <w:sz w:val="17"/>
+              </w:rPr>
+            </w:r>
+          </w:p>
+        </w:tc>
+        <w:tc>
+          <w:tcPr>
+            <w:tcW w:w="1020" w:type="dxa"/>
+          </w:tcPr>
+          <w:p>
+            <w:pPr>
+              <w:spacing w:before="10" w:after="10" w:line="240" w:lineRule="auto"/>
+              <w:jc w:val="center"/>
+            </w:pPr>
+            <w:r>
+              <w:rPr>
+                <w:rFonts w:ascii="Consolas" w:hAnsi="Consolas" w:eastAsia="微软雅黑"/>
+                <w:sz w:val="17"/>
+              </w:rPr>
+            </w:r>
+            <w:r>
+              <w:rPr>
+                <w:rFonts w:ascii="Consolas" w:hAnsi="Consolas" w:eastAsia="微软雅黑"/>
+                <w:sz w:val="17"/>
+              </w:rPr>
+            </w:r>
+          </w:p>
+        </w:tc>
+        <w:tc>
+          <w:tcPr>
+            <w:tcW w:w="1020" w:type="dxa"/>
+          </w:tcPr>
+          <w:p>
+            <w:pPr>
+              <w:spacing w:before="10" w:after="10" w:line="240" w:lineRule="auto"/>
+              <w:jc w:val="center"/>
+            </w:pPr>
+            <w:r>
+              <w:rPr>
+                <w:rFonts w:ascii="Consolas" w:hAnsi="Consolas" w:eastAsia="微软雅黑"/>
+                <w:sz w:val="17"/>
+              </w:rPr>
+            </w:r>
+            <w:r>
+              <w:rPr>
+                <w:rFonts w:ascii="Consolas" w:hAnsi="Consolas" w:eastAsia="微软雅黑"/>
+                <w:sz w:val="17"/>
+              </w:rPr>
+            </w:r>
+          </w:p>
+        </w:tc>
+        <w:tc>
+          <w:tcPr>
+            <w:tcW w:w="2835" w:type="dxa"/>
           </w:tcPr>
           <w:p>
             <w:pPr>
@@ -3072,8 +3072,8 @@
       <w:tr>
         <w:tc>
           <w:tcPr>
-            <w:tcW w:type="dxa" w:w="1892"/>
             <w:shd w:fill="F2F2F2" w:val="clear"/>
+            <w:tcW w:w="680" w:type="dxa"/>
           </w:tcPr>
           <w:p>
             <w:pPr>
@@ -3097,8 +3097,8 @@
         </w:tc>
         <w:tc>
           <w:tcPr>
-            <w:tcW w:type="dxa" w:w="1892"/>
             <w:shd w:fill="F2F2F2" w:val="clear"/>
+            <w:tcW w:w="737" w:type="dxa"/>
           </w:tcPr>
           <w:p>
             <w:pPr>
@@ -3122,8 +3122,8 @@
         </w:tc>
         <w:tc>
           <w:tcPr>
-            <w:tcW w:type="dxa" w:w="1892"/>
             <w:shd w:fill="F2F2F2" w:val="clear"/>
+            <w:tcW w:w="2268" w:type="dxa"/>
           </w:tcPr>
           <w:p>
             <w:pPr>
@@ -3147,8 +3147,8 @@
         </w:tc>
         <w:tc>
           <w:tcPr>
-            <w:tcW w:type="dxa" w:w="1892"/>
             <w:shd w:fill="F2F2F2" w:val="clear"/>
+            <w:tcW w:w="1247" w:type="dxa"/>
           </w:tcPr>
           <w:p>
             <w:pPr>
@@ -3172,80 +3172,80 @@
         </w:tc>
         <w:tc>
           <w:tcPr>
-            <w:tcW w:type="dxa" w:w="1892"/>
             <w:shd w:fill="F2F2F2" w:val="clear"/>
-          </w:tcPr>
-          <w:p>
-            <w:pPr>
-              <w:spacing w:before="10" w:after="10" w:line="240" w:lineRule="auto"/>
-              <w:jc w:val="center"/>
-            </w:pPr>
-            <w:r>
-              <w:rPr>
-                <w:rFonts w:ascii="Consolas" w:hAnsi="Consolas" w:eastAsia="微软雅黑"/>
-                <w:sz w:val="17"/>
-              </w:rPr>
-            </w:r>
-            <w:r>
-              <w:rPr>
-                <w:rFonts w:ascii="Consolas" w:hAnsi="Consolas" w:eastAsia="微软雅黑"/>
-                <w:sz w:val="17"/>
-              </w:rPr>
-            </w:r>
-          </w:p>
-        </w:tc>
-        <w:tc>
-          <w:tcPr>
-            <w:tcW w:type="dxa" w:w="1892"/>
+            <w:tcW w:w="1417" w:type="dxa"/>
+          </w:tcPr>
+          <w:p>
+            <w:pPr>
+              <w:spacing w:before="10" w:after="10" w:line="240" w:lineRule="auto"/>
+              <w:jc w:val="center"/>
+            </w:pPr>
+            <w:r>
+              <w:rPr>
+                <w:rFonts w:ascii="Consolas" w:hAnsi="Consolas" w:eastAsia="微软雅黑"/>
+                <w:sz w:val="17"/>
+              </w:rPr>
+            </w:r>
+            <w:r>
+              <w:rPr>
+                <w:rFonts w:ascii="Consolas" w:hAnsi="Consolas" w:eastAsia="微软雅黑"/>
+                <w:sz w:val="17"/>
+              </w:rPr>
+            </w:r>
+          </w:p>
+        </w:tc>
+        <w:tc>
+          <w:tcPr>
             <w:shd w:fill="F2F2F2" w:val="clear"/>
-          </w:tcPr>
-          <w:p>
-            <w:pPr>
-              <w:spacing w:before="10" w:after="10" w:line="240" w:lineRule="auto"/>
-              <w:jc w:val="center"/>
-            </w:pPr>
-            <w:r>
-              <w:rPr>
-                <w:rFonts w:ascii="Consolas" w:hAnsi="Consolas" w:eastAsia="微软雅黑"/>
-                <w:sz w:val="17"/>
-              </w:rPr>
-            </w:r>
-            <w:r>
-              <w:rPr>
-                <w:rFonts w:ascii="Consolas" w:hAnsi="Consolas" w:eastAsia="微软雅黑"/>
-                <w:sz w:val="17"/>
-              </w:rPr>
-            </w:r>
-          </w:p>
-        </w:tc>
-        <w:tc>
-          <w:tcPr>
-            <w:tcW w:type="dxa" w:w="1892"/>
+            <w:tcW w:w="1020" w:type="dxa"/>
+          </w:tcPr>
+          <w:p>
+            <w:pPr>
+              <w:spacing w:before="10" w:after="10" w:line="240" w:lineRule="auto"/>
+              <w:jc w:val="center"/>
+            </w:pPr>
+            <w:r>
+              <w:rPr>
+                <w:rFonts w:ascii="Consolas" w:hAnsi="Consolas" w:eastAsia="微软雅黑"/>
+                <w:sz w:val="17"/>
+              </w:rPr>
+            </w:r>
+            <w:r>
+              <w:rPr>
+                <w:rFonts w:ascii="Consolas" w:hAnsi="Consolas" w:eastAsia="微软雅黑"/>
+                <w:sz w:val="17"/>
+              </w:rPr>
+            </w:r>
+          </w:p>
+        </w:tc>
+        <w:tc>
+          <w:tcPr>
             <w:shd w:fill="F2F2F2" w:val="clear"/>
-          </w:tcPr>
-          <w:p>
-            <w:pPr>
-              <w:spacing w:before="10" w:after="10" w:line="240" w:lineRule="auto"/>
-              <w:jc w:val="center"/>
-            </w:pPr>
-            <w:r>
-              <w:rPr>
-                <w:rFonts w:ascii="Consolas" w:hAnsi="Consolas" w:eastAsia="微软雅黑"/>
-                <w:sz w:val="17"/>
-              </w:rPr>
-            </w:r>
-            <w:r>
-              <w:rPr>
-                <w:rFonts w:ascii="Consolas" w:hAnsi="Consolas" w:eastAsia="微软雅黑"/>
-                <w:sz w:val="17"/>
-              </w:rPr>
-            </w:r>
-          </w:p>
-        </w:tc>
-        <w:tc>
-          <w:tcPr>
-            <w:tcW w:type="dxa" w:w="1892"/>
+            <w:tcW w:w="1020" w:type="dxa"/>
+          </w:tcPr>
+          <w:p>
+            <w:pPr>
+              <w:spacing w:before="10" w:after="10" w:line="240" w:lineRule="auto"/>
+              <w:jc w:val="center"/>
+            </w:pPr>
+            <w:r>
+              <w:rPr>
+                <w:rFonts w:ascii="Consolas" w:hAnsi="Consolas" w:eastAsia="微软雅黑"/>
+                <w:sz w:val="17"/>
+              </w:rPr>
+            </w:r>
+            <w:r>
+              <w:rPr>
+                <w:rFonts w:ascii="Consolas" w:hAnsi="Consolas" w:eastAsia="微软雅黑"/>
+                <w:sz w:val="17"/>
+              </w:rPr>
+            </w:r>
+          </w:p>
+        </w:tc>
+        <w:tc>
+          <w:tcPr>
             <w:shd w:fill="F2F2F2" w:val="clear"/>
+            <w:tcW w:w="2835" w:type="dxa"/>
           </w:tcPr>
           <w:p>
             <w:pPr>
@@ -3270,7 +3270,7 @@
       <w:tr>
         <w:tc>
           <w:tcPr>
-            <w:tcW w:type="dxa" w:w="1892"/>
+            <w:tcW w:w="680" w:type="dxa"/>
           </w:tcPr>
           <w:p>
             <w:pPr>
@@ -3294,7 +3294,7 @@
         </w:tc>
         <w:tc>
           <w:tcPr>
-            <w:tcW w:type="dxa" w:w="1892"/>
+            <w:tcW w:w="737" w:type="dxa"/>
           </w:tcPr>
           <w:p>
             <w:pPr>
@@ -3318,7 +3318,7 @@
         </w:tc>
         <w:tc>
           <w:tcPr>
-            <w:tcW w:type="dxa" w:w="1892"/>
+            <w:tcW w:w="2268" w:type="dxa"/>
           </w:tcPr>
           <w:p>
             <w:pPr>
@@ -3342,7 +3342,7 @@
         </w:tc>
         <w:tc>
           <w:tcPr>
-            <w:tcW w:type="dxa" w:w="1892"/>
+            <w:tcW w:w="1247" w:type="dxa"/>
           </w:tcPr>
           <w:p>
             <w:pPr>
@@ -3366,76 +3366,76 @@
         </w:tc>
         <w:tc>
           <w:tcPr>
-            <w:tcW w:type="dxa" w:w="1892"/>
-          </w:tcPr>
-          <w:p>
-            <w:pPr>
-              <w:spacing w:before="10" w:after="10" w:line="240" w:lineRule="auto"/>
-              <w:jc w:val="center"/>
-            </w:pPr>
-            <w:r>
-              <w:rPr>
-                <w:rFonts w:ascii="Consolas" w:hAnsi="Consolas" w:eastAsia="微软雅黑"/>
-                <w:sz w:val="17"/>
-              </w:rPr>
-            </w:r>
-            <w:r>
-              <w:rPr>
-                <w:rFonts w:ascii="Consolas" w:hAnsi="Consolas" w:eastAsia="微软雅黑"/>
-                <w:sz w:val="17"/>
-              </w:rPr>
-            </w:r>
-          </w:p>
-        </w:tc>
-        <w:tc>
-          <w:tcPr>
-            <w:tcW w:type="dxa" w:w="1892"/>
-          </w:tcPr>
-          <w:p>
-            <w:pPr>
-              <w:spacing w:before="10" w:after="10" w:line="240" w:lineRule="auto"/>
-              <w:jc w:val="center"/>
-            </w:pPr>
-            <w:r>
-              <w:rPr>
-                <w:rFonts w:ascii="Consolas" w:hAnsi="Consolas" w:eastAsia="微软雅黑"/>
-                <w:sz w:val="17"/>
-              </w:rPr>
-            </w:r>
-            <w:r>
-              <w:rPr>
-                <w:rFonts w:ascii="Consolas" w:hAnsi="Consolas" w:eastAsia="微软雅黑"/>
-                <w:sz w:val="17"/>
-              </w:rPr>
-            </w:r>
-          </w:p>
-        </w:tc>
-        <w:tc>
-          <w:tcPr>
-            <w:tcW w:type="dxa" w:w="1892"/>
-          </w:tcPr>
-          <w:p>
-            <w:pPr>
-              <w:spacing w:before="10" w:after="10" w:line="240" w:lineRule="auto"/>
-              <w:jc w:val="center"/>
-            </w:pPr>
-            <w:r>
-              <w:rPr>
-                <w:rFonts w:ascii="Consolas" w:hAnsi="Consolas" w:eastAsia="微软雅黑"/>
-                <w:sz w:val="17"/>
-              </w:rPr>
-            </w:r>
-            <w:r>
-              <w:rPr>
-                <w:rFonts w:ascii="Consolas" w:hAnsi="Consolas" w:eastAsia="微软雅黑"/>
-                <w:sz w:val="17"/>
-              </w:rPr>
-            </w:r>
-          </w:p>
-        </w:tc>
-        <w:tc>
-          <w:tcPr>
-            <w:tcW w:type="dxa" w:w="1892"/>
+            <w:tcW w:w="1417" w:type="dxa"/>
+          </w:tcPr>
+          <w:p>
+            <w:pPr>
+              <w:spacing w:before="10" w:after="10" w:line="240" w:lineRule="auto"/>
+              <w:jc w:val="center"/>
+            </w:pPr>
+            <w:r>
+              <w:rPr>
+                <w:rFonts w:ascii="Consolas" w:hAnsi="Consolas" w:eastAsia="微软雅黑"/>
+                <w:sz w:val="17"/>
+              </w:rPr>
+            </w:r>
+            <w:r>
+              <w:rPr>
+                <w:rFonts w:ascii="Consolas" w:hAnsi="Consolas" w:eastAsia="微软雅黑"/>
+                <w:sz w:val="17"/>
+              </w:rPr>
+            </w:r>
+          </w:p>
+        </w:tc>
+        <w:tc>
+          <w:tcPr>
+            <w:tcW w:w="1020" w:type="dxa"/>
+          </w:tcPr>
+          <w:p>
+            <w:pPr>
+              <w:spacing w:before="10" w:after="10" w:line="240" w:lineRule="auto"/>
+              <w:jc w:val="center"/>
+            </w:pPr>
+            <w:r>
+              <w:rPr>
+                <w:rFonts w:ascii="Consolas" w:hAnsi="Consolas" w:eastAsia="微软雅黑"/>
+                <w:sz w:val="17"/>
+              </w:rPr>
+            </w:r>
+            <w:r>
+              <w:rPr>
+                <w:rFonts w:ascii="Consolas" w:hAnsi="Consolas" w:eastAsia="微软雅黑"/>
+                <w:sz w:val="17"/>
+              </w:rPr>
+            </w:r>
+          </w:p>
+        </w:tc>
+        <w:tc>
+          <w:tcPr>
+            <w:tcW w:w="1020" w:type="dxa"/>
+          </w:tcPr>
+          <w:p>
+            <w:pPr>
+              <w:spacing w:before="10" w:after="10" w:line="240" w:lineRule="auto"/>
+              <w:jc w:val="center"/>
+            </w:pPr>
+            <w:r>
+              <w:rPr>
+                <w:rFonts w:ascii="Consolas" w:hAnsi="Consolas" w:eastAsia="微软雅黑"/>
+                <w:sz w:val="17"/>
+              </w:rPr>
+            </w:r>
+            <w:r>
+              <w:rPr>
+                <w:rFonts w:ascii="Consolas" w:hAnsi="Consolas" w:eastAsia="微软雅黑"/>
+                <w:sz w:val="17"/>
+              </w:rPr>
+            </w:r>
+          </w:p>
+        </w:tc>
+        <w:tc>
+          <w:tcPr>
+            <w:tcW w:w="2835" w:type="dxa"/>
           </w:tcPr>
           <w:p>
             <w:pPr>
@@ -3460,8 +3460,8 @@
       <w:tr>
         <w:tc>
           <w:tcPr>
-            <w:tcW w:type="dxa" w:w="1892"/>
             <w:shd w:fill="F2F2F2" w:val="clear"/>
+            <w:tcW w:w="680" w:type="dxa"/>
           </w:tcPr>
           <w:p>
             <w:pPr>
@@ -3485,8 +3485,8 @@
         </w:tc>
         <w:tc>
           <w:tcPr>
-            <w:tcW w:type="dxa" w:w="1892"/>
             <w:shd w:fill="F2F2F2" w:val="clear"/>
+            <w:tcW w:w="737" w:type="dxa"/>
           </w:tcPr>
           <w:p>
             <w:pPr>
@@ -3510,8 +3510,8 @@
         </w:tc>
         <w:tc>
           <w:tcPr>
-            <w:tcW w:type="dxa" w:w="1892"/>
             <w:shd w:fill="F2F2F2" w:val="clear"/>
+            <w:tcW w:w="2268" w:type="dxa"/>
           </w:tcPr>
           <w:p>
             <w:pPr>
@@ -3535,8 +3535,8 @@
         </w:tc>
         <w:tc>
           <w:tcPr>
-            <w:tcW w:type="dxa" w:w="1892"/>
             <w:shd w:fill="F2F2F2" w:val="clear"/>
+            <w:tcW w:w="1247" w:type="dxa"/>
           </w:tcPr>
           <w:p>
             <w:pPr>
@@ -3560,80 +3560,80 @@
         </w:tc>
         <w:tc>
           <w:tcPr>
-            <w:tcW w:type="dxa" w:w="1892"/>
             <w:shd w:fill="F2F2F2" w:val="clear"/>
-          </w:tcPr>
-          <w:p>
-            <w:pPr>
-              <w:spacing w:before="10" w:after="10" w:line="240" w:lineRule="auto"/>
-              <w:jc w:val="center"/>
-            </w:pPr>
-            <w:r>
-              <w:rPr>
-                <w:rFonts w:ascii="Consolas" w:hAnsi="Consolas" w:eastAsia="微软雅黑"/>
-                <w:sz w:val="17"/>
-              </w:rPr>
-            </w:r>
-            <w:r>
-              <w:rPr>
-                <w:rFonts w:ascii="Consolas" w:hAnsi="Consolas" w:eastAsia="微软雅黑"/>
-                <w:sz w:val="17"/>
-              </w:rPr>
-            </w:r>
-          </w:p>
-        </w:tc>
-        <w:tc>
-          <w:tcPr>
-            <w:tcW w:type="dxa" w:w="1892"/>
+            <w:tcW w:w="1417" w:type="dxa"/>
+          </w:tcPr>
+          <w:p>
+            <w:pPr>
+              <w:spacing w:before="10" w:after="10" w:line="240" w:lineRule="auto"/>
+              <w:jc w:val="center"/>
+            </w:pPr>
+            <w:r>
+              <w:rPr>
+                <w:rFonts w:ascii="Consolas" w:hAnsi="Consolas" w:eastAsia="微软雅黑"/>
+                <w:sz w:val="17"/>
+              </w:rPr>
+            </w:r>
+            <w:r>
+              <w:rPr>
+                <w:rFonts w:ascii="Consolas" w:hAnsi="Consolas" w:eastAsia="微软雅黑"/>
+                <w:sz w:val="17"/>
+              </w:rPr>
+            </w:r>
+          </w:p>
+        </w:tc>
+        <w:tc>
+          <w:tcPr>
             <w:shd w:fill="F2F2F2" w:val="clear"/>
-          </w:tcPr>
-          <w:p>
-            <w:pPr>
-              <w:spacing w:before="10" w:after="10" w:line="240" w:lineRule="auto"/>
-              <w:jc w:val="center"/>
-            </w:pPr>
-            <w:r>
-              <w:rPr>
-                <w:rFonts w:ascii="Consolas" w:hAnsi="Consolas" w:eastAsia="微软雅黑"/>
-                <w:sz w:val="17"/>
-              </w:rPr>
-            </w:r>
-            <w:r>
-              <w:rPr>
-                <w:rFonts w:ascii="Consolas" w:hAnsi="Consolas" w:eastAsia="微软雅黑"/>
-                <w:sz w:val="17"/>
-              </w:rPr>
-            </w:r>
-          </w:p>
-        </w:tc>
-        <w:tc>
-          <w:tcPr>
-            <w:tcW w:type="dxa" w:w="1892"/>
+            <w:tcW w:w="1020" w:type="dxa"/>
+          </w:tcPr>
+          <w:p>
+            <w:pPr>
+              <w:spacing w:before="10" w:after="10" w:line="240" w:lineRule="auto"/>
+              <w:jc w:val="center"/>
+            </w:pPr>
+            <w:r>
+              <w:rPr>
+                <w:rFonts w:ascii="Consolas" w:hAnsi="Consolas" w:eastAsia="微软雅黑"/>
+                <w:sz w:val="17"/>
+              </w:rPr>
+            </w:r>
+            <w:r>
+              <w:rPr>
+                <w:rFonts w:ascii="Consolas" w:hAnsi="Consolas" w:eastAsia="微软雅黑"/>
+                <w:sz w:val="17"/>
+              </w:rPr>
+            </w:r>
+          </w:p>
+        </w:tc>
+        <w:tc>
+          <w:tcPr>
             <w:shd w:fill="F2F2F2" w:val="clear"/>
-          </w:tcPr>
-          <w:p>
-            <w:pPr>
-              <w:spacing w:before="10" w:after="10" w:line="240" w:lineRule="auto"/>
-              <w:jc w:val="center"/>
-            </w:pPr>
-            <w:r>
-              <w:rPr>
-                <w:rFonts w:ascii="Consolas" w:hAnsi="Consolas" w:eastAsia="微软雅黑"/>
-                <w:sz w:val="17"/>
-              </w:rPr>
-            </w:r>
-            <w:r>
-              <w:rPr>
-                <w:rFonts w:ascii="Consolas" w:hAnsi="Consolas" w:eastAsia="微软雅黑"/>
-                <w:sz w:val="17"/>
-              </w:rPr>
-            </w:r>
-          </w:p>
-        </w:tc>
-        <w:tc>
-          <w:tcPr>
-            <w:tcW w:type="dxa" w:w="1892"/>
+            <w:tcW w:w="1020" w:type="dxa"/>
+          </w:tcPr>
+          <w:p>
+            <w:pPr>
+              <w:spacing w:before="10" w:after="10" w:line="240" w:lineRule="auto"/>
+              <w:jc w:val="center"/>
+            </w:pPr>
+            <w:r>
+              <w:rPr>
+                <w:rFonts w:ascii="Consolas" w:hAnsi="Consolas" w:eastAsia="微软雅黑"/>
+                <w:sz w:val="17"/>
+              </w:rPr>
+            </w:r>
+            <w:r>
+              <w:rPr>
+                <w:rFonts w:ascii="Consolas" w:hAnsi="Consolas" w:eastAsia="微软雅黑"/>
+                <w:sz w:val="17"/>
+              </w:rPr>
+            </w:r>
+          </w:p>
+        </w:tc>
+        <w:tc>
+          <w:tcPr>
             <w:shd w:fill="F2F2F2" w:val="clear"/>
+            <w:tcW w:w="2835" w:type="dxa"/>
           </w:tcPr>
           <w:p>
             <w:pPr>
@@ -3658,7 +3658,7 @@
       <w:tr>
         <w:tc>
           <w:tcPr>
-            <w:tcW w:type="dxa" w:w="1892"/>
+            <w:tcW w:w="680" w:type="dxa"/>
           </w:tcPr>
           <w:p>
             <w:pPr>
@@ -3682,7 +3682,7 @@
         </w:tc>
         <w:tc>
           <w:tcPr>
-            <w:tcW w:type="dxa" w:w="1892"/>
+            <w:tcW w:w="737" w:type="dxa"/>
           </w:tcPr>
           <w:p>
             <w:pPr>
@@ -3706,7 +3706,7 @@
         </w:tc>
         <w:tc>
           <w:tcPr>
-            <w:tcW w:type="dxa" w:w="1892"/>
+            <w:tcW w:w="2268" w:type="dxa"/>
           </w:tcPr>
           <w:p>
             <w:pPr>
@@ -3730,7 +3730,7 @@
         </w:tc>
         <w:tc>
           <w:tcPr>
-            <w:tcW w:type="dxa" w:w="1892"/>
+            <w:tcW w:w="1247" w:type="dxa"/>
           </w:tcPr>
           <w:p>
             <w:pPr>
@@ -3754,76 +3754,76 @@
         </w:tc>
         <w:tc>
           <w:tcPr>
-            <w:tcW w:type="dxa" w:w="1892"/>
-          </w:tcPr>
-          <w:p>
-            <w:pPr>
-              <w:spacing w:before="10" w:after="10" w:line="240" w:lineRule="auto"/>
-              <w:jc w:val="center"/>
-            </w:pPr>
-            <w:r>
-              <w:rPr>
-                <w:rFonts w:ascii="Consolas" w:hAnsi="Consolas" w:eastAsia="微软雅黑"/>
-                <w:sz w:val="17"/>
-              </w:rPr>
-            </w:r>
-            <w:r>
-              <w:rPr>
-                <w:rFonts w:ascii="Consolas" w:hAnsi="Consolas" w:eastAsia="微软雅黑"/>
-                <w:sz w:val="17"/>
-              </w:rPr>
-            </w:r>
-          </w:p>
-        </w:tc>
-        <w:tc>
-          <w:tcPr>
-            <w:tcW w:type="dxa" w:w="1892"/>
-          </w:tcPr>
-          <w:p>
-            <w:pPr>
-              <w:spacing w:before="10" w:after="10" w:line="240" w:lineRule="auto"/>
-              <w:jc w:val="center"/>
-            </w:pPr>
-            <w:r>
-              <w:rPr>
-                <w:rFonts w:ascii="Consolas" w:hAnsi="Consolas" w:eastAsia="微软雅黑"/>
-                <w:sz w:val="17"/>
-              </w:rPr>
-            </w:r>
-            <w:r>
-              <w:rPr>
-                <w:rFonts w:ascii="Consolas" w:hAnsi="Consolas" w:eastAsia="微软雅黑"/>
-                <w:sz w:val="17"/>
-              </w:rPr>
-            </w:r>
-          </w:p>
-        </w:tc>
-        <w:tc>
-          <w:tcPr>
-            <w:tcW w:type="dxa" w:w="1892"/>
-          </w:tcPr>
-          <w:p>
-            <w:pPr>
-              <w:spacing w:before="10" w:after="10" w:line="240" w:lineRule="auto"/>
-              <w:jc w:val="center"/>
-            </w:pPr>
-            <w:r>
-              <w:rPr>
-                <w:rFonts w:ascii="Consolas" w:hAnsi="Consolas" w:eastAsia="微软雅黑"/>
-                <w:sz w:val="17"/>
-              </w:rPr>
-            </w:r>
-            <w:r>
-              <w:rPr>
-                <w:rFonts w:ascii="Consolas" w:hAnsi="Consolas" w:eastAsia="微软雅黑"/>
-                <w:sz w:val="17"/>
-              </w:rPr>
-            </w:r>
-          </w:p>
-        </w:tc>
-        <w:tc>
-          <w:tcPr>
-            <w:tcW w:type="dxa" w:w="1892"/>
+            <w:tcW w:w="1417" w:type="dxa"/>
+          </w:tcPr>
+          <w:p>
+            <w:pPr>
+              <w:spacing w:before="10" w:after="10" w:line="240" w:lineRule="auto"/>
+              <w:jc w:val="center"/>
+            </w:pPr>
+            <w:r>
+              <w:rPr>
+                <w:rFonts w:ascii="Consolas" w:hAnsi="Consolas" w:eastAsia="微软雅黑"/>
+                <w:sz w:val="17"/>
+              </w:rPr>
+            </w:r>
+            <w:r>
+              <w:rPr>
+                <w:rFonts w:ascii="Consolas" w:hAnsi="Consolas" w:eastAsia="微软雅黑"/>
+                <w:sz w:val="17"/>
+              </w:rPr>
+            </w:r>
+          </w:p>
+        </w:tc>
+        <w:tc>
+          <w:tcPr>
+            <w:tcW w:w="1020" w:type="dxa"/>
+          </w:tcPr>
+          <w:p>
+            <w:pPr>
+              <w:spacing w:before="10" w:after="10" w:line="240" w:lineRule="auto"/>
+              <w:jc w:val="center"/>
+            </w:pPr>
+            <w:r>
+              <w:rPr>
+                <w:rFonts w:ascii="Consolas" w:hAnsi="Consolas" w:eastAsia="微软雅黑"/>
+                <w:sz w:val="17"/>
+              </w:rPr>
+            </w:r>
+            <w:r>
+              <w:rPr>
+                <w:rFonts w:ascii="Consolas" w:hAnsi="Consolas" w:eastAsia="微软雅黑"/>
+                <w:sz w:val="17"/>
+              </w:rPr>
+            </w:r>
+          </w:p>
+        </w:tc>
+        <w:tc>
+          <w:tcPr>
+            <w:tcW w:w="1020" w:type="dxa"/>
+          </w:tcPr>
+          <w:p>
+            <w:pPr>
+              <w:spacing w:before="10" w:after="10" w:line="240" w:lineRule="auto"/>
+              <w:jc w:val="center"/>
+            </w:pPr>
+            <w:r>
+              <w:rPr>
+                <w:rFonts w:ascii="Consolas" w:hAnsi="Consolas" w:eastAsia="微软雅黑"/>
+                <w:sz w:val="17"/>
+              </w:rPr>
+            </w:r>
+            <w:r>
+              <w:rPr>
+                <w:rFonts w:ascii="Consolas" w:hAnsi="Consolas" w:eastAsia="微软雅黑"/>
+                <w:sz w:val="17"/>
+              </w:rPr>
+            </w:r>
+          </w:p>
+        </w:tc>
+        <w:tc>
+          <w:tcPr>
+            <w:tcW w:w="2835" w:type="dxa"/>
           </w:tcPr>
           <w:p>
             <w:pPr>
@@ -3848,8 +3848,8 @@
       <w:tr>
         <w:tc>
           <w:tcPr>
-            <w:tcW w:type="dxa" w:w="1892"/>
             <w:shd w:fill="F2F2F2" w:val="clear"/>
+            <w:tcW w:w="680" w:type="dxa"/>
           </w:tcPr>
           <w:p>
             <w:pPr>
@@ -3873,8 +3873,8 @@
         </w:tc>
         <w:tc>
           <w:tcPr>
-            <w:tcW w:type="dxa" w:w="1892"/>
             <w:shd w:fill="F2F2F2" w:val="clear"/>
+            <w:tcW w:w="737" w:type="dxa"/>
           </w:tcPr>
           <w:p>
             <w:pPr>
@@ -3898,8 +3898,8 @@
         </w:tc>
         <w:tc>
           <w:tcPr>
-            <w:tcW w:type="dxa" w:w="1892"/>
             <w:shd w:fill="F2F2F2" w:val="clear"/>
+            <w:tcW w:w="2268" w:type="dxa"/>
           </w:tcPr>
           <w:p>
             <w:pPr>
@@ -3923,8 +3923,8 @@
         </w:tc>
         <w:tc>
           <w:tcPr>
-            <w:tcW w:type="dxa" w:w="1892"/>
             <w:shd w:fill="F2F2F2" w:val="clear"/>
+            <w:tcW w:w="1247" w:type="dxa"/>
           </w:tcPr>
           <w:p>
             <w:pPr>
@@ -3948,80 +3948,80 @@
         </w:tc>
         <w:tc>
           <w:tcPr>
-            <w:tcW w:type="dxa" w:w="1892"/>
             <w:shd w:fill="F2F2F2" w:val="clear"/>
-          </w:tcPr>
-          <w:p>
-            <w:pPr>
-              <w:spacing w:before="10" w:after="10" w:line="240" w:lineRule="auto"/>
-              <w:jc w:val="center"/>
-            </w:pPr>
-            <w:r>
-              <w:rPr>
-                <w:rFonts w:ascii="Consolas" w:hAnsi="Consolas" w:eastAsia="微软雅黑"/>
-                <w:sz w:val="17"/>
-              </w:rPr>
-            </w:r>
-            <w:r>
-              <w:rPr>
-                <w:rFonts w:ascii="Consolas" w:hAnsi="Consolas" w:eastAsia="微软雅黑"/>
-                <w:sz w:val="17"/>
-              </w:rPr>
-            </w:r>
-          </w:p>
-        </w:tc>
-        <w:tc>
-          <w:tcPr>
-            <w:tcW w:type="dxa" w:w="1892"/>
+            <w:tcW w:w="1417" w:type="dxa"/>
+          </w:tcPr>
+          <w:p>
+            <w:pPr>
+              <w:spacing w:before="10" w:after="10" w:line="240" w:lineRule="auto"/>
+              <w:jc w:val="center"/>
+            </w:pPr>
+            <w:r>
+              <w:rPr>
+                <w:rFonts w:ascii="Consolas" w:hAnsi="Consolas" w:eastAsia="微软雅黑"/>
+                <w:sz w:val="17"/>
+              </w:rPr>
+            </w:r>
+            <w:r>
+              <w:rPr>
+                <w:rFonts w:ascii="Consolas" w:hAnsi="Consolas" w:eastAsia="微软雅黑"/>
+                <w:sz w:val="17"/>
+              </w:rPr>
+            </w:r>
+          </w:p>
+        </w:tc>
+        <w:tc>
+          <w:tcPr>
             <w:shd w:fill="F2F2F2" w:val="clear"/>
-          </w:tcPr>
-          <w:p>
-            <w:pPr>
-              <w:spacing w:before="10" w:after="10" w:line="240" w:lineRule="auto"/>
-              <w:jc w:val="center"/>
-            </w:pPr>
-            <w:r>
-              <w:rPr>
-                <w:rFonts w:ascii="Consolas" w:hAnsi="Consolas" w:eastAsia="微软雅黑"/>
-                <w:sz w:val="17"/>
-              </w:rPr>
-            </w:r>
-            <w:r>
-              <w:rPr>
-                <w:rFonts w:ascii="Consolas" w:hAnsi="Consolas" w:eastAsia="微软雅黑"/>
-                <w:sz w:val="17"/>
-              </w:rPr>
-            </w:r>
-          </w:p>
-        </w:tc>
-        <w:tc>
-          <w:tcPr>
-            <w:tcW w:type="dxa" w:w="1892"/>
+            <w:tcW w:w="1020" w:type="dxa"/>
+          </w:tcPr>
+          <w:p>
+            <w:pPr>
+              <w:spacing w:before="10" w:after="10" w:line="240" w:lineRule="auto"/>
+              <w:jc w:val="center"/>
+            </w:pPr>
+            <w:r>
+              <w:rPr>
+                <w:rFonts w:ascii="Consolas" w:hAnsi="Consolas" w:eastAsia="微软雅黑"/>
+                <w:sz w:val="17"/>
+              </w:rPr>
+            </w:r>
+            <w:r>
+              <w:rPr>
+                <w:rFonts w:ascii="Consolas" w:hAnsi="Consolas" w:eastAsia="微软雅黑"/>
+                <w:sz w:val="17"/>
+              </w:rPr>
+            </w:r>
+          </w:p>
+        </w:tc>
+        <w:tc>
+          <w:tcPr>
             <w:shd w:fill="F2F2F2" w:val="clear"/>
-          </w:tcPr>
-          <w:p>
-            <w:pPr>
-              <w:spacing w:before="10" w:after="10" w:line="240" w:lineRule="auto"/>
-              <w:jc w:val="center"/>
-            </w:pPr>
-            <w:r>
-              <w:rPr>
-                <w:rFonts w:ascii="Consolas" w:hAnsi="Consolas" w:eastAsia="微软雅黑"/>
-                <w:sz w:val="17"/>
-              </w:rPr>
-            </w:r>
-            <w:r>
-              <w:rPr>
-                <w:rFonts w:ascii="Consolas" w:hAnsi="Consolas" w:eastAsia="微软雅黑"/>
-                <w:sz w:val="17"/>
-              </w:rPr>
-            </w:r>
-          </w:p>
-        </w:tc>
-        <w:tc>
-          <w:tcPr>
-            <w:tcW w:type="dxa" w:w="1892"/>
+            <w:tcW w:w="1020" w:type="dxa"/>
+          </w:tcPr>
+          <w:p>
+            <w:pPr>
+              <w:spacing w:before="10" w:after="10" w:line="240" w:lineRule="auto"/>
+              <w:jc w:val="center"/>
+            </w:pPr>
+            <w:r>
+              <w:rPr>
+                <w:rFonts w:ascii="Consolas" w:hAnsi="Consolas" w:eastAsia="微软雅黑"/>
+                <w:sz w:val="17"/>
+              </w:rPr>
+            </w:r>
+            <w:r>
+              <w:rPr>
+                <w:rFonts w:ascii="Consolas" w:hAnsi="Consolas" w:eastAsia="微软雅黑"/>
+                <w:sz w:val="17"/>
+              </w:rPr>
+            </w:r>
+          </w:p>
+        </w:tc>
+        <w:tc>
+          <w:tcPr>
             <w:shd w:fill="F2F2F2" w:val="clear"/>
+            <w:tcW w:w="2835" w:type="dxa"/>
           </w:tcPr>
           <w:p>
             <w:pPr>
@@ -4047,7 +4047,7 @@
       <w:tr>
         <w:tc>
           <w:tcPr>
-            <w:tcW w:type="dxa" w:w="1892"/>
+            <w:tcW w:w="680" w:type="dxa"/>
           </w:tcPr>
           <w:p>
             <w:pPr>
@@ -4071,7 +4071,7 @@
         </w:tc>
         <w:tc>
           <w:tcPr>
-            <w:tcW w:type="dxa" w:w="1892"/>
+            <w:tcW w:w="737" w:type="dxa"/>
           </w:tcPr>
           <w:p>
             <w:pPr>
@@ -4095,7 +4095,7 @@
         </w:tc>
         <w:tc>
           <w:tcPr>
-            <w:tcW w:type="dxa" w:w="1892"/>
+            <w:tcW w:w="2268" w:type="dxa"/>
           </w:tcPr>
           <w:p>
             <w:pPr>
@@ -4119,7 +4119,7 @@
         </w:tc>
         <w:tc>
           <w:tcPr>
-            <w:tcW w:type="dxa" w:w="1892"/>
+            <w:tcW w:w="1247" w:type="dxa"/>
           </w:tcPr>
           <w:p>
             <w:pPr>
@@ -4143,76 +4143,76 @@
         </w:tc>
         <w:tc>
           <w:tcPr>
-            <w:tcW w:type="dxa" w:w="1892"/>
-          </w:tcPr>
-          <w:p>
-            <w:pPr>
-              <w:spacing w:before="10" w:after="10" w:line="240" w:lineRule="auto"/>
-              <w:jc w:val="center"/>
-            </w:pPr>
-            <w:r>
-              <w:rPr>
-                <w:rFonts w:ascii="Consolas" w:hAnsi="Consolas" w:eastAsia="微软雅黑"/>
-                <w:sz w:val="17"/>
-              </w:rPr>
-            </w:r>
-            <w:r>
-              <w:rPr>
-                <w:rFonts w:ascii="Consolas" w:hAnsi="Consolas" w:eastAsia="微软雅黑"/>
-                <w:sz w:val="17"/>
-              </w:rPr>
-            </w:r>
-          </w:p>
-        </w:tc>
-        <w:tc>
-          <w:tcPr>
-            <w:tcW w:type="dxa" w:w="1892"/>
-          </w:tcPr>
-          <w:p>
-            <w:pPr>
-              <w:spacing w:before="10" w:after="10" w:line="240" w:lineRule="auto"/>
-              <w:jc w:val="center"/>
-            </w:pPr>
-            <w:r>
-              <w:rPr>
-                <w:rFonts w:ascii="Consolas" w:hAnsi="Consolas" w:eastAsia="微软雅黑"/>
-                <w:sz w:val="17"/>
-              </w:rPr>
-            </w:r>
-            <w:r>
-              <w:rPr>
-                <w:rFonts w:ascii="Consolas" w:hAnsi="Consolas" w:eastAsia="微软雅黑"/>
-                <w:sz w:val="17"/>
-              </w:rPr>
-            </w:r>
-          </w:p>
-        </w:tc>
-        <w:tc>
-          <w:tcPr>
-            <w:tcW w:type="dxa" w:w="1892"/>
-          </w:tcPr>
-          <w:p>
-            <w:pPr>
-              <w:spacing w:before="10" w:after="10" w:line="240" w:lineRule="auto"/>
-              <w:jc w:val="center"/>
-            </w:pPr>
-            <w:r>
-              <w:rPr>
-                <w:rFonts w:ascii="Consolas" w:hAnsi="Consolas" w:eastAsia="微软雅黑"/>
-                <w:sz w:val="17"/>
-              </w:rPr>
-            </w:r>
-            <w:r>
-              <w:rPr>
-                <w:rFonts w:ascii="Consolas" w:hAnsi="Consolas" w:eastAsia="微软雅黑"/>
-                <w:sz w:val="17"/>
-              </w:rPr>
-            </w:r>
-          </w:p>
-        </w:tc>
-        <w:tc>
-          <w:tcPr>
-            <w:tcW w:type="dxa" w:w="1892"/>
+            <w:tcW w:w="1417" w:type="dxa"/>
+          </w:tcPr>
+          <w:p>
+            <w:pPr>
+              <w:spacing w:before="10" w:after="10" w:line="240" w:lineRule="auto"/>
+              <w:jc w:val="center"/>
+            </w:pPr>
+            <w:r>
+              <w:rPr>
+                <w:rFonts w:ascii="Consolas" w:hAnsi="Consolas" w:eastAsia="微软雅黑"/>
+                <w:sz w:val="17"/>
+              </w:rPr>
+            </w:r>
+            <w:r>
+              <w:rPr>
+                <w:rFonts w:ascii="Consolas" w:hAnsi="Consolas" w:eastAsia="微软雅黑"/>
+                <w:sz w:val="17"/>
+              </w:rPr>
+            </w:r>
+          </w:p>
+        </w:tc>
+        <w:tc>
+          <w:tcPr>
+            <w:tcW w:w="1020" w:type="dxa"/>
+          </w:tcPr>
+          <w:p>
+            <w:pPr>
+              <w:spacing w:before="10" w:after="10" w:line="240" w:lineRule="auto"/>
+              <w:jc w:val="center"/>
+            </w:pPr>
+            <w:r>
+              <w:rPr>
+                <w:rFonts w:ascii="Consolas" w:hAnsi="Consolas" w:eastAsia="微软雅黑"/>
+                <w:sz w:val="17"/>
+              </w:rPr>
+            </w:r>
+            <w:r>
+              <w:rPr>
+                <w:rFonts w:ascii="Consolas" w:hAnsi="Consolas" w:eastAsia="微软雅黑"/>
+                <w:sz w:val="17"/>
+              </w:rPr>
+            </w:r>
+          </w:p>
+        </w:tc>
+        <w:tc>
+          <w:tcPr>
+            <w:tcW w:w="1020" w:type="dxa"/>
+          </w:tcPr>
+          <w:p>
+            <w:pPr>
+              <w:spacing w:before="10" w:after="10" w:line="240" w:lineRule="auto"/>
+              <w:jc w:val="center"/>
+            </w:pPr>
+            <w:r>
+              <w:rPr>
+                <w:rFonts w:ascii="Consolas" w:hAnsi="Consolas" w:eastAsia="微软雅黑"/>
+                <w:sz w:val="17"/>
+              </w:rPr>
+            </w:r>
+            <w:r>
+              <w:rPr>
+                <w:rFonts w:ascii="Consolas" w:hAnsi="Consolas" w:eastAsia="微软雅黑"/>
+                <w:sz w:val="17"/>
+              </w:rPr>
+            </w:r>
+          </w:p>
+        </w:tc>
+        <w:tc>
+          <w:tcPr>
+            <w:tcW w:w="2835" w:type="dxa"/>
           </w:tcPr>
           <w:p>
             <w:pPr>
@@ -4238,8 +4238,8 @@
       <w:tr>
         <w:tc>
           <w:tcPr>
-            <w:tcW w:type="dxa" w:w="1892"/>
             <w:shd w:fill="F2F2F2" w:val="clear"/>
+            <w:tcW w:w="680" w:type="dxa"/>
           </w:tcPr>
           <w:p>
             <w:pPr>
@@ -4263,8 +4263,8 @@
         </w:tc>
         <w:tc>
           <w:tcPr>
-            <w:tcW w:type="dxa" w:w="1892"/>
             <w:shd w:fill="F2F2F2" w:val="clear"/>
+            <w:tcW w:w="737" w:type="dxa"/>
           </w:tcPr>
           <w:p>
             <w:pPr>
@@ -4288,8 +4288,8 @@
         </w:tc>
         <w:tc>
           <w:tcPr>
-            <w:tcW w:type="dxa" w:w="1892"/>
             <w:shd w:fill="F2F2F2" w:val="clear"/>
+            <w:tcW w:w="2268" w:type="dxa"/>
           </w:tcPr>
           <w:p>
             <w:pPr>
@@ -4313,8 +4313,8 @@
         </w:tc>
         <w:tc>
           <w:tcPr>
-            <w:tcW w:type="dxa" w:w="1892"/>
             <w:shd w:fill="F2F2F2" w:val="clear"/>
+            <w:tcW w:w="1247" w:type="dxa"/>
           </w:tcPr>
           <w:p>
             <w:pPr>
@@ -4338,80 +4338,80 @@
         </w:tc>
         <w:tc>
           <w:tcPr>
-            <w:tcW w:type="dxa" w:w="1892"/>
             <w:shd w:fill="F2F2F2" w:val="clear"/>
-          </w:tcPr>
-          <w:p>
-            <w:pPr>
-              <w:spacing w:before="10" w:after="10" w:line="240" w:lineRule="auto"/>
-              <w:jc w:val="center"/>
-            </w:pPr>
-            <w:r>
-              <w:rPr>
-                <w:rFonts w:ascii="Consolas" w:hAnsi="Consolas" w:eastAsia="微软雅黑"/>
-                <w:sz w:val="17"/>
-              </w:rPr>
-            </w:r>
-            <w:r>
-              <w:rPr>
-                <w:rFonts w:ascii="Consolas" w:hAnsi="Consolas" w:eastAsia="微软雅黑"/>
-                <w:sz w:val="17"/>
-              </w:rPr>
-            </w:r>
-          </w:p>
-        </w:tc>
-        <w:tc>
-          <w:tcPr>
-            <w:tcW w:type="dxa" w:w="1892"/>
+            <w:tcW w:w="1417" w:type="dxa"/>
+          </w:tcPr>
+          <w:p>
+            <w:pPr>
+              <w:spacing w:before="10" w:after="10" w:line="240" w:lineRule="auto"/>
+              <w:jc w:val="center"/>
+            </w:pPr>
+            <w:r>
+              <w:rPr>
+                <w:rFonts w:ascii="Consolas" w:hAnsi="Consolas" w:eastAsia="微软雅黑"/>
+                <w:sz w:val="17"/>
+              </w:rPr>
+            </w:r>
+            <w:r>
+              <w:rPr>
+                <w:rFonts w:ascii="Consolas" w:hAnsi="Consolas" w:eastAsia="微软雅黑"/>
+                <w:sz w:val="17"/>
+              </w:rPr>
+            </w:r>
+          </w:p>
+        </w:tc>
+        <w:tc>
+          <w:tcPr>
             <w:shd w:fill="F2F2F2" w:val="clear"/>
-          </w:tcPr>
-          <w:p>
-            <w:pPr>
-              <w:spacing w:before="10" w:after="10" w:line="240" w:lineRule="auto"/>
-              <w:jc w:val="center"/>
-            </w:pPr>
-            <w:r>
-              <w:rPr>
-                <w:rFonts w:ascii="Consolas" w:hAnsi="Consolas" w:eastAsia="微软雅黑"/>
-                <w:sz w:val="17"/>
-              </w:rPr>
-            </w:r>
-            <w:r>
-              <w:rPr>
-                <w:rFonts w:ascii="Consolas" w:hAnsi="Consolas" w:eastAsia="微软雅黑"/>
-                <w:sz w:val="17"/>
-              </w:rPr>
-            </w:r>
-          </w:p>
-        </w:tc>
-        <w:tc>
-          <w:tcPr>
-            <w:tcW w:type="dxa" w:w="1892"/>
+            <w:tcW w:w="1020" w:type="dxa"/>
+          </w:tcPr>
+          <w:p>
+            <w:pPr>
+              <w:spacing w:before="10" w:after="10" w:line="240" w:lineRule="auto"/>
+              <w:jc w:val="center"/>
+            </w:pPr>
+            <w:r>
+              <w:rPr>
+                <w:rFonts w:ascii="Consolas" w:hAnsi="Consolas" w:eastAsia="微软雅黑"/>
+                <w:sz w:val="17"/>
+              </w:rPr>
+            </w:r>
+            <w:r>
+              <w:rPr>
+                <w:rFonts w:ascii="Consolas" w:hAnsi="Consolas" w:eastAsia="微软雅黑"/>
+                <w:sz w:val="17"/>
+              </w:rPr>
+            </w:r>
+          </w:p>
+        </w:tc>
+        <w:tc>
+          <w:tcPr>
             <w:shd w:fill="F2F2F2" w:val="clear"/>
-          </w:tcPr>
-          <w:p>
-            <w:pPr>
-              <w:spacing w:before="10" w:after="10" w:line="240" w:lineRule="auto"/>
-              <w:jc w:val="center"/>
-            </w:pPr>
-            <w:r>
-              <w:rPr>
-                <w:rFonts w:ascii="Consolas" w:hAnsi="Consolas" w:eastAsia="微软雅黑"/>
-                <w:sz w:val="17"/>
-              </w:rPr>
-            </w:r>
-            <w:r>
-              <w:rPr>
-                <w:rFonts w:ascii="Consolas" w:hAnsi="Consolas" w:eastAsia="微软雅黑"/>
-                <w:sz w:val="17"/>
-              </w:rPr>
-            </w:r>
-          </w:p>
-        </w:tc>
-        <w:tc>
-          <w:tcPr>
-            <w:tcW w:type="dxa" w:w="1892"/>
+            <w:tcW w:w="1020" w:type="dxa"/>
+          </w:tcPr>
+          <w:p>
+            <w:pPr>
+              <w:spacing w:before="10" w:after="10" w:line="240" w:lineRule="auto"/>
+              <w:jc w:val="center"/>
+            </w:pPr>
+            <w:r>
+              <w:rPr>
+                <w:rFonts w:ascii="Consolas" w:hAnsi="Consolas" w:eastAsia="微软雅黑"/>
+                <w:sz w:val="17"/>
+              </w:rPr>
+            </w:r>
+            <w:r>
+              <w:rPr>
+                <w:rFonts w:ascii="Consolas" w:hAnsi="Consolas" w:eastAsia="微软雅黑"/>
+                <w:sz w:val="17"/>
+              </w:rPr>
+            </w:r>
+          </w:p>
+        </w:tc>
+        <w:tc>
+          <w:tcPr>
             <w:shd w:fill="F2F2F2" w:val="clear"/>
+            <w:tcW w:w="2835" w:type="dxa"/>
           </w:tcPr>
           <w:p>
             <w:pPr>
@@ -4436,7 +4436,7 @@
       <w:tr>
         <w:tc>
           <w:tcPr>
-            <w:tcW w:type="dxa" w:w="1892"/>
+            <w:tcW w:w="680" w:type="dxa"/>
           </w:tcPr>
           <w:p>
             <w:pPr>
@@ -4460,7 +4460,7 @@
         </w:tc>
         <w:tc>
           <w:tcPr>
-            <w:tcW w:type="dxa" w:w="1892"/>
+            <w:tcW w:w="737" w:type="dxa"/>
           </w:tcPr>
           <w:p>
             <w:pPr>
@@ -4484,7 +4484,7 @@
         </w:tc>
         <w:tc>
           <w:tcPr>
-            <w:tcW w:type="dxa" w:w="1892"/>
+            <w:tcW w:w="2268" w:type="dxa"/>
           </w:tcPr>
           <w:p>
             <w:pPr>
@@ -4508,7 +4508,7 @@
         </w:tc>
         <w:tc>
           <w:tcPr>
-            <w:tcW w:type="dxa" w:w="1892"/>
+            <w:tcW w:w="1247" w:type="dxa"/>
           </w:tcPr>
           <w:p>
             <w:pPr>
@@ -4532,76 +4532,76 @@
         </w:tc>
         <w:tc>
           <w:tcPr>
-            <w:tcW w:type="dxa" w:w="1892"/>
-          </w:tcPr>
-          <w:p>
-            <w:pPr>
-              <w:spacing w:before="10" w:after="10" w:line="240" w:lineRule="auto"/>
-              <w:jc w:val="center"/>
-            </w:pPr>
-            <w:r>
-              <w:rPr>
-                <w:rFonts w:ascii="Consolas" w:hAnsi="Consolas" w:eastAsia="微软雅黑"/>
-                <w:sz w:val="17"/>
-              </w:rPr>
-            </w:r>
-            <w:r>
-              <w:rPr>
-                <w:rFonts w:ascii="Consolas" w:hAnsi="Consolas" w:eastAsia="微软雅黑"/>
-                <w:sz w:val="17"/>
-              </w:rPr>
-            </w:r>
-          </w:p>
-        </w:tc>
-        <w:tc>
-          <w:tcPr>
-            <w:tcW w:type="dxa" w:w="1892"/>
-          </w:tcPr>
-          <w:p>
-            <w:pPr>
-              <w:spacing w:before="10" w:after="10" w:line="240" w:lineRule="auto"/>
-              <w:jc w:val="center"/>
-            </w:pPr>
-            <w:r>
-              <w:rPr>
-                <w:rFonts w:ascii="Consolas" w:hAnsi="Consolas" w:eastAsia="微软雅黑"/>
-                <w:sz w:val="17"/>
-              </w:rPr>
-            </w:r>
-            <w:r>
-              <w:rPr>
-                <w:rFonts w:ascii="Consolas" w:hAnsi="Consolas" w:eastAsia="微软雅黑"/>
-                <w:sz w:val="17"/>
-              </w:rPr>
-            </w:r>
-          </w:p>
-        </w:tc>
-        <w:tc>
-          <w:tcPr>
-            <w:tcW w:type="dxa" w:w="1892"/>
-          </w:tcPr>
-          <w:p>
-            <w:pPr>
-              <w:spacing w:before="10" w:after="10" w:line="240" w:lineRule="auto"/>
-              <w:jc w:val="center"/>
-            </w:pPr>
-            <w:r>
-              <w:rPr>
-                <w:rFonts w:ascii="Consolas" w:hAnsi="Consolas" w:eastAsia="微软雅黑"/>
-                <w:sz w:val="17"/>
-              </w:rPr>
-            </w:r>
-            <w:r>
-              <w:rPr>
-                <w:rFonts w:ascii="Consolas" w:hAnsi="Consolas" w:eastAsia="微软雅黑"/>
-                <w:sz w:val="17"/>
-              </w:rPr>
-            </w:r>
-          </w:p>
-        </w:tc>
-        <w:tc>
-          <w:tcPr>
-            <w:tcW w:type="dxa" w:w="1892"/>
+            <w:tcW w:w="1417" w:type="dxa"/>
+          </w:tcPr>
+          <w:p>
+            <w:pPr>
+              <w:spacing w:before="10" w:after="10" w:line="240" w:lineRule="auto"/>
+              <w:jc w:val="center"/>
+            </w:pPr>
+            <w:r>
+              <w:rPr>
+                <w:rFonts w:ascii="Consolas" w:hAnsi="Consolas" w:eastAsia="微软雅黑"/>
+                <w:sz w:val="17"/>
+              </w:rPr>
+            </w:r>
+            <w:r>
+              <w:rPr>
+                <w:rFonts w:ascii="Consolas" w:hAnsi="Consolas" w:eastAsia="微软雅黑"/>
+                <w:sz w:val="17"/>
+              </w:rPr>
+            </w:r>
+          </w:p>
+        </w:tc>
+        <w:tc>
+          <w:tcPr>
+            <w:tcW w:w="1020" w:type="dxa"/>
+          </w:tcPr>
+          <w:p>
+            <w:pPr>
+              <w:spacing w:before="10" w:after="10" w:line="240" w:lineRule="auto"/>
+              <w:jc w:val="center"/>
+            </w:pPr>
+            <w:r>
+              <w:rPr>
+                <w:rFonts w:ascii="Consolas" w:hAnsi="Consolas" w:eastAsia="微软雅黑"/>
+                <w:sz w:val="17"/>
+              </w:rPr>
+            </w:r>
+            <w:r>
+              <w:rPr>
+                <w:rFonts w:ascii="Consolas" w:hAnsi="Consolas" w:eastAsia="微软雅黑"/>
+                <w:sz w:val="17"/>
+              </w:rPr>
+            </w:r>
+          </w:p>
+        </w:tc>
+        <w:tc>
+          <w:tcPr>
+            <w:tcW w:w="1020" w:type="dxa"/>
+          </w:tcPr>
+          <w:p>
+            <w:pPr>
+              <w:spacing w:before="10" w:after="10" w:line="240" w:lineRule="auto"/>
+              <w:jc w:val="center"/>
+            </w:pPr>
+            <w:r>
+              <w:rPr>
+                <w:rFonts w:ascii="Consolas" w:hAnsi="Consolas" w:eastAsia="微软雅黑"/>
+                <w:sz w:val="17"/>
+              </w:rPr>
+            </w:r>
+            <w:r>
+              <w:rPr>
+                <w:rFonts w:ascii="Consolas" w:hAnsi="Consolas" w:eastAsia="微软雅黑"/>
+                <w:sz w:val="17"/>
+              </w:rPr>
+            </w:r>
+          </w:p>
+        </w:tc>
+        <w:tc>
+          <w:tcPr>
+            <w:tcW w:w="2835" w:type="dxa"/>
           </w:tcPr>
           <w:p>
             <w:pPr>
@@ -4626,8 +4626,8 @@
       <w:tr>
         <w:tc>
           <w:tcPr>
-            <w:tcW w:type="dxa" w:w="1892"/>
             <w:shd w:fill="F2F2F2" w:val="clear"/>
+            <w:tcW w:w="680" w:type="dxa"/>
           </w:tcPr>
           <w:p>
             <w:pPr>
@@ -4651,8 +4651,8 @@
         </w:tc>
         <w:tc>
           <w:tcPr>
-            <w:tcW w:type="dxa" w:w="1892"/>
             <w:shd w:fill="F2F2F2" w:val="clear"/>
+            <w:tcW w:w="737" w:type="dxa"/>
           </w:tcPr>
           <w:p>
             <w:pPr>
@@ -4676,8 +4676,8 @@
         </w:tc>
         <w:tc>
           <w:tcPr>
-            <w:tcW w:type="dxa" w:w="1892"/>
             <w:shd w:fill="F2F2F2" w:val="clear"/>
+            <w:tcW w:w="2268" w:type="dxa"/>
           </w:tcPr>
           <w:p>
             <w:pPr>
@@ -4701,8 +4701,8 @@
         </w:tc>
         <w:tc>
           <w:tcPr>
-            <w:tcW w:type="dxa" w:w="1892"/>
             <w:shd w:fill="F2F2F2" w:val="clear"/>
+            <w:tcW w:w="1247" w:type="dxa"/>
           </w:tcPr>
           <w:p>
             <w:pPr>
@@ -4726,80 +4726,80 @@
         </w:tc>
         <w:tc>
           <w:tcPr>
-            <w:tcW w:type="dxa" w:w="1892"/>
             <w:shd w:fill="F2F2F2" w:val="clear"/>
-          </w:tcPr>
-          <w:p>
-            <w:pPr>
-              <w:spacing w:before="10" w:after="10" w:line="240" w:lineRule="auto"/>
-              <w:jc w:val="center"/>
-            </w:pPr>
-            <w:r>
-              <w:rPr>
-                <w:rFonts w:ascii="Consolas" w:hAnsi="Consolas" w:eastAsia="微软雅黑"/>
-                <w:sz w:val="17"/>
-              </w:rPr>
-            </w:r>
-            <w:r>
-              <w:rPr>
-                <w:rFonts w:ascii="Consolas" w:hAnsi="Consolas" w:eastAsia="微软雅黑"/>
-                <w:sz w:val="17"/>
-              </w:rPr>
-            </w:r>
-          </w:p>
-        </w:tc>
-        <w:tc>
-          <w:tcPr>
-            <w:tcW w:type="dxa" w:w="1892"/>
+            <w:tcW w:w="1417" w:type="dxa"/>
+          </w:tcPr>
+          <w:p>
+            <w:pPr>
+              <w:spacing w:before="10" w:after="10" w:line="240" w:lineRule="auto"/>
+              <w:jc w:val="center"/>
+            </w:pPr>
+            <w:r>
+              <w:rPr>
+                <w:rFonts w:ascii="Consolas" w:hAnsi="Consolas" w:eastAsia="微软雅黑"/>
+                <w:sz w:val="17"/>
+              </w:rPr>
+            </w:r>
+            <w:r>
+              <w:rPr>
+                <w:rFonts w:ascii="Consolas" w:hAnsi="Consolas" w:eastAsia="微软雅黑"/>
+                <w:sz w:val="17"/>
+              </w:rPr>
+            </w:r>
+          </w:p>
+        </w:tc>
+        <w:tc>
+          <w:tcPr>
             <w:shd w:fill="F2F2F2" w:val="clear"/>
-          </w:tcPr>
-          <w:p>
-            <w:pPr>
-              <w:spacing w:before="10" w:after="10" w:line="240" w:lineRule="auto"/>
-              <w:jc w:val="center"/>
-            </w:pPr>
-            <w:r>
-              <w:rPr>
-                <w:rFonts w:ascii="Consolas" w:hAnsi="Consolas" w:eastAsia="微软雅黑"/>
-                <w:sz w:val="17"/>
-              </w:rPr>
-            </w:r>
-            <w:r>
-              <w:rPr>
-                <w:rFonts w:ascii="Consolas" w:hAnsi="Consolas" w:eastAsia="微软雅黑"/>
-                <w:sz w:val="17"/>
-              </w:rPr>
-            </w:r>
-          </w:p>
-        </w:tc>
-        <w:tc>
-          <w:tcPr>
-            <w:tcW w:type="dxa" w:w="1892"/>
+            <w:tcW w:w="1020" w:type="dxa"/>
+          </w:tcPr>
+          <w:p>
+            <w:pPr>
+              <w:spacing w:before="10" w:after="10" w:line="240" w:lineRule="auto"/>
+              <w:jc w:val="center"/>
+            </w:pPr>
+            <w:r>
+              <w:rPr>
+                <w:rFonts w:ascii="Consolas" w:hAnsi="Consolas" w:eastAsia="微软雅黑"/>
+                <w:sz w:val="17"/>
+              </w:rPr>
+            </w:r>
+            <w:r>
+              <w:rPr>
+                <w:rFonts w:ascii="Consolas" w:hAnsi="Consolas" w:eastAsia="微软雅黑"/>
+                <w:sz w:val="17"/>
+              </w:rPr>
+            </w:r>
+          </w:p>
+        </w:tc>
+        <w:tc>
+          <w:tcPr>
             <w:shd w:fill="F2F2F2" w:val="clear"/>
-          </w:tcPr>
-          <w:p>
-            <w:pPr>
-              <w:spacing w:before="10" w:after="10" w:line="240" w:lineRule="auto"/>
-              <w:jc w:val="center"/>
-            </w:pPr>
-            <w:r>
-              <w:rPr>
-                <w:rFonts w:ascii="Consolas" w:hAnsi="Consolas" w:eastAsia="微软雅黑"/>
-                <w:sz w:val="17"/>
-              </w:rPr>
-            </w:r>
-            <w:r>
-              <w:rPr>
-                <w:rFonts w:ascii="Consolas" w:hAnsi="Consolas" w:eastAsia="微软雅黑"/>
-                <w:sz w:val="17"/>
-              </w:rPr>
-            </w:r>
-          </w:p>
-        </w:tc>
-        <w:tc>
-          <w:tcPr>
-            <w:tcW w:type="dxa" w:w="1892"/>
+            <w:tcW w:w="1020" w:type="dxa"/>
+          </w:tcPr>
+          <w:p>
+            <w:pPr>
+              <w:spacing w:before="10" w:after="10" w:line="240" w:lineRule="auto"/>
+              <w:jc w:val="center"/>
+            </w:pPr>
+            <w:r>
+              <w:rPr>
+                <w:rFonts w:ascii="Consolas" w:hAnsi="Consolas" w:eastAsia="微软雅黑"/>
+                <w:sz w:val="17"/>
+              </w:rPr>
+            </w:r>
+            <w:r>
+              <w:rPr>
+                <w:rFonts w:ascii="Consolas" w:hAnsi="Consolas" w:eastAsia="微软雅黑"/>
+                <w:sz w:val="17"/>
+              </w:rPr>
+            </w:r>
+          </w:p>
+        </w:tc>
+        <w:tc>
+          <w:tcPr>
             <w:shd w:fill="F2F2F2" w:val="clear"/>
+            <w:tcW w:w="2835" w:type="dxa"/>
           </w:tcPr>
           <w:p>
             <w:pPr>
@@ -4824,7 +4824,7 @@
       <w:tr>
         <w:tc>
           <w:tcPr>
-            <w:tcW w:type="dxa" w:w="1892"/>
+            <w:tcW w:w="680" w:type="dxa"/>
           </w:tcPr>
           <w:p>
             <w:pPr>
@@ -4848,7 +4848,7 @@
         </w:tc>
         <w:tc>
           <w:tcPr>
-            <w:tcW w:type="dxa" w:w="1892"/>
+            <w:tcW w:w="737" w:type="dxa"/>
           </w:tcPr>
           <w:p>
             <w:pPr>
@@ -4872,7 +4872,7 @@
         </w:tc>
         <w:tc>
           <w:tcPr>
-            <w:tcW w:type="dxa" w:w="1892"/>
+            <w:tcW w:w="2268" w:type="dxa"/>
           </w:tcPr>
           <w:p>
             <w:pPr>
@@ -4896,7 +4896,7 @@
         </w:tc>
         <w:tc>
           <w:tcPr>
-            <w:tcW w:type="dxa" w:w="1892"/>
+            <w:tcW w:w="1247" w:type="dxa"/>
           </w:tcPr>
           <w:p>
             <w:pPr>
@@ -4920,76 +4920,76 @@
         </w:tc>
         <w:tc>
           <w:tcPr>
-            <w:tcW w:type="dxa" w:w="1892"/>
-          </w:tcPr>
-          <w:p>
-            <w:pPr>
-              <w:spacing w:before="10" w:after="10" w:line="240" w:lineRule="auto"/>
-              <w:jc w:val="center"/>
-            </w:pPr>
-            <w:r>
-              <w:rPr>
-                <w:rFonts w:ascii="Consolas" w:hAnsi="Consolas" w:eastAsia="微软雅黑"/>
-                <w:sz w:val="17"/>
-              </w:rPr>
-            </w:r>
-            <w:r>
-              <w:rPr>
-                <w:rFonts w:ascii="Consolas" w:hAnsi="Consolas" w:eastAsia="微软雅黑"/>
-                <w:sz w:val="17"/>
-              </w:rPr>
-            </w:r>
-          </w:p>
-        </w:tc>
-        <w:tc>
-          <w:tcPr>
-            <w:tcW w:type="dxa" w:w="1892"/>
-          </w:tcPr>
-          <w:p>
-            <w:pPr>
-              <w:spacing w:before="10" w:after="10" w:line="240" w:lineRule="auto"/>
-              <w:jc w:val="center"/>
-            </w:pPr>
-            <w:r>
-              <w:rPr>
-                <w:rFonts w:ascii="Consolas" w:hAnsi="Consolas" w:eastAsia="微软雅黑"/>
-                <w:sz w:val="17"/>
-              </w:rPr>
-            </w:r>
-            <w:r>
-              <w:rPr>
-                <w:rFonts w:ascii="Consolas" w:hAnsi="Consolas" w:eastAsia="微软雅黑"/>
-                <w:sz w:val="17"/>
-              </w:rPr>
-            </w:r>
-          </w:p>
-        </w:tc>
-        <w:tc>
-          <w:tcPr>
-            <w:tcW w:type="dxa" w:w="1892"/>
-          </w:tcPr>
-          <w:p>
-            <w:pPr>
-              <w:spacing w:before="10" w:after="10" w:line="240" w:lineRule="auto"/>
-              <w:jc w:val="center"/>
-            </w:pPr>
-            <w:r>
-              <w:rPr>
-                <w:rFonts w:ascii="Consolas" w:hAnsi="Consolas" w:eastAsia="微软雅黑"/>
-                <w:sz w:val="17"/>
-              </w:rPr>
-            </w:r>
-            <w:r>
-              <w:rPr>
-                <w:rFonts w:ascii="Consolas" w:hAnsi="Consolas" w:eastAsia="微软雅黑"/>
-                <w:sz w:val="17"/>
-              </w:rPr>
-            </w:r>
-          </w:p>
-        </w:tc>
-        <w:tc>
-          <w:tcPr>
-            <w:tcW w:type="dxa" w:w="1892"/>
+            <w:tcW w:w="1417" w:type="dxa"/>
+          </w:tcPr>
+          <w:p>
+            <w:pPr>
+              <w:spacing w:before="10" w:after="10" w:line="240" w:lineRule="auto"/>
+              <w:jc w:val="center"/>
+            </w:pPr>
+            <w:r>
+              <w:rPr>
+                <w:rFonts w:ascii="Consolas" w:hAnsi="Consolas" w:eastAsia="微软雅黑"/>
+                <w:sz w:val="17"/>
+              </w:rPr>
+            </w:r>
+            <w:r>
+              <w:rPr>
+                <w:rFonts w:ascii="Consolas" w:hAnsi="Consolas" w:eastAsia="微软雅黑"/>
+                <w:sz w:val="17"/>
+              </w:rPr>
+            </w:r>
+          </w:p>
+        </w:tc>
+        <w:tc>
+          <w:tcPr>
+            <w:tcW w:w="1020" w:type="dxa"/>
+          </w:tcPr>
+          <w:p>
+            <w:pPr>
+              <w:spacing w:before="10" w:after="10" w:line="240" w:lineRule="auto"/>
+              <w:jc w:val="center"/>
+            </w:pPr>
+            <w:r>
+              <w:rPr>
+                <w:rFonts w:ascii="Consolas" w:hAnsi="Consolas" w:eastAsia="微软雅黑"/>
+                <w:sz w:val="17"/>
+              </w:rPr>
+            </w:r>
+            <w:r>
+              <w:rPr>
+                <w:rFonts w:ascii="Consolas" w:hAnsi="Consolas" w:eastAsia="微软雅黑"/>
+                <w:sz w:val="17"/>
+              </w:rPr>
+            </w:r>
+          </w:p>
+        </w:tc>
+        <w:tc>
+          <w:tcPr>
+            <w:tcW w:w="1020" w:type="dxa"/>
+          </w:tcPr>
+          <w:p>
+            <w:pPr>
+              <w:spacing w:before="10" w:after="10" w:line="240" w:lineRule="auto"/>
+              <w:jc w:val="center"/>
+            </w:pPr>
+            <w:r>
+              <w:rPr>
+                <w:rFonts w:ascii="Consolas" w:hAnsi="Consolas" w:eastAsia="微软雅黑"/>
+                <w:sz w:val="17"/>
+              </w:rPr>
+            </w:r>
+            <w:r>
+              <w:rPr>
+                <w:rFonts w:ascii="Consolas" w:hAnsi="Consolas" w:eastAsia="微软雅黑"/>
+                <w:sz w:val="17"/>
+              </w:rPr>
+            </w:r>
+          </w:p>
+        </w:tc>
+        <w:tc>
+          <w:tcPr>
+            <w:tcW w:w="2835" w:type="dxa"/>
           </w:tcPr>
           <w:p>
             <w:pPr>
@@ -5014,8 +5014,8 @@
       <w:tr>
         <w:tc>
           <w:tcPr>
-            <w:tcW w:type="dxa" w:w="1892"/>
             <w:shd w:fill="F2F2F2" w:val="clear"/>
+            <w:tcW w:w="680" w:type="dxa"/>
           </w:tcPr>
           <w:p>
             <w:pPr>
@@ -5039,8 +5039,8 @@
         </w:tc>
         <w:tc>
           <w:tcPr>
-            <w:tcW w:type="dxa" w:w="1892"/>
             <w:shd w:fill="F2F2F2" w:val="clear"/>
+            <w:tcW w:w="737" w:type="dxa"/>
           </w:tcPr>
           <w:p>
             <w:pPr>
@@ -5064,8 +5064,8 @@
         </w:tc>
         <w:tc>
           <w:tcPr>
-            <w:tcW w:type="dxa" w:w="1892"/>
             <w:shd w:fill="F2F2F2" w:val="clear"/>
+            <w:tcW w:w="2268" w:type="dxa"/>
           </w:tcPr>
           <w:p>
             <w:pPr>
@@ -5089,8 +5089,8 @@
         </w:tc>
         <w:tc>
           <w:tcPr>
-            <w:tcW w:type="dxa" w:w="1892"/>
             <w:shd w:fill="F2F2F2" w:val="clear"/>
+            <w:tcW w:w="1247" w:type="dxa"/>
           </w:tcPr>
           <w:p>
             <w:pPr>
@@ -5114,80 +5114,80 @@
         </w:tc>
         <w:tc>
           <w:tcPr>
-            <w:tcW w:type="dxa" w:w="1892"/>
             <w:shd w:fill="F2F2F2" w:val="clear"/>
-          </w:tcPr>
-          <w:p>
-            <w:pPr>
-              <w:spacing w:before="10" w:after="10" w:line="240" w:lineRule="auto"/>
-              <w:jc w:val="center"/>
-            </w:pPr>
-            <w:r>
-              <w:rPr>
-                <w:rFonts w:ascii="Consolas" w:hAnsi="Consolas" w:eastAsia="微软雅黑"/>
-                <w:sz w:val="17"/>
-              </w:rPr>
-            </w:r>
-            <w:r>
-              <w:rPr>
-                <w:rFonts w:ascii="Consolas" w:hAnsi="Consolas" w:eastAsia="微软雅黑"/>
-                <w:sz w:val="17"/>
-              </w:rPr>
-            </w:r>
-          </w:p>
-        </w:tc>
-        <w:tc>
-          <w:tcPr>
-            <w:tcW w:type="dxa" w:w="1892"/>
+            <w:tcW w:w="1417" w:type="dxa"/>
+          </w:tcPr>
+          <w:p>
+            <w:pPr>
+              <w:spacing w:before="10" w:after="10" w:line="240" w:lineRule="auto"/>
+              <w:jc w:val="center"/>
+            </w:pPr>
+            <w:r>
+              <w:rPr>
+                <w:rFonts w:ascii="Consolas" w:hAnsi="Consolas" w:eastAsia="微软雅黑"/>
+                <w:sz w:val="17"/>
+              </w:rPr>
+            </w:r>
+            <w:r>
+              <w:rPr>
+                <w:rFonts w:ascii="Consolas" w:hAnsi="Consolas" w:eastAsia="微软雅黑"/>
+                <w:sz w:val="17"/>
+              </w:rPr>
+            </w:r>
+          </w:p>
+        </w:tc>
+        <w:tc>
+          <w:tcPr>
             <w:shd w:fill="F2F2F2" w:val="clear"/>
-          </w:tcPr>
-          <w:p>
-            <w:pPr>
-              <w:spacing w:before="10" w:after="10" w:line="240" w:lineRule="auto"/>
-              <w:jc w:val="center"/>
-            </w:pPr>
-            <w:r>
-              <w:rPr>
-                <w:rFonts w:ascii="Consolas" w:hAnsi="Consolas" w:eastAsia="微软雅黑"/>
-                <w:sz w:val="17"/>
-              </w:rPr>
-            </w:r>
-            <w:r>
-              <w:rPr>
-                <w:rFonts w:ascii="Consolas" w:hAnsi="Consolas" w:eastAsia="微软雅黑"/>
-                <w:sz w:val="17"/>
-              </w:rPr>
-            </w:r>
-          </w:p>
-        </w:tc>
-        <w:tc>
-          <w:tcPr>
-            <w:tcW w:type="dxa" w:w="1892"/>
+            <w:tcW w:w="1020" w:type="dxa"/>
+          </w:tcPr>
+          <w:p>
+            <w:pPr>
+              <w:spacing w:before="10" w:after="10" w:line="240" w:lineRule="auto"/>
+              <w:jc w:val="center"/>
+            </w:pPr>
+            <w:r>
+              <w:rPr>
+                <w:rFonts w:ascii="Consolas" w:hAnsi="Consolas" w:eastAsia="微软雅黑"/>
+                <w:sz w:val="17"/>
+              </w:rPr>
+            </w:r>
+            <w:r>
+              <w:rPr>
+                <w:rFonts w:ascii="Consolas" w:hAnsi="Consolas" w:eastAsia="微软雅黑"/>
+                <w:sz w:val="17"/>
+              </w:rPr>
+            </w:r>
+          </w:p>
+        </w:tc>
+        <w:tc>
+          <w:tcPr>
             <w:shd w:fill="F2F2F2" w:val="clear"/>
-          </w:tcPr>
-          <w:p>
-            <w:pPr>
-              <w:spacing w:before="10" w:after="10" w:line="240" w:lineRule="auto"/>
-              <w:jc w:val="center"/>
-            </w:pPr>
-            <w:r>
-              <w:rPr>
-                <w:rFonts w:ascii="Consolas" w:hAnsi="Consolas" w:eastAsia="微软雅黑"/>
-                <w:sz w:val="17"/>
-              </w:rPr>
-            </w:r>
-            <w:r>
-              <w:rPr>
-                <w:rFonts w:ascii="Consolas" w:hAnsi="Consolas" w:eastAsia="微软雅黑"/>
-                <w:sz w:val="17"/>
-              </w:rPr>
-            </w:r>
-          </w:p>
-        </w:tc>
-        <w:tc>
-          <w:tcPr>
-            <w:tcW w:type="dxa" w:w="1892"/>
+            <w:tcW w:w="1020" w:type="dxa"/>
+          </w:tcPr>
+          <w:p>
+            <w:pPr>
+              <w:spacing w:before="10" w:after="10" w:line="240" w:lineRule="auto"/>
+              <w:jc w:val="center"/>
+            </w:pPr>
+            <w:r>
+              <w:rPr>
+                <w:rFonts w:ascii="Consolas" w:hAnsi="Consolas" w:eastAsia="微软雅黑"/>
+                <w:sz w:val="17"/>
+              </w:rPr>
+            </w:r>
+            <w:r>
+              <w:rPr>
+                <w:rFonts w:ascii="Consolas" w:hAnsi="Consolas" w:eastAsia="微软雅黑"/>
+                <w:sz w:val="17"/>
+              </w:rPr>
+            </w:r>
+          </w:p>
+        </w:tc>
+        <w:tc>
+          <w:tcPr>
             <w:shd w:fill="F2F2F2" w:val="clear"/>
+            <w:tcW w:w="2835" w:type="dxa"/>
           </w:tcPr>
           <w:p>
             <w:pPr>
@@ -5213,7 +5213,7 @@
       <w:tr>
         <w:tc>
           <w:tcPr>
-            <w:tcW w:type="dxa" w:w="1892"/>
+            <w:tcW w:w="680" w:type="dxa"/>
           </w:tcPr>
           <w:p>
             <w:pPr>
@@ -5237,7 +5237,7 @@
         </w:tc>
         <w:tc>
           <w:tcPr>
-            <w:tcW w:type="dxa" w:w="1892"/>
+            <w:tcW w:w="737" w:type="dxa"/>
           </w:tcPr>
           <w:p>
             <w:pPr>
@@ -5261,7 +5261,7 @@
         </w:tc>
         <w:tc>
           <w:tcPr>
-            <w:tcW w:type="dxa" w:w="1892"/>
+            <w:tcW w:w="2268" w:type="dxa"/>
           </w:tcPr>
           <w:p>
             <w:pPr>
@@ -5285,7 +5285,7 @@
         </w:tc>
         <w:tc>
           <w:tcPr>
-            <w:tcW w:type="dxa" w:w="1892"/>
+            <w:tcW w:w="1247" w:type="dxa"/>
           </w:tcPr>
           <w:p>
             <w:pPr>
@@ -5309,76 +5309,76 @@
         </w:tc>
         <w:tc>
           <w:tcPr>
-            <w:tcW w:type="dxa" w:w="1892"/>
-          </w:tcPr>
-          <w:p>
-            <w:pPr>
-              <w:spacing w:before="10" w:after="10" w:line="240" w:lineRule="auto"/>
-              <w:jc w:val="center"/>
-            </w:pPr>
-            <w:r>
-              <w:rPr>
-                <w:rFonts w:ascii="Consolas" w:hAnsi="Consolas" w:eastAsia="微软雅黑"/>
-                <w:sz w:val="17"/>
-              </w:rPr>
-            </w:r>
-            <w:r>
-              <w:rPr>
-                <w:rFonts w:ascii="Consolas" w:hAnsi="Consolas" w:eastAsia="微软雅黑"/>
-                <w:sz w:val="17"/>
-              </w:rPr>
-            </w:r>
-          </w:p>
-        </w:tc>
-        <w:tc>
-          <w:tcPr>
-            <w:tcW w:type="dxa" w:w="1892"/>
-          </w:tcPr>
-          <w:p>
-            <w:pPr>
-              <w:spacing w:before="10" w:after="10" w:line="240" w:lineRule="auto"/>
-              <w:jc w:val="center"/>
-            </w:pPr>
-            <w:r>
-              <w:rPr>
-                <w:rFonts w:ascii="Consolas" w:hAnsi="Consolas" w:eastAsia="微软雅黑"/>
-                <w:sz w:val="17"/>
-              </w:rPr>
-            </w:r>
-            <w:r>
-              <w:rPr>
-                <w:rFonts w:ascii="Consolas" w:hAnsi="Consolas" w:eastAsia="微软雅黑"/>
-                <w:sz w:val="17"/>
-              </w:rPr>
-            </w:r>
-          </w:p>
-        </w:tc>
-        <w:tc>
-          <w:tcPr>
-            <w:tcW w:type="dxa" w:w="1892"/>
-          </w:tcPr>
-          <w:p>
-            <w:pPr>
-              <w:spacing w:before="10" w:after="10" w:line="240" w:lineRule="auto"/>
-              <w:jc w:val="center"/>
-            </w:pPr>
-            <w:r>
-              <w:rPr>
-                <w:rFonts w:ascii="Consolas" w:hAnsi="Consolas" w:eastAsia="微软雅黑"/>
-                <w:sz w:val="17"/>
-              </w:rPr>
-            </w:r>
-            <w:r>
-              <w:rPr>
-                <w:rFonts w:ascii="Consolas" w:hAnsi="Consolas" w:eastAsia="微软雅黑"/>
-                <w:sz w:val="17"/>
-              </w:rPr>
-            </w:r>
-          </w:p>
-        </w:tc>
-        <w:tc>
-          <w:tcPr>
-            <w:tcW w:type="dxa" w:w="1892"/>
+            <w:tcW w:w="1417" w:type="dxa"/>
+          </w:tcPr>
+          <w:p>
+            <w:pPr>
+              <w:spacing w:before="10" w:after="10" w:line="240" w:lineRule="auto"/>
+              <w:jc w:val="center"/>
+            </w:pPr>
+            <w:r>
+              <w:rPr>
+                <w:rFonts w:ascii="Consolas" w:hAnsi="Consolas" w:eastAsia="微软雅黑"/>
+                <w:sz w:val="17"/>
+              </w:rPr>
+            </w:r>
+            <w:r>
+              <w:rPr>
+                <w:rFonts w:ascii="Consolas" w:hAnsi="Consolas" w:eastAsia="微软雅黑"/>
+                <w:sz w:val="17"/>
+              </w:rPr>
+            </w:r>
+          </w:p>
+        </w:tc>
+        <w:tc>
+          <w:tcPr>
+            <w:tcW w:w="1020" w:type="dxa"/>
+          </w:tcPr>
+          <w:p>
+            <w:pPr>
+              <w:spacing w:before="10" w:after="10" w:line="240" w:lineRule="auto"/>
+              <w:jc w:val="center"/>
+            </w:pPr>
+            <w:r>
+              <w:rPr>
+                <w:rFonts w:ascii="Consolas" w:hAnsi="Consolas" w:eastAsia="微软雅黑"/>
+                <w:sz w:val="17"/>
+              </w:rPr>
+            </w:r>
+            <w:r>
+              <w:rPr>
+                <w:rFonts w:ascii="Consolas" w:hAnsi="Consolas" w:eastAsia="微软雅黑"/>
+                <w:sz w:val="17"/>
+              </w:rPr>
+            </w:r>
+          </w:p>
+        </w:tc>
+        <w:tc>
+          <w:tcPr>
+            <w:tcW w:w="1020" w:type="dxa"/>
+          </w:tcPr>
+          <w:p>
+            <w:pPr>
+              <w:spacing w:before="10" w:after="10" w:line="240" w:lineRule="auto"/>
+              <w:jc w:val="center"/>
+            </w:pPr>
+            <w:r>
+              <w:rPr>
+                <w:rFonts w:ascii="Consolas" w:hAnsi="Consolas" w:eastAsia="微软雅黑"/>
+                <w:sz w:val="17"/>
+              </w:rPr>
+            </w:r>
+            <w:r>
+              <w:rPr>
+                <w:rFonts w:ascii="Consolas" w:hAnsi="Consolas" w:eastAsia="微软雅黑"/>
+                <w:sz w:val="17"/>
+              </w:rPr>
+            </w:r>
+          </w:p>
+        </w:tc>
+        <w:tc>
+          <w:tcPr>
+            <w:tcW w:w="2835" w:type="dxa"/>
           </w:tcPr>
           <w:p>
             <w:pPr>
@@ -5404,8 +5404,8 @@
       <w:tr>
         <w:tc>
           <w:tcPr>
-            <w:tcW w:type="dxa" w:w="1892"/>
             <w:shd w:fill="F2F2F2" w:val="clear"/>
+            <w:tcW w:w="680" w:type="dxa"/>
           </w:tcPr>
           <w:p>
             <w:pPr>
@@ -5429,8 +5429,8 @@
         </w:tc>
         <w:tc>
           <w:tcPr>
-            <w:tcW w:type="dxa" w:w="1892"/>
             <w:shd w:fill="F2F2F2" w:val="clear"/>
+            <w:tcW w:w="737" w:type="dxa"/>
           </w:tcPr>
           <w:p>
             <w:pPr>
@@ -5454,8 +5454,8 @@
         </w:tc>
         <w:tc>
           <w:tcPr>
-            <w:tcW w:type="dxa" w:w="1892"/>
             <w:shd w:fill="F2F2F2" w:val="clear"/>
+            <w:tcW w:w="2268" w:type="dxa"/>
           </w:tcPr>
           <w:p>
             <w:pPr>
@@ -5479,8 +5479,8 @@
         </w:tc>
         <w:tc>
           <w:tcPr>
-            <w:tcW w:type="dxa" w:w="1892"/>
             <w:shd w:fill="F2F2F2" w:val="clear"/>
+            <w:tcW w:w="1247" w:type="dxa"/>
           </w:tcPr>
           <w:p>
             <w:pPr>
@@ -5504,80 +5504,80 @@
         </w:tc>
         <w:tc>
           <w:tcPr>
-            <w:tcW w:type="dxa" w:w="1892"/>
             <w:shd w:fill="F2F2F2" w:val="clear"/>
-          </w:tcPr>
-          <w:p>
-            <w:pPr>
-              <w:spacing w:before="10" w:after="10" w:line="240" w:lineRule="auto"/>
-              <w:jc w:val="center"/>
-            </w:pPr>
-            <w:r>
-              <w:rPr>
-                <w:rFonts w:ascii="Consolas" w:hAnsi="Consolas" w:eastAsia="微软雅黑"/>
-                <w:sz w:val="17"/>
-              </w:rPr>
-            </w:r>
-            <w:r>
-              <w:rPr>
-                <w:rFonts w:ascii="Consolas" w:hAnsi="Consolas" w:eastAsia="微软雅黑"/>
-                <w:sz w:val="17"/>
-              </w:rPr>
-            </w:r>
-          </w:p>
-        </w:tc>
-        <w:tc>
-          <w:tcPr>
-            <w:tcW w:type="dxa" w:w="1892"/>
+            <w:tcW w:w="1417" w:type="dxa"/>
+          </w:tcPr>
+          <w:p>
+            <w:pPr>
+              <w:spacing w:before="10" w:after="10" w:line="240" w:lineRule="auto"/>
+              <w:jc w:val="center"/>
+            </w:pPr>
+            <w:r>
+              <w:rPr>
+                <w:rFonts w:ascii="Consolas" w:hAnsi="Consolas" w:eastAsia="微软雅黑"/>
+                <w:sz w:val="17"/>
+              </w:rPr>
+            </w:r>
+            <w:r>
+              <w:rPr>
+                <w:rFonts w:ascii="Consolas" w:hAnsi="Consolas" w:eastAsia="微软雅黑"/>
+                <w:sz w:val="17"/>
+              </w:rPr>
+            </w:r>
+          </w:p>
+        </w:tc>
+        <w:tc>
+          <w:tcPr>
             <w:shd w:fill="F2F2F2" w:val="clear"/>
-          </w:tcPr>
-          <w:p>
-            <w:pPr>
-              <w:spacing w:before="10" w:after="10" w:line="240" w:lineRule="auto"/>
-              <w:jc w:val="center"/>
-            </w:pPr>
-            <w:r>
-              <w:rPr>
-                <w:rFonts w:ascii="Consolas" w:hAnsi="Consolas" w:eastAsia="微软雅黑"/>
-                <w:sz w:val="17"/>
-              </w:rPr>
-            </w:r>
-            <w:r>
-              <w:rPr>
-                <w:rFonts w:ascii="Consolas" w:hAnsi="Consolas" w:eastAsia="微软雅黑"/>
-                <w:sz w:val="17"/>
-              </w:rPr>
-            </w:r>
-          </w:p>
-        </w:tc>
-        <w:tc>
-          <w:tcPr>
-            <w:tcW w:type="dxa" w:w="1892"/>
+            <w:tcW w:w="1020" w:type="dxa"/>
+          </w:tcPr>
+          <w:p>
+            <w:pPr>
+              <w:spacing w:before="10" w:after="10" w:line="240" w:lineRule="auto"/>
+              <w:jc w:val="center"/>
+            </w:pPr>
+            <w:r>
+              <w:rPr>
+                <w:rFonts w:ascii="Consolas" w:hAnsi="Consolas" w:eastAsia="微软雅黑"/>
+                <w:sz w:val="17"/>
+              </w:rPr>
+            </w:r>
+            <w:r>
+              <w:rPr>
+                <w:rFonts w:ascii="Consolas" w:hAnsi="Consolas" w:eastAsia="微软雅黑"/>
+                <w:sz w:val="17"/>
+              </w:rPr>
+            </w:r>
+          </w:p>
+        </w:tc>
+        <w:tc>
+          <w:tcPr>
             <w:shd w:fill="F2F2F2" w:val="clear"/>
-          </w:tcPr>
-          <w:p>
-            <w:pPr>
-              <w:spacing w:before="10" w:after="10" w:line="240" w:lineRule="auto"/>
-              <w:jc w:val="center"/>
-            </w:pPr>
-            <w:r>
-              <w:rPr>
-                <w:rFonts w:ascii="Consolas" w:hAnsi="Consolas" w:eastAsia="微软雅黑"/>
-                <w:sz w:val="17"/>
-              </w:rPr>
-            </w:r>
-            <w:r>
-              <w:rPr>
-                <w:rFonts w:ascii="Consolas" w:hAnsi="Consolas" w:eastAsia="微软雅黑"/>
-                <w:sz w:val="17"/>
-              </w:rPr>
-            </w:r>
-          </w:p>
-        </w:tc>
-        <w:tc>
-          <w:tcPr>
-            <w:tcW w:type="dxa" w:w="1892"/>
+            <w:tcW w:w="1020" w:type="dxa"/>
+          </w:tcPr>
+          <w:p>
+            <w:pPr>
+              <w:spacing w:before="10" w:after="10" w:line="240" w:lineRule="auto"/>
+              <w:jc w:val="center"/>
+            </w:pPr>
+            <w:r>
+              <w:rPr>
+                <w:rFonts w:ascii="Consolas" w:hAnsi="Consolas" w:eastAsia="微软雅黑"/>
+                <w:sz w:val="17"/>
+              </w:rPr>
+            </w:r>
+            <w:r>
+              <w:rPr>
+                <w:rFonts w:ascii="Consolas" w:hAnsi="Consolas" w:eastAsia="微软雅黑"/>
+                <w:sz w:val="17"/>
+              </w:rPr>
+            </w:r>
+          </w:p>
+        </w:tc>
+        <w:tc>
+          <w:tcPr>
             <w:shd w:fill="F2F2F2" w:val="clear"/>
+            <w:tcW w:w="2835" w:type="dxa"/>
           </w:tcPr>
           <w:p>
             <w:pPr>
@@ -5602,7 +5602,7 @@
       <w:tr>
         <w:tc>
           <w:tcPr>
-            <w:tcW w:type="dxa" w:w="1892"/>
+            <w:tcW w:w="680" w:type="dxa"/>
           </w:tcPr>
           <w:p>
             <w:pPr>
@@ -5626,7 +5626,7 @@
         </w:tc>
         <w:tc>
           <w:tcPr>
-            <w:tcW w:type="dxa" w:w="1892"/>
+            <w:tcW w:w="737" w:type="dxa"/>
           </w:tcPr>
           <w:p>
             <w:pPr>
@@ -5650,7 +5650,7 @@
         </w:tc>
         <w:tc>
           <w:tcPr>
-            <w:tcW w:type="dxa" w:w="1892"/>
+            <w:tcW w:w="2268" w:type="dxa"/>
           </w:tcPr>
           <w:p>
             <w:pPr>
@@ -5674,7 +5674,7 @@
         </w:tc>
         <w:tc>
           <w:tcPr>
-            <w:tcW w:type="dxa" w:w="1892"/>
+            <w:tcW w:w="1247" w:type="dxa"/>
           </w:tcPr>
           <w:p>
             <w:pPr>
@@ -5698,76 +5698,76 @@
         </w:tc>
         <w:tc>
           <w:tcPr>
-            <w:tcW w:type="dxa" w:w="1892"/>
-          </w:tcPr>
-          <w:p>
-            <w:pPr>
-              <w:spacing w:before="10" w:after="10" w:line="240" w:lineRule="auto"/>
-              <w:jc w:val="center"/>
-            </w:pPr>
-            <w:r>
-              <w:rPr>
-                <w:rFonts w:ascii="Consolas" w:hAnsi="Consolas" w:eastAsia="微软雅黑"/>
-                <w:sz w:val="17"/>
-              </w:rPr>
-            </w:r>
-            <w:r>
-              <w:rPr>
-                <w:rFonts w:ascii="Consolas" w:hAnsi="Consolas" w:eastAsia="微软雅黑"/>
-                <w:sz w:val="17"/>
-              </w:rPr>
-            </w:r>
-          </w:p>
-        </w:tc>
-        <w:tc>
-          <w:tcPr>
-            <w:tcW w:type="dxa" w:w="1892"/>
-          </w:tcPr>
-          <w:p>
-            <w:pPr>
-              <w:spacing w:before="10" w:after="10" w:line="240" w:lineRule="auto"/>
-              <w:jc w:val="center"/>
-            </w:pPr>
-            <w:r>
-              <w:rPr>
-                <w:rFonts w:ascii="Consolas" w:hAnsi="Consolas" w:eastAsia="微软雅黑"/>
-                <w:sz w:val="17"/>
-              </w:rPr>
-            </w:r>
-            <w:r>
-              <w:rPr>
-                <w:rFonts w:ascii="Consolas" w:hAnsi="Consolas" w:eastAsia="微软雅黑"/>
-                <w:sz w:val="17"/>
-              </w:rPr>
-            </w:r>
-          </w:p>
-        </w:tc>
-        <w:tc>
-          <w:tcPr>
-            <w:tcW w:type="dxa" w:w="1892"/>
-          </w:tcPr>
-          <w:p>
-            <w:pPr>
-              <w:spacing w:before="10" w:after="10" w:line="240" w:lineRule="auto"/>
-              <w:jc w:val="center"/>
-            </w:pPr>
-            <w:r>
-              <w:rPr>
-                <w:rFonts w:ascii="Consolas" w:hAnsi="Consolas" w:eastAsia="微软雅黑"/>
-                <w:sz w:val="17"/>
-              </w:rPr>
-            </w:r>
-            <w:r>
-              <w:rPr>
-                <w:rFonts w:ascii="Consolas" w:hAnsi="Consolas" w:eastAsia="微软雅黑"/>
-                <w:sz w:val="17"/>
-              </w:rPr>
-            </w:r>
-          </w:p>
-        </w:tc>
-        <w:tc>
-          <w:tcPr>
-            <w:tcW w:type="dxa" w:w="1892"/>
+            <w:tcW w:w="1417" w:type="dxa"/>
+          </w:tcPr>
+          <w:p>
+            <w:pPr>
+              <w:spacing w:before="10" w:after="10" w:line="240" w:lineRule="auto"/>
+              <w:jc w:val="center"/>
+            </w:pPr>
+            <w:r>
+              <w:rPr>
+                <w:rFonts w:ascii="Consolas" w:hAnsi="Consolas" w:eastAsia="微软雅黑"/>
+                <w:sz w:val="17"/>
+              </w:rPr>
+            </w:r>
+            <w:r>
+              <w:rPr>
+                <w:rFonts w:ascii="Consolas" w:hAnsi="Consolas" w:eastAsia="微软雅黑"/>
+                <w:sz w:val="17"/>
+              </w:rPr>
+            </w:r>
+          </w:p>
+        </w:tc>
+        <w:tc>
+          <w:tcPr>
+            <w:tcW w:w="1020" w:type="dxa"/>
+          </w:tcPr>
+          <w:p>
+            <w:pPr>
+              <w:spacing w:before="10" w:after="10" w:line="240" w:lineRule="auto"/>
+              <w:jc w:val="center"/>
+            </w:pPr>
+            <w:r>
+              <w:rPr>
+                <w:rFonts w:ascii="Consolas" w:hAnsi="Consolas" w:eastAsia="微软雅黑"/>
+                <w:sz w:val="17"/>
+              </w:rPr>
+            </w:r>
+            <w:r>
+              <w:rPr>
+                <w:rFonts w:ascii="Consolas" w:hAnsi="Consolas" w:eastAsia="微软雅黑"/>
+                <w:sz w:val="17"/>
+              </w:rPr>
+            </w:r>
+          </w:p>
+        </w:tc>
+        <w:tc>
+          <w:tcPr>
+            <w:tcW w:w="1020" w:type="dxa"/>
+          </w:tcPr>
+          <w:p>
+            <w:pPr>
+              <w:spacing w:before="10" w:after="10" w:line="240" w:lineRule="auto"/>
+              <w:jc w:val="center"/>
+            </w:pPr>
+            <w:r>
+              <w:rPr>
+                <w:rFonts w:ascii="Consolas" w:hAnsi="Consolas" w:eastAsia="微软雅黑"/>
+                <w:sz w:val="17"/>
+              </w:rPr>
+            </w:r>
+            <w:r>
+              <w:rPr>
+                <w:rFonts w:ascii="Consolas" w:hAnsi="Consolas" w:eastAsia="微软雅黑"/>
+                <w:sz w:val="17"/>
+              </w:rPr>
+            </w:r>
+          </w:p>
+        </w:tc>
+        <w:tc>
+          <w:tcPr>
+            <w:tcW w:w="2835" w:type="dxa"/>
           </w:tcPr>
           <w:p>
             <w:pPr>
@@ -5792,8 +5792,8 @@
       <w:tr>
         <w:tc>
           <w:tcPr>
-            <w:tcW w:type="dxa" w:w="1892"/>
             <w:shd w:fill="F2F2F2" w:val="clear"/>
+            <w:tcW w:w="680" w:type="dxa"/>
           </w:tcPr>
           <w:p>
             <w:pPr>
@@ -5817,8 +5817,8 @@
         </w:tc>
         <w:tc>
           <w:tcPr>
-            <w:tcW w:type="dxa" w:w="1892"/>
             <w:shd w:fill="F2F2F2" w:val="clear"/>
+            <w:tcW w:w="737" w:type="dxa"/>
           </w:tcPr>
           <w:p>
             <w:pPr>
@@ -5842,8 +5842,8 @@
         </w:tc>
         <w:tc>
           <w:tcPr>
-            <w:tcW w:type="dxa" w:w="1892"/>
             <w:shd w:fill="F2F2F2" w:val="clear"/>
+            <w:tcW w:w="2268" w:type="dxa"/>
           </w:tcPr>
           <w:p>
             <w:pPr>
@@ -5867,8 +5867,8 @@
         </w:tc>
         <w:tc>
           <w:tcPr>
-            <w:tcW w:type="dxa" w:w="1892"/>
             <w:shd w:fill="F2F2F2" w:val="clear"/>
+            <w:tcW w:w="1247" w:type="dxa"/>
           </w:tcPr>
           <w:p>
             <w:pPr>
@@ -5892,80 +5892,80 @@
         </w:tc>
         <w:tc>
           <w:tcPr>
-            <w:tcW w:type="dxa" w:w="1892"/>
             <w:shd w:fill="F2F2F2" w:val="clear"/>
-          </w:tcPr>
-          <w:p>
-            <w:pPr>
-              <w:spacing w:before="10" w:after="10" w:line="240" w:lineRule="auto"/>
-              <w:jc w:val="center"/>
-            </w:pPr>
-            <w:r>
-              <w:rPr>
-                <w:rFonts w:ascii="Consolas" w:hAnsi="Consolas" w:eastAsia="微软雅黑"/>
-                <w:sz w:val="17"/>
-              </w:rPr>
-            </w:r>
-            <w:r>
-              <w:rPr>
-                <w:rFonts w:ascii="Consolas" w:hAnsi="Consolas" w:eastAsia="微软雅黑"/>
-                <w:sz w:val="17"/>
-              </w:rPr>
-            </w:r>
-          </w:p>
-        </w:tc>
-        <w:tc>
-          <w:tcPr>
-            <w:tcW w:type="dxa" w:w="1892"/>
+            <w:tcW w:w="1417" w:type="dxa"/>
+          </w:tcPr>
+          <w:p>
+            <w:pPr>
+              <w:spacing w:before="10" w:after="10" w:line="240" w:lineRule="auto"/>
+              <w:jc w:val="center"/>
+            </w:pPr>
+            <w:r>
+              <w:rPr>
+                <w:rFonts w:ascii="Consolas" w:hAnsi="Consolas" w:eastAsia="微软雅黑"/>
+                <w:sz w:val="17"/>
+              </w:rPr>
+            </w:r>
+            <w:r>
+              <w:rPr>
+                <w:rFonts w:ascii="Consolas" w:hAnsi="Consolas" w:eastAsia="微软雅黑"/>
+                <w:sz w:val="17"/>
+              </w:rPr>
+            </w:r>
+          </w:p>
+        </w:tc>
+        <w:tc>
+          <w:tcPr>
             <w:shd w:fill="F2F2F2" w:val="clear"/>
-          </w:tcPr>
-          <w:p>
-            <w:pPr>
-              <w:spacing w:before="10" w:after="10" w:line="240" w:lineRule="auto"/>
-              <w:jc w:val="center"/>
-            </w:pPr>
-            <w:r>
-              <w:rPr>
-                <w:rFonts w:ascii="Consolas" w:hAnsi="Consolas" w:eastAsia="微软雅黑"/>
-                <w:sz w:val="17"/>
-              </w:rPr>
-            </w:r>
-            <w:r>
-              <w:rPr>
-                <w:rFonts w:ascii="Consolas" w:hAnsi="Consolas" w:eastAsia="微软雅黑"/>
-                <w:sz w:val="17"/>
-              </w:rPr>
-            </w:r>
-          </w:p>
-        </w:tc>
-        <w:tc>
-          <w:tcPr>
-            <w:tcW w:type="dxa" w:w="1892"/>
+            <w:tcW w:w="1020" w:type="dxa"/>
+          </w:tcPr>
+          <w:p>
+            <w:pPr>
+              <w:spacing w:before="10" w:after="10" w:line="240" w:lineRule="auto"/>
+              <w:jc w:val="center"/>
+            </w:pPr>
+            <w:r>
+              <w:rPr>
+                <w:rFonts w:ascii="Consolas" w:hAnsi="Consolas" w:eastAsia="微软雅黑"/>
+                <w:sz w:val="17"/>
+              </w:rPr>
+            </w:r>
+            <w:r>
+              <w:rPr>
+                <w:rFonts w:ascii="Consolas" w:hAnsi="Consolas" w:eastAsia="微软雅黑"/>
+                <w:sz w:val="17"/>
+              </w:rPr>
+            </w:r>
+          </w:p>
+        </w:tc>
+        <w:tc>
+          <w:tcPr>
             <w:shd w:fill="F2F2F2" w:val="clear"/>
-          </w:tcPr>
-          <w:p>
-            <w:pPr>
-              <w:spacing w:before="10" w:after="10" w:line="240" w:lineRule="auto"/>
-              <w:jc w:val="center"/>
-            </w:pPr>
-            <w:r>
-              <w:rPr>
-                <w:rFonts w:ascii="Consolas" w:hAnsi="Consolas" w:eastAsia="微软雅黑"/>
-                <w:sz w:val="17"/>
-              </w:rPr>
-            </w:r>
-            <w:r>
-              <w:rPr>
-                <w:rFonts w:ascii="Consolas" w:hAnsi="Consolas" w:eastAsia="微软雅黑"/>
-                <w:sz w:val="17"/>
-              </w:rPr>
-            </w:r>
-          </w:p>
-        </w:tc>
-        <w:tc>
-          <w:tcPr>
-            <w:tcW w:type="dxa" w:w="1892"/>
+            <w:tcW w:w="1020" w:type="dxa"/>
+          </w:tcPr>
+          <w:p>
+            <w:pPr>
+              <w:spacing w:before="10" w:after="10" w:line="240" w:lineRule="auto"/>
+              <w:jc w:val="center"/>
+            </w:pPr>
+            <w:r>
+              <w:rPr>
+                <w:rFonts w:ascii="Consolas" w:hAnsi="Consolas" w:eastAsia="微软雅黑"/>
+                <w:sz w:val="17"/>
+              </w:rPr>
+            </w:r>
+            <w:r>
+              <w:rPr>
+                <w:rFonts w:ascii="Consolas" w:hAnsi="Consolas" w:eastAsia="微软雅黑"/>
+                <w:sz w:val="17"/>
+              </w:rPr>
+            </w:r>
+          </w:p>
+        </w:tc>
+        <w:tc>
+          <w:tcPr>
             <w:shd w:fill="F2F2F2" w:val="clear"/>
+            <w:tcW w:w="2835" w:type="dxa"/>
           </w:tcPr>
           <w:p>
             <w:pPr>
@@ -5990,7 +5990,7 @@
       <w:tr>
         <w:tc>
           <w:tcPr>
-            <w:tcW w:type="dxa" w:w="1892"/>
+            <w:tcW w:w="680" w:type="dxa"/>
           </w:tcPr>
           <w:p>
             <w:pPr>
@@ -6014,7 +6014,7 @@
         </w:tc>
         <w:tc>
           <w:tcPr>
-            <w:tcW w:type="dxa" w:w="1892"/>
+            <w:tcW w:w="737" w:type="dxa"/>
           </w:tcPr>
           <w:p>
             <w:pPr>
@@ -6038,7 +6038,7 @@
         </w:tc>
         <w:tc>
           <w:tcPr>
-            <w:tcW w:type="dxa" w:w="1892"/>
+            <w:tcW w:w="2268" w:type="dxa"/>
           </w:tcPr>
           <w:p>
             <w:pPr>
@@ -6062,7 +6062,7 @@
         </w:tc>
         <w:tc>
           <w:tcPr>
-            <w:tcW w:type="dxa" w:w="1892"/>
+            <w:tcW w:w="1247" w:type="dxa"/>
           </w:tcPr>
           <w:p>
             <w:pPr>
@@ -6086,76 +6086,76 @@
         </w:tc>
         <w:tc>
           <w:tcPr>
-            <w:tcW w:type="dxa" w:w="1892"/>
-          </w:tcPr>
-          <w:p>
-            <w:pPr>
-              <w:spacing w:before="10" w:after="10" w:line="240" w:lineRule="auto"/>
-              <w:jc w:val="center"/>
-            </w:pPr>
-            <w:r>
-              <w:rPr>
-                <w:rFonts w:ascii="Consolas" w:hAnsi="Consolas" w:eastAsia="微软雅黑"/>
-                <w:sz w:val="17"/>
-              </w:rPr>
-            </w:r>
-            <w:r>
-              <w:rPr>
-                <w:rFonts w:ascii="Consolas" w:hAnsi="Consolas" w:eastAsia="微软雅黑"/>
-                <w:sz w:val="17"/>
-              </w:rPr>
-            </w:r>
-          </w:p>
-        </w:tc>
-        <w:tc>
-          <w:tcPr>
-            <w:tcW w:type="dxa" w:w="1892"/>
-          </w:tcPr>
-          <w:p>
-            <w:pPr>
-              <w:spacing w:before="10" w:after="10" w:line="240" w:lineRule="auto"/>
-              <w:jc w:val="center"/>
-            </w:pPr>
-            <w:r>
-              <w:rPr>
-                <w:rFonts w:ascii="Consolas" w:hAnsi="Consolas" w:eastAsia="微软雅黑"/>
-                <w:sz w:val="17"/>
-              </w:rPr>
-            </w:r>
-            <w:r>
-              <w:rPr>
-                <w:rFonts w:ascii="Consolas" w:hAnsi="Consolas" w:eastAsia="微软雅黑"/>
-                <w:sz w:val="17"/>
-              </w:rPr>
-            </w:r>
-          </w:p>
-        </w:tc>
-        <w:tc>
-          <w:tcPr>
-            <w:tcW w:type="dxa" w:w="1892"/>
-          </w:tcPr>
-          <w:p>
-            <w:pPr>
-              <w:spacing w:before="10" w:after="10" w:line="240" w:lineRule="auto"/>
-              <w:jc w:val="center"/>
-            </w:pPr>
-            <w:r>
-              <w:rPr>
-                <w:rFonts w:ascii="Consolas" w:hAnsi="Consolas" w:eastAsia="微软雅黑"/>
-                <w:sz w:val="17"/>
-              </w:rPr>
-            </w:r>
-            <w:r>
-              <w:rPr>
-                <w:rFonts w:ascii="Consolas" w:hAnsi="Consolas" w:eastAsia="微软雅黑"/>
-                <w:sz w:val="17"/>
-              </w:rPr>
-            </w:r>
-          </w:p>
-        </w:tc>
-        <w:tc>
-          <w:tcPr>
-            <w:tcW w:type="dxa" w:w="1892"/>
+            <w:tcW w:w="1417" w:type="dxa"/>
+          </w:tcPr>
+          <w:p>
+            <w:pPr>
+              <w:spacing w:before="10" w:after="10" w:line="240" w:lineRule="auto"/>
+              <w:jc w:val="center"/>
+            </w:pPr>
+            <w:r>
+              <w:rPr>
+                <w:rFonts w:ascii="Consolas" w:hAnsi="Consolas" w:eastAsia="微软雅黑"/>
+                <w:sz w:val="17"/>
+              </w:rPr>
+            </w:r>
+            <w:r>
+              <w:rPr>
+                <w:rFonts w:ascii="Consolas" w:hAnsi="Consolas" w:eastAsia="微软雅黑"/>
+                <w:sz w:val="17"/>
+              </w:rPr>
+            </w:r>
+          </w:p>
+        </w:tc>
+        <w:tc>
+          <w:tcPr>
+            <w:tcW w:w="1020" w:type="dxa"/>
+          </w:tcPr>
+          <w:p>
+            <w:pPr>
+              <w:spacing w:before="10" w:after="10" w:line="240" w:lineRule="auto"/>
+              <w:jc w:val="center"/>
+            </w:pPr>
+            <w:r>
+              <w:rPr>
+                <w:rFonts w:ascii="Consolas" w:hAnsi="Consolas" w:eastAsia="微软雅黑"/>
+                <w:sz w:val="17"/>
+              </w:rPr>
+            </w:r>
+            <w:r>
+              <w:rPr>
+                <w:rFonts w:ascii="Consolas" w:hAnsi="Consolas" w:eastAsia="微软雅黑"/>
+                <w:sz w:val="17"/>
+              </w:rPr>
+            </w:r>
+          </w:p>
+        </w:tc>
+        <w:tc>
+          <w:tcPr>
+            <w:tcW w:w="1020" w:type="dxa"/>
+          </w:tcPr>
+          <w:p>
+            <w:pPr>
+              <w:spacing w:before="10" w:after="10" w:line="240" w:lineRule="auto"/>
+              <w:jc w:val="center"/>
+            </w:pPr>
+            <w:r>
+              <w:rPr>
+                <w:rFonts w:ascii="Consolas" w:hAnsi="Consolas" w:eastAsia="微软雅黑"/>
+                <w:sz w:val="17"/>
+              </w:rPr>
+            </w:r>
+            <w:r>
+              <w:rPr>
+                <w:rFonts w:ascii="Consolas" w:hAnsi="Consolas" w:eastAsia="微软雅黑"/>
+                <w:sz w:val="17"/>
+              </w:rPr>
+            </w:r>
+          </w:p>
+        </w:tc>
+        <w:tc>
+          <w:tcPr>
+            <w:tcW w:w="2835" w:type="dxa"/>
           </w:tcPr>
           <w:p>
             <w:pPr>
@@ -6180,8 +6180,8 @@
       <w:tr>
         <w:tc>
           <w:tcPr>
-            <w:tcW w:type="dxa" w:w="1892"/>
             <w:shd w:fill="F2F2F2" w:val="clear"/>
+            <w:tcW w:w="680" w:type="dxa"/>
           </w:tcPr>
           <w:p>
             <w:pPr>
@@ -6205,8 +6205,8 @@
         </w:tc>
         <w:tc>
           <w:tcPr>
-            <w:tcW w:type="dxa" w:w="1892"/>
             <w:shd w:fill="F2F2F2" w:val="clear"/>
+            <w:tcW w:w="737" w:type="dxa"/>
           </w:tcPr>
           <w:p>
             <w:pPr>
@@ -6230,8 +6230,8 @@
         </w:tc>
         <w:tc>
           <w:tcPr>
-            <w:tcW w:type="dxa" w:w="1892"/>
             <w:shd w:fill="F2F2F2" w:val="clear"/>
+            <w:tcW w:w="2268" w:type="dxa"/>
           </w:tcPr>
           <w:p>
             <w:pPr>
@@ -6255,8 +6255,8 @@
         </w:tc>
         <w:tc>
           <w:tcPr>
-            <w:tcW w:type="dxa" w:w="1892"/>
             <w:shd w:fill="F2F2F2" w:val="clear"/>
+            <w:tcW w:w="1247" w:type="dxa"/>
           </w:tcPr>
           <w:p>
             <w:pPr>
@@ -6280,80 +6280,80 @@
         </w:tc>
         <w:tc>
           <w:tcPr>
-            <w:tcW w:type="dxa" w:w="1892"/>
             <w:shd w:fill="F2F2F2" w:val="clear"/>
-          </w:tcPr>
-          <w:p>
-            <w:pPr>
-              <w:spacing w:before="10" w:after="10" w:line="240" w:lineRule="auto"/>
-              <w:jc w:val="center"/>
-            </w:pPr>
-            <w:r>
-              <w:rPr>
-                <w:rFonts w:ascii="Consolas" w:hAnsi="Consolas" w:eastAsia="微软雅黑"/>
-                <w:sz w:val="17"/>
-              </w:rPr>
-            </w:r>
-            <w:r>
-              <w:rPr>
-                <w:rFonts w:ascii="Consolas" w:hAnsi="Consolas" w:eastAsia="微软雅黑"/>
-                <w:sz w:val="17"/>
-              </w:rPr>
-            </w:r>
-          </w:p>
-        </w:tc>
-        <w:tc>
-          <w:tcPr>
-            <w:tcW w:type="dxa" w:w="1892"/>
+            <w:tcW w:w="1417" w:type="dxa"/>
+          </w:tcPr>
+          <w:p>
+            <w:pPr>
+              <w:spacing w:before="10" w:after="10" w:line="240" w:lineRule="auto"/>
+              <w:jc w:val="center"/>
+            </w:pPr>
+            <w:r>
+              <w:rPr>
+                <w:rFonts w:ascii="Consolas" w:hAnsi="Consolas" w:eastAsia="微软雅黑"/>
+                <w:sz w:val="17"/>
+              </w:rPr>
+            </w:r>
+            <w:r>
+              <w:rPr>
+                <w:rFonts w:ascii="Consolas" w:hAnsi="Consolas" w:eastAsia="微软雅黑"/>
+                <w:sz w:val="17"/>
+              </w:rPr>
+            </w:r>
+          </w:p>
+        </w:tc>
+        <w:tc>
+          <w:tcPr>
             <w:shd w:fill="F2F2F2" w:val="clear"/>
-          </w:tcPr>
-          <w:p>
-            <w:pPr>
-              <w:spacing w:before="10" w:after="10" w:line="240" w:lineRule="auto"/>
-              <w:jc w:val="center"/>
-            </w:pPr>
-            <w:r>
-              <w:rPr>
-                <w:rFonts w:ascii="Consolas" w:hAnsi="Consolas" w:eastAsia="微软雅黑"/>
-                <w:sz w:val="17"/>
-              </w:rPr>
-            </w:r>
-            <w:r>
-              <w:rPr>
-                <w:rFonts w:ascii="Consolas" w:hAnsi="Consolas" w:eastAsia="微软雅黑"/>
-                <w:sz w:val="17"/>
-              </w:rPr>
-            </w:r>
-          </w:p>
-        </w:tc>
-        <w:tc>
-          <w:tcPr>
-            <w:tcW w:type="dxa" w:w="1892"/>
+            <w:tcW w:w="1020" w:type="dxa"/>
+          </w:tcPr>
+          <w:p>
+            <w:pPr>
+              <w:spacing w:before="10" w:after="10" w:line="240" w:lineRule="auto"/>
+              <w:jc w:val="center"/>
+            </w:pPr>
+            <w:r>
+              <w:rPr>
+                <w:rFonts w:ascii="Consolas" w:hAnsi="Consolas" w:eastAsia="微软雅黑"/>
+                <w:sz w:val="17"/>
+              </w:rPr>
+            </w:r>
+            <w:r>
+              <w:rPr>
+                <w:rFonts w:ascii="Consolas" w:hAnsi="Consolas" w:eastAsia="微软雅黑"/>
+                <w:sz w:val="17"/>
+              </w:rPr>
+            </w:r>
+          </w:p>
+        </w:tc>
+        <w:tc>
+          <w:tcPr>
             <w:shd w:fill="F2F2F2" w:val="clear"/>
-          </w:tcPr>
-          <w:p>
-            <w:pPr>
-              <w:spacing w:before="10" w:after="10" w:line="240" w:lineRule="auto"/>
-              <w:jc w:val="center"/>
-            </w:pPr>
-            <w:r>
-              <w:rPr>
-                <w:rFonts w:ascii="Consolas" w:hAnsi="Consolas" w:eastAsia="微软雅黑"/>
-                <w:sz w:val="17"/>
-              </w:rPr>
-            </w:r>
-            <w:r>
-              <w:rPr>
-                <w:rFonts w:ascii="Consolas" w:hAnsi="Consolas" w:eastAsia="微软雅黑"/>
-                <w:sz w:val="17"/>
-              </w:rPr>
-            </w:r>
-          </w:p>
-        </w:tc>
-        <w:tc>
-          <w:tcPr>
-            <w:tcW w:type="dxa" w:w="1892"/>
+            <w:tcW w:w="1020" w:type="dxa"/>
+          </w:tcPr>
+          <w:p>
+            <w:pPr>
+              <w:spacing w:before="10" w:after="10" w:line="240" w:lineRule="auto"/>
+              <w:jc w:val="center"/>
+            </w:pPr>
+            <w:r>
+              <w:rPr>
+                <w:rFonts w:ascii="Consolas" w:hAnsi="Consolas" w:eastAsia="微软雅黑"/>
+                <w:sz w:val="17"/>
+              </w:rPr>
+            </w:r>
+            <w:r>
+              <w:rPr>
+                <w:rFonts w:ascii="Consolas" w:hAnsi="Consolas" w:eastAsia="微软雅黑"/>
+                <w:sz w:val="17"/>
+              </w:rPr>
+            </w:r>
+          </w:p>
+        </w:tc>
+        <w:tc>
+          <w:tcPr>
             <w:shd w:fill="F2F2F2" w:val="clear"/>
+            <w:tcW w:w="2835" w:type="dxa"/>
           </w:tcPr>
           <w:p>
             <w:pPr>
@@ -6379,7 +6379,7 @@
       <w:tr>
         <w:tc>
           <w:tcPr>
-            <w:tcW w:type="dxa" w:w="1892"/>
+            <w:tcW w:w="680" w:type="dxa"/>
           </w:tcPr>
           <w:p>
             <w:pPr>
@@ -6403,7 +6403,7 @@
         </w:tc>
         <w:tc>
           <w:tcPr>
-            <w:tcW w:type="dxa" w:w="1892"/>
+            <w:tcW w:w="737" w:type="dxa"/>
           </w:tcPr>
           <w:p>
             <w:pPr>
@@ -6427,7 +6427,7 @@
         </w:tc>
         <w:tc>
           <w:tcPr>
-            <w:tcW w:type="dxa" w:w="1892"/>
+            <w:tcW w:w="2268" w:type="dxa"/>
           </w:tcPr>
           <w:p>
             <w:pPr>
@@ -6451,7 +6451,7 @@
         </w:tc>
         <w:tc>
           <w:tcPr>
-            <w:tcW w:type="dxa" w:w="1892"/>
+            <w:tcW w:w="1247" w:type="dxa"/>
           </w:tcPr>
           <w:p>
             <w:pPr>
@@ -6475,76 +6475,76 @@
         </w:tc>
         <w:tc>
           <w:tcPr>
-            <w:tcW w:type="dxa" w:w="1892"/>
-          </w:tcPr>
-          <w:p>
-            <w:pPr>
-              <w:spacing w:before="10" w:after="10" w:line="240" w:lineRule="auto"/>
-              <w:jc w:val="center"/>
-            </w:pPr>
-            <w:r>
-              <w:rPr>
-                <w:rFonts w:ascii="Consolas" w:hAnsi="Consolas" w:eastAsia="微软雅黑"/>
-                <w:sz w:val="17"/>
-              </w:rPr>
-            </w:r>
-            <w:r>
-              <w:rPr>
-                <w:rFonts w:ascii="Consolas" w:hAnsi="Consolas" w:eastAsia="微软雅黑"/>
-                <w:sz w:val="17"/>
-              </w:rPr>
-            </w:r>
-          </w:p>
-        </w:tc>
-        <w:tc>
-          <w:tcPr>
-            <w:tcW w:type="dxa" w:w="1892"/>
-          </w:tcPr>
-          <w:p>
-            <w:pPr>
-              <w:spacing w:before="10" w:after="10" w:line="240" w:lineRule="auto"/>
-              <w:jc w:val="center"/>
-            </w:pPr>
-            <w:r>
-              <w:rPr>
-                <w:rFonts w:ascii="Consolas" w:hAnsi="Consolas" w:eastAsia="微软雅黑"/>
-                <w:sz w:val="17"/>
-              </w:rPr>
-            </w:r>
-            <w:r>
-              <w:rPr>
-                <w:rFonts w:ascii="Consolas" w:hAnsi="Consolas" w:eastAsia="微软雅黑"/>
-                <w:sz w:val="17"/>
-              </w:rPr>
-            </w:r>
-          </w:p>
-        </w:tc>
-        <w:tc>
-          <w:tcPr>
-            <w:tcW w:type="dxa" w:w="1892"/>
-          </w:tcPr>
-          <w:p>
-            <w:pPr>
-              <w:spacing w:before="10" w:after="10" w:line="240" w:lineRule="auto"/>
-              <w:jc w:val="center"/>
-            </w:pPr>
-            <w:r>
-              <w:rPr>
-                <w:rFonts w:ascii="Consolas" w:hAnsi="Consolas" w:eastAsia="微软雅黑"/>
-                <w:sz w:val="17"/>
-              </w:rPr>
-            </w:r>
-            <w:r>
-              <w:rPr>
-                <w:rFonts w:ascii="Consolas" w:hAnsi="Consolas" w:eastAsia="微软雅黑"/>
-                <w:sz w:val="17"/>
-              </w:rPr>
-            </w:r>
-          </w:p>
-        </w:tc>
-        <w:tc>
-          <w:tcPr>
-            <w:tcW w:type="dxa" w:w="1892"/>
+            <w:tcW w:w="1417" w:type="dxa"/>
+          </w:tcPr>
+          <w:p>
+            <w:pPr>
+              <w:spacing w:before="10" w:after="10" w:line="240" w:lineRule="auto"/>
+              <w:jc w:val="center"/>
+            </w:pPr>
+            <w:r>
+              <w:rPr>
+                <w:rFonts w:ascii="Consolas" w:hAnsi="Consolas" w:eastAsia="微软雅黑"/>
+                <w:sz w:val="17"/>
+              </w:rPr>
+            </w:r>
+            <w:r>
+              <w:rPr>
+                <w:rFonts w:ascii="Consolas" w:hAnsi="Consolas" w:eastAsia="微软雅黑"/>
+                <w:sz w:val="17"/>
+              </w:rPr>
+            </w:r>
+          </w:p>
+        </w:tc>
+        <w:tc>
+          <w:tcPr>
+            <w:tcW w:w="1020" w:type="dxa"/>
+          </w:tcPr>
+          <w:p>
+            <w:pPr>
+              <w:spacing w:before="10" w:after="10" w:line="240" w:lineRule="auto"/>
+              <w:jc w:val="center"/>
+            </w:pPr>
+            <w:r>
+              <w:rPr>
+                <w:rFonts w:ascii="Consolas" w:hAnsi="Consolas" w:eastAsia="微软雅黑"/>
+                <w:sz w:val="17"/>
+              </w:rPr>
+            </w:r>
+            <w:r>
+              <w:rPr>
+                <w:rFonts w:ascii="Consolas" w:hAnsi="Consolas" w:eastAsia="微软雅黑"/>
+                <w:sz w:val="17"/>
+              </w:rPr>
+            </w:r>
+          </w:p>
+        </w:tc>
+        <w:tc>
+          <w:tcPr>
+            <w:tcW w:w="1020" w:type="dxa"/>
+          </w:tcPr>
+          <w:p>
+            <w:pPr>
+              <w:spacing w:before="10" w:after="10" w:line="240" w:lineRule="auto"/>
+              <w:jc w:val="center"/>
+            </w:pPr>
+            <w:r>
+              <w:rPr>
+                <w:rFonts w:ascii="Consolas" w:hAnsi="Consolas" w:eastAsia="微软雅黑"/>
+                <w:sz w:val="17"/>
+              </w:rPr>
+            </w:r>
+            <w:r>
+              <w:rPr>
+                <w:rFonts w:ascii="Consolas" w:hAnsi="Consolas" w:eastAsia="微软雅黑"/>
+                <w:sz w:val="17"/>
+              </w:rPr>
+            </w:r>
+          </w:p>
+        </w:tc>
+        <w:tc>
+          <w:tcPr>
+            <w:tcW w:w="2835" w:type="dxa"/>
           </w:tcPr>
           <w:p>
             <w:pPr>
@@ -6618,8 +6618,8 @@
       <w:tr>
         <w:tc>
           <w:tcPr>
-            <w:tcW w:type="dxa" w:w="2523"/>
             <w:shd w:fill="1F497D" w:val="clear"/>
+            <w:tcW w:w="680" w:type="dxa"/>
           </w:tcPr>
           <w:p>
             <w:pPr>
@@ -6794,7 +6794,7 @@
       <w:tr>
         <w:tc>
           <w:tcPr>
-            <w:tcW w:type="dxa" w:w="2523"/>
+            <w:tcW w:w="680" w:type="dxa"/>
           </w:tcPr>
           <w:p>
             <w:pPr>
@@ -6938,8 +6938,8 @@
       <w:tr>
         <w:tc>
           <w:tcPr>
-            <w:tcW w:type="dxa" w:w="2523"/>
             <w:shd w:fill="F2F2F2" w:val="clear"/>
+            <w:tcW w:w="680" w:type="dxa"/>
           </w:tcPr>
           <w:p>
             <w:pPr>
@@ -7089,7 +7089,7 @@
       <w:tr>
         <w:tc>
           <w:tcPr>
-            <w:tcW w:type="dxa" w:w="2523"/>
+            <w:tcW w:w="680" w:type="dxa"/>
           </w:tcPr>
           <w:p>
             <w:pPr>
@@ -7303,8 +7303,8 @@
       <w:tr>
         <w:tc>
           <w:tcPr>
-            <w:tcW w:type="dxa" w:w="1892"/>
             <w:shd w:fill="1F497D" w:val="clear"/>
+            <w:tcW w:w="680" w:type="dxa"/>
           </w:tcPr>
           <w:p>
             <w:pPr>
@@ -7332,8 +7332,8 @@
         </w:tc>
         <w:tc>
           <w:tcPr>
-            <w:tcW w:type="dxa" w:w="1892"/>
             <w:shd w:fill="1F497D" w:val="clear"/>
+            <w:tcW w:w="737" w:type="dxa"/>
           </w:tcPr>
           <w:p>
             <w:pPr>
@@ -7361,8 +7361,8 @@
         </w:tc>
         <w:tc>
           <w:tcPr>
-            <w:tcW w:type="dxa" w:w="1892"/>
             <w:shd w:fill="1F497D" w:val="clear"/>
+            <w:tcW w:w="2268" w:type="dxa"/>
           </w:tcPr>
           <w:p>
             <w:pPr>
@@ -7390,8 +7390,8 @@
         </w:tc>
         <w:tc>
           <w:tcPr>
-            <w:tcW w:type="dxa" w:w="1892"/>
             <w:shd w:fill="1F497D" w:val="clear"/>
+            <w:tcW w:w="1247" w:type="dxa"/>
           </w:tcPr>
           <w:p>
             <w:pPr>
@@ -7419,8 +7419,8 @@
         </w:tc>
         <w:tc>
           <w:tcPr>
-            <w:tcW w:type="dxa" w:w="1892"/>
             <w:shd w:fill="1F497D" w:val="clear"/>
+            <w:tcW w:w="1417" w:type="dxa"/>
           </w:tcPr>
           <w:p>
             <w:pPr>
@@ -7448,8 +7448,8 @@
         </w:tc>
         <w:tc>
           <w:tcPr>
-            <w:tcW w:type="dxa" w:w="1892"/>
             <w:shd w:fill="1F497D" w:val="clear"/>
+            <w:tcW w:w="1020" w:type="dxa"/>
           </w:tcPr>
           <w:p>
             <w:pPr>
@@ -7477,8 +7477,8 @@
         </w:tc>
         <w:tc>
           <w:tcPr>
-            <w:tcW w:type="dxa" w:w="1892"/>
             <w:shd w:fill="1F497D" w:val="clear"/>
+            <w:tcW w:w="1020" w:type="dxa"/>
           </w:tcPr>
           <w:p>
             <w:pPr>
@@ -7506,8 +7506,8 @@
         </w:tc>
         <w:tc>
           <w:tcPr>
-            <w:tcW w:type="dxa" w:w="1892"/>
             <w:shd w:fill="1F497D" w:val="clear"/>
+            <w:tcW w:w="2835" w:type="dxa"/>
           </w:tcPr>
           <w:p>
             <w:pPr>
@@ -7537,7 +7537,7 @@
       <w:tr>
         <w:tc>
           <w:tcPr>
-            <w:tcW w:type="dxa" w:w="1892"/>
+            <w:tcW w:w="680" w:type="dxa"/>
           </w:tcPr>
           <w:p>
             <w:pPr>
@@ -7561,7 +7561,7 @@
         </w:tc>
         <w:tc>
           <w:tcPr>
-            <w:tcW w:type="dxa" w:w="1892"/>
+            <w:tcW w:w="737" w:type="dxa"/>
           </w:tcPr>
           <w:p>
             <w:pPr>
@@ -7585,7 +7585,7 @@
         </w:tc>
         <w:tc>
           <w:tcPr>
-            <w:tcW w:type="dxa" w:w="1892"/>
+            <w:tcW w:w="2268" w:type="dxa"/>
           </w:tcPr>
           <w:p>
             <w:pPr>
@@ -7609,7 +7609,7 @@
         </w:tc>
         <w:tc>
           <w:tcPr>
-            <w:tcW w:type="dxa" w:w="1892"/>
+            <w:tcW w:w="1247" w:type="dxa"/>
           </w:tcPr>
           <w:p>
             <w:pPr>
@@ -7633,76 +7633,76 @@
         </w:tc>
         <w:tc>
           <w:tcPr>
-            <w:tcW w:type="dxa" w:w="1892"/>
-          </w:tcPr>
-          <w:p>
-            <w:pPr>
-              <w:spacing w:before="10" w:after="10" w:line="240" w:lineRule="auto"/>
-              <w:jc w:val="center"/>
-            </w:pPr>
-            <w:r>
-              <w:rPr>
-                <w:rFonts w:ascii="Consolas" w:hAnsi="Consolas" w:eastAsia="微软雅黑"/>
-                <w:sz w:val="17"/>
-              </w:rPr>
-            </w:r>
-            <w:r>
-              <w:rPr>
-                <w:rFonts w:ascii="Consolas" w:hAnsi="Consolas" w:eastAsia="微软雅黑"/>
-                <w:sz w:val="17"/>
-              </w:rPr>
-            </w:r>
-          </w:p>
-        </w:tc>
-        <w:tc>
-          <w:tcPr>
-            <w:tcW w:type="dxa" w:w="1892"/>
-          </w:tcPr>
-          <w:p>
-            <w:pPr>
-              <w:spacing w:before="10" w:after="10" w:line="240" w:lineRule="auto"/>
-              <w:jc w:val="center"/>
-            </w:pPr>
-            <w:r>
-              <w:rPr>
-                <w:rFonts w:ascii="Consolas" w:hAnsi="Consolas" w:eastAsia="微软雅黑"/>
-                <w:sz w:val="17"/>
-              </w:rPr>
-            </w:r>
-            <w:r>
-              <w:rPr>
-                <w:rFonts w:ascii="Consolas" w:hAnsi="Consolas" w:eastAsia="微软雅黑"/>
-                <w:sz w:val="17"/>
-              </w:rPr>
-            </w:r>
-          </w:p>
-        </w:tc>
-        <w:tc>
-          <w:tcPr>
-            <w:tcW w:type="dxa" w:w="1892"/>
-          </w:tcPr>
-          <w:p>
-            <w:pPr>
-              <w:spacing w:before="10" w:after="10" w:line="240" w:lineRule="auto"/>
-              <w:jc w:val="center"/>
-            </w:pPr>
-            <w:r>
-              <w:rPr>
-                <w:rFonts w:ascii="Consolas" w:hAnsi="Consolas" w:eastAsia="微软雅黑"/>
-                <w:sz w:val="17"/>
-              </w:rPr>
-            </w:r>
-            <w:r>
-              <w:rPr>
-                <w:rFonts w:ascii="Consolas" w:hAnsi="Consolas" w:eastAsia="微软雅黑"/>
-                <w:sz w:val="17"/>
-              </w:rPr>
-            </w:r>
-          </w:p>
-        </w:tc>
-        <w:tc>
-          <w:tcPr>
-            <w:tcW w:type="dxa" w:w="1892"/>
+            <w:tcW w:w="1417" w:type="dxa"/>
+          </w:tcPr>
+          <w:p>
+            <w:pPr>
+              <w:spacing w:before="10" w:after="10" w:line="240" w:lineRule="auto"/>
+              <w:jc w:val="center"/>
+            </w:pPr>
+            <w:r>
+              <w:rPr>
+                <w:rFonts w:ascii="Consolas" w:hAnsi="Consolas" w:eastAsia="微软雅黑"/>
+                <w:sz w:val="17"/>
+              </w:rPr>
+            </w:r>
+            <w:r>
+              <w:rPr>
+                <w:rFonts w:ascii="Consolas" w:hAnsi="Consolas" w:eastAsia="微软雅黑"/>
+                <w:sz w:val="17"/>
+              </w:rPr>
+            </w:r>
+          </w:p>
+        </w:tc>
+        <w:tc>
+          <w:tcPr>
+            <w:tcW w:w="1020" w:type="dxa"/>
+          </w:tcPr>
+          <w:p>
+            <w:pPr>
+              <w:spacing w:before="10" w:after="10" w:line="240" w:lineRule="auto"/>
+              <w:jc w:val="center"/>
+            </w:pPr>
+            <w:r>
+              <w:rPr>
+                <w:rFonts w:ascii="Consolas" w:hAnsi="Consolas" w:eastAsia="微软雅黑"/>
+                <w:sz w:val="17"/>
+              </w:rPr>
+            </w:r>
+            <w:r>
+              <w:rPr>
+                <w:rFonts w:ascii="Consolas" w:hAnsi="Consolas" w:eastAsia="微软雅黑"/>
+                <w:sz w:val="17"/>
+              </w:rPr>
+            </w:r>
+          </w:p>
+        </w:tc>
+        <w:tc>
+          <w:tcPr>
+            <w:tcW w:w="1020" w:type="dxa"/>
+          </w:tcPr>
+          <w:p>
+            <w:pPr>
+              <w:spacing w:before="10" w:after="10" w:line="240" w:lineRule="auto"/>
+              <w:jc w:val="center"/>
+            </w:pPr>
+            <w:r>
+              <w:rPr>
+                <w:rFonts w:ascii="Consolas" w:hAnsi="Consolas" w:eastAsia="微软雅黑"/>
+                <w:sz w:val="17"/>
+              </w:rPr>
+            </w:r>
+            <w:r>
+              <w:rPr>
+                <w:rFonts w:ascii="Consolas" w:hAnsi="Consolas" w:eastAsia="微软雅黑"/>
+                <w:sz w:val="17"/>
+              </w:rPr>
+            </w:r>
+          </w:p>
+        </w:tc>
+        <w:tc>
+          <w:tcPr>
+            <w:tcW w:w="2835" w:type="dxa"/>
           </w:tcPr>
           <w:p>
             <w:pPr>
@@ -7728,8 +7728,8 @@
       <w:tr>
         <w:tc>
           <w:tcPr>
-            <w:tcW w:type="dxa" w:w="1892"/>
             <w:shd w:fill="F2F2F2" w:val="clear"/>
+            <w:tcW w:w="680" w:type="dxa"/>
           </w:tcPr>
           <w:p>
             <w:pPr>
@@ -7753,8 +7753,8 @@
         </w:tc>
         <w:tc>
           <w:tcPr>
-            <w:tcW w:type="dxa" w:w="1892"/>
             <w:shd w:fill="F2F2F2" w:val="clear"/>
+            <w:tcW w:w="737" w:type="dxa"/>
           </w:tcPr>
           <w:p>
             <w:pPr>
@@ -7778,8 +7778,8 @@
         </w:tc>
         <w:tc>
           <w:tcPr>
-            <w:tcW w:type="dxa" w:w="1892"/>
             <w:shd w:fill="F2F2F2" w:val="clear"/>
+            <w:tcW w:w="2268" w:type="dxa"/>
           </w:tcPr>
           <w:p>
             <w:pPr>
@@ -7803,8 +7803,8 @@
         </w:tc>
         <w:tc>
           <w:tcPr>
-            <w:tcW w:type="dxa" w:w="1892"/>
             <w:shd w:fill="F2F2F2" w:val="clear"/>
+            <w:tcW w:w="1247" w:type="dxa"/>
           </w:tcPr>
           <w:p>
             <w:pPr>
@@ -7828,80 +7828,80 @@
         </w:tc>
         <w:tc>
           <w:tcPr>
-            <w:tcW w:type="dxa" w:w="1892"/>
             <w:shd w:fill="F2F2F2" w:val="clear"/>
-          </w:tcPr>
-          <w:p>
-            <w:pPr>
-              <w:spacing w:before="10" w:after="10" w:line="240" w:lineRule="auto"/>
-              <w:jc w:val="center"/>
-            </w:pPr>
-            <w:r>
-              <w:rPr>
-                <w:rFonts w:ascii="Consolas" w:hAnsi="Consolas" w:eastAsia="微软雅黑"/>
-                <w:sz w:val="17"/>
-              </w:rPr>
-            </w:r>
-            <w:r>
-              <w:rPr>
-                <w:rFonts w:ascii="Consolas" w:hAnsi="Consolas" w:eastAsia="微软雅黑"/>
-                <w:sz w:val="17"/>
-              </w:rPr>
-            </w:r>
-          </w:p>
-        </w:tc>
-        <w:tc>
-          <w:tcPr>
-            <w:tcW w:type="dxa" w:w="1892"/>
+            <w:tcW w:w="1417" w:type="dxa"/>
+          </w:tcPr>
+          <w:p>
+            <w:pPr>
+              <w:spacing w:before="10" w:after="10" w:line="240" w:lineRule="auto"/>
+              <w:jc w:val="center"/>
+            </w:pPr>
+            <w:r>
+              <w:rPr>
+                <w:rFonts w:ascii="Consolas" w:hAnsi="Consolas" w:eastAsia="微软雅黑"/>
+                <w:sz w:val="17"/>
+              </w:rPr>
+            </w:r>
+            <w:r>
+              <w:rPr>
+                <w:rFonts w:ascii="Consolas" w:hAnsi="Consolas" w:eastAsia="微软雅黑"/>
+                <w:sz w:val="17"/>
+              </w:rPr>
+            </w:r>
+          </w:p>
+        </w:tc>
+        <w:tc>
+          <w:tcPr>
             <w:shd w:fill="F2F2F2" w:val="clear"/>
-          </w:tcPr>
-          <w:p>
-            <w:pPr>
-              <w:spacing w:before="10" w:after="10" w:line="240" w:lineRule="auto"/>
-              <w:jc w:val="center"/>
-            </w:pPr>
-            <w:r>
-              <w:rPr>
-                <w:rFonts w:ascii="Consolas" w:hAnsi="Consolas" w:eastAsia="微软雅黑"/>
-                <w:sz w:val="17"/>
-              </w:rPr>
-            </w:r>
-            <w:r>
-              <w:rPr>
-                <w:rFonts w:ascii="Consolas" w:hAnsi="Consolas" w:eastAsia="微软雅黑"/>
-                <w:sz w:val="17"/>
-              </w:rPr>
-            </w:r>
-          </w:p>
-        </w:tc>
-        <w:tc>
-          <w:tcPr>
-            <w:tcW w:type="dxa" w:w="1892"/>
+            <w:tcW w:w="1020" w:type="dxa"/>
+          </w:tcPr>
+          <w:p>
+            <w:pPr>
+              <w:spacing w:before="10" w:after="10" w:line="240" w:lineRule="auto"/>
+              <w:jc w:val="center"/>
+            </w:pPr>
+            <w:r>
+              <w:rPr>
+                <w:rFonts w:ascii="Consolas" w:hAnsi="Consolas" w:eastAsia="微软雅黑"/>
+                <w:sz w:val="17"/>
+              </w:rPr>
+            </w:r>
+            <w:r>
+              <w:rPr>
+                <w:rFonts w:ascii="Consolas" w:hAnsi="Consolas" w:eastAsia="微软雅黑"/>
+                <w:sz w:val="17"/>
+              </w:rPr>
+            </w:r>
+          </w:p>
+        </w:tc>
+        <w:tc>
+          <w:tcPr>
             <w:shd w:fill="F2F2F2" w:val="clear"/>
-          </w:tcPr>
-          <w:p>
-            <w:pPr>
-              <w:spacing w:before="10" w:after="10" w:line="240" w:lineRule="auto"/>
-              <w:jc w:val="center"/>
-            </w:pPr>
-            <w:r>
-              <w:rPr>
-                <w:rFonts w:ascii="Consolas" w:hAnsi="Consolas" w:eastAsia="微软雅黑"/>
-                <w:sz w:val="17"/>
-              </w:rPr>
-            </w:r>
-            <w:r>
-              <w:rPr>
-                <w:rFonts w:ascii="Consolas" w:hAnsi="Consolas" w:eastAsia="微软雅黑"/>
-                <w:sz w:val="17"/>
-              </w:rPr>
-            </w:r>
-          </w:p>
-        </w:tc>
-        <w:tc>
-          <w:tcPr>
-            <w:tcW w:type="dxa" w:w="1892"/>
+            <w:tcW w:w="1020" w:type="dxa"/>
+          </w:tcPr>
+          <w:p>
+            <w:pPr>
+              <w:spacing w:before="10" w:after="10" w:line="240" w:lineRule="auto"/>
+              <w:jc w:val="center"/>
+            </w:pPr>
+            <w:r>
+              <w:rPr>
+                <w:rFonts w:ascii="Consolas" w:hAnsi="Consolas" w:eastAsia="微软雅黑"/>
+                <w:sz w:val="17"/>
+              </w:rPr>
+            </w:r>
+            <w:r>
+              <w:rPr>
+                <w:rFonts w:ascii="Consolas" w:hAnsi="Consolas" w:eastAsia="微软雅黑"/>
+                <w:sz w:val="17"/>
+              </w:rPr>
+            </w:r>
+          </w:p>
+        </w:tc>
+        <w:tc>
+          <w:tcPr>
             <w:shd w:fill="F2F2F2" w:val="clear"/>
+            <w:tcW w:w="2835" w:type="dxa"/>
           </w:tcPr>
           <w:p>
             <w:pPr>
@@ -7927,7 +7927,7 @@
       <w:tr>
         <w:tc>
           <w:tcPr>
-            <w:tcW w:type="dxa" w:w="1892"/>
+            <w:tcW w:w="680" w:type="dxa"/>
           </w:tcPr>
           <w:p>
             <w:pPr>
@@ -7951,7 +7951,7 @@
         </w:tc>
         <w:tc>
           <w:tcPr>
-            <w:tcW w:type="dxa" w:w="1892"/>
+            <w:tcW w:w="737" w:type="dxa"/>
           </w:tcPr>
           <w:p>
             <w:pPr>
@@ -7975,7 +7975,7 @@
         </w:tc>
         <w:tc>
           <w:tcPr>
-            <w:tcW w:type="dxa" w:w="1892"/>
+            <w:tcW w:w="2268" w:type="dxa"/>
           </w:tcPr>
           <w:p>
             <w:pPr>
@@ -7999,7 +7999,7 @@
         </w:tc>
         <w:tc>
           <w:tcPr>
-            <w:tcW w:type="dxa" w:w="1892"/>
+            <w:tcW w:w="1247" w:type="dxa"/>
           </w:tcPr>
           <w:p>
             <w:pPr>
@@ -8023,76 +8023,76 @@
         </w:tc>
         <w:tc>
           <w:tcPr>
-            <w:tcW w:type="dxa" w:w="1892"/>
-          </w:tcPr>
-          <w:p>
-            <w:pPr>
-              <w:spacing w:before="10" w:after="10" w:line="240" w:lineRule="auto"/>
-              <w:jc w:val="center"/>
-            </w:pPr>
-            <w:r>
-              <w:rPr>
-                <w:rFonts w:ascii="Consolas" w:hAnsi="Consolas" w:eastAsia="微软雅黑"/>
-                <w:sz w:val="17"/>
-              </w:rPr>
-            </w:r>
-            <w:r>
-              <w:rPr>
-                <w:rFonts w:ascii="Consolas" w:hAnsi="Consolas" w:eastAsia="微软雅黑"/>
-                <w:sz w:val="17"/>
-              </w:rPr>
-            </w:r>
-          </w:p>
-        </w:tc>
-        <w:tc>
-          <w:tcPr>
-            <w:tcW w:type="dxa" w:w="1892"/>
-          </w:tcPr>
-          <w:p>
-            <w:pPr>
-              <w:spacing w:before="10" w:after="10" w:line="240" w:lineRule="auto"/>
-              <w:jc w:val="center"/>
-            </w:pPr>
-            <w:r>
-              <w:rPr>
-                <w:rFonts w:ascii="Consolas" w:hAnsi="Consolas" w:eastAsia="微软雅黑"/>
-                <w:sz w:val="17"/>
-              </w:rPr>
-            </w:r>
-            <w:r>
-              <w:rPr>
-                <w:rFonts w:ascii="Consolas" w:hAnsi="Consolas" w:eastAsia="微软雅黑"/>
-                <w:sz w:val="17"/>
-              </w:rPr>
-            </w:r>
-          </w:p>
-        </w:tc>
-        <w:tc>
-          <w:tcPr>
-            <w:tcW w:type="dxa" w:w="1892"/>
-          </w:tcPr>
-          <w:p>
-            <w:pPr>
-              <w:spacing w:before="10" w:after="10" w:line="240" w:lineRule="auto"/>
-              <w:jc w:val="center"/>
-            </w:pPr>
-            <w:r>
-              <w:rPr>
-                <w:rFonts w:ascii="Consolas" w:hAnsi="Consolas" w:eastAsia="微软雅黑"/>
-                <w:sz w:val="17"/>
-              </w:rPr>
-            </w:r>
-            <w:r>
-              <w:rPr>
-                <w:rFonts w:ascii="Consolas" w:hAnsi="Consolas" w:eastAsia="微软雅黑"/>
-                <w:sz w:val="17"/>
-              </w:rPr>
-            </w:r>
-          </w:p>
-        </w:tc>
-        <w:tc>
-          <w:tcPr>
-            <w:tcW w:type="dxa" w:w="1892"/>
+            <w:tcW w:w="1417" w:type="dxa"/>
+          </w:tcPr>
+          <w:p>
+            <w:pPr>
+              <w:spacing w:before="10" w:after="10" w:line="240" w:lineRule="auto"/>
+              <w:jc w:val="center"/>
+            </w:pPr>
+            <w:r>
+              <w:rPr>
+                <w:rFonts w:ascii="Consolas" w:hAnsi="Consolas" w:eastAsia="微软雅黑"/>
+                <w:sz w:val="17"/>
+              </w:rPr>
+            </w:r>
+            <w:r>
+              <w:rPr>
+                <w:rFonts w:ascii="Consolas" w:hAnsi="Consolas" w:eastAsia="微软雅黑"/>
+                <w:sz w:val="17"/>
+              </w:rPr>
+            </w:r>
+          </w:p>
+        </w:tc>
+        <w:tc>
+          <w:tcPr>
+            <w:tcW w:w="1020" w:type="dxa"/>
+          </w:tcPr>
+          <w:p>
+            <w:pPr>
+              <w:spacing w:before="10" w:after="10" w:line="240" w:lineRule="auto"/>
+              <w:jc w:val="center"/>
+            </w:pPr>
+            <w:r>
+              <w:rPr>
+                <w:rFonts w:ascii="Consolas" w:hAnsi="Consolas" w:eastAsia="微软雅黑"/>
+                <w:sz w:val="17"/>
+              </w:rPr>
+            </w:r>
+            <w:r>
+              <w:rPr>
+                <w:rFonts w:ascii="Consolas" w:hAnsi="Consolas" w:eastAsia="微软雅黑"/>
+                <w:sz w:val="17"/>
+              </w:rPr>
+            </w:r>
+          </w:p>
+        </w:tc>
+        <w:tc>
+          <w:tcPr>
+            <w:tcW w:w="1020" w:type="dxa"/>
+          </w:tcPr>
+          <w:p>
+            <w:pPr>
+              <w:spacing w:before="10" w:after="10" w:line="240" w:lineRule="auto"/>
+              <w:jc w:val="center"/>
+            </w:pPr>
+            <w:r>
+              <w:rPr>
+                <w:rFonts w:ascii="Consolas" w:hAnsi="Consolas" w:eastAsia="微软雅黑"/>
+                <w:sz w:val="17"/>
+              </w:rPr>
+            </w:r>
+            <w:r>
+              <w:rPr>
+                <w:rFonts w:ascii="Consolas" w:hAnsi="Consolas" w:eastAsia="微软雅黑"/>
+                <w:sz w:val="17"/>
+              </w:rPr>
+            </w:r>
+          </w:p>
+        </w:tc>
+        <w:tc>
+          <w:tcPr>
+            <w:tcW w:w="2835" w:type="dxa"/>
           </w:tcPr>
           <w:p>
             <w:pPr>
@@ -8118,8 +8118,8 @@
       <w:tr>
         <w:tc>
           <w:tcPr>
-            <w:tcW w:type="dxa" w:w="1892"/>
             <w:shd w:fill="F2F2F2" w:val="clear"/>
+            <w:tcW w:w="680" w:type="dxa"/>
           </w:tcPr>
           <w:p>
             <w:pPr>
@@ -8143,8 +8143,8 @@
         </w:tc>
         <w:tc>
           <w:tcPr>
-            <w:tcW w:type="dxa" w:w="1892"/>
             <w:shd w:fill="F2F2F2" w:val="clear"/>
+            <w:tcW w:w="737" w:type="dxa"/>
           </w:tcPr>
           <w:p>
             <w:pPr>
@@ -8168,8 +8168,8 @@
         </w:tc>
         <w:tc>
           <w:tcPr>
-            <w:tcW w:type="dxa" w:w="1892"/>
             <w:shd w:fill="F2F2F2" w:val="clear"/>
+            <w:tcW w:w="2268" w:type="dxa"/>
           </w:tcPr>
           <w:p>
             <w:pPr>
@@ -8193,8 +8193,8 @@
         </w:tc>
         <w:tc>
           <w:tcPr>
-            <w:tcW w:type="dxa" w:w="1892"/>
             <w:shd w:fill="F2F2F2" w:val="clear"/>
+            <w:tcW w:w="1247" w:type="dxa"/>
           </w:tcPr>
           <w:p>
             <w:pPr>
@@ -8218,8 +8218,8 @@
         </w:tc>
         <w:tc>
           <w:tcPr>
-            <w:tcW w:type="dxa" w:w="1892"/>
             <w:shd w:fill="F2F2F2" w:val="clear"/>
+            <w:tcW w:w="1417" w:type="dxa"/>
           </w:tcPr>
           <w:p>
             <w:pPr>
@@ -8243,8 +8243,8 @@
         </w:tc>
         <w:tc>
           <w:tcPr>
-            <w:tcW w:type="dxa" w:w="1892"/>
             <w:shd w:fill="F2F2F2" w:val="clear"/>
+            <w:tcW w:w="1020" w:type="dxa"/>
           </w:tcPr>
           <w:p>
             <w:pPr>
@@ -8268,8 +8268,8 @@
         </w:tc>
         <w:tc>
           <w:tcPr>
-            <w:tcW w:type="dxa" w:w="1892"/>
             <w:shd w:fill="F2F2F2" w:val="clear"/>
+            <w:tcW w:w="1020" w:type="dxa"/>
           </w:tcPr>
           <w:p>
             <w:pPr>
@@ -8293,8 +8293,8 @@
         </w:tc>
         <w:tc>
           <w:tcPr>
-            <w:tcW w:type="dxa" w:w="1892"/>
             <w:shd w:fill="F2F2F2" w:val="clear"/>
+            <w:tcW w:w="2835" w:type="dxa"/>
           </w:tcPr>
           <w:p>
             <w:pPr>
@@ -8319,7 +8319,7 @@
       <w:tr>
         <w:tc>
           <w:tcPr>
-            <w:tcW w:type="dxa" w:w="1892"/>
+            <w:tcW w:w="680" w:type="dxa"/>
           </w:tcPr>
           <w:p>
             <w:pPr>
@@ -8343,7 +8343,7 @@
         </w:tc>
         <w:tc>
           <w:tcPr>
-            <w:tcW w:type="dxa" w:w="1892"/>
+            <w:tcW w:w="737" w:type="dxa"/>
           </w:tcPr>
           <w:p>
             <w:pPr>
@@ -8367,7 +8367,7 @@
         </w:tc>
         <w:tc>
           <w:tcPr>
-            <w:tcW w:type="dxa" w:w="1892"/>
+            <w:tcW w:w="2268" w:type="dxa"/>
           </w:tcPr>
           <w:p>
             <w:pPr>
@@ -8391,7 +8391,7 @@
         </w:tc>
         <w:tc>
           <w:tcPr>
-            <w:tcW w:type="dxa" w:w="1892"/>
+            <w:tcW w:w="1247" w:type="dxa"/>
           </w:tcPr>
           <w:p>
             <w:pPr>
@@ -8415,7 +8415,7 @@
         </w:tc>
         <w:tc>
           <w:tcPr>
-            <w:tcW w:type="dxa" w:w="1892"/>
+            <w:tcW w:w="1417" w:type="dxa"/>
           </w:tcPr>
           <w:p>
             <w:pPr>
@@ -8439,7 +8439,7 @@
         </w:tc>
         <w:tc>
           <w:tcPr>
-            <w:tcW w:type="dxa" w:w="1892"/>
+            <w:tcW w:w="1020" w:type="dxa"/>
           </w:tcPr>
           <w:p>
             <w:pPr>
@@ -8463,7 +8463,7 @@
         </w:tc>
         <w:tc>
           <w:tcPr>
-            <w:tcW w:type="dxa" w:w="1892"/>
+            <w:tcW w:w="1020" w:type="dxa"/>
           </w:tcPr>
           <w:p>
             <w:pPr>
@@ -8487,7 +8487,7 @@
         </w:tc>
         <w:tc>
           <w:tcPr>
-            <w:tcW w:type="dxa" w:w="1892"/>
+            <w:tcW w:w="2835" w:type="dxa"/>
           </w:tcPr>
           <w:p>
             <w:pPr>
@@ -8512,8 +8512,8 @@
       <w:tr>
         <w:tc>
           <w:tcPr>
-            <w:tcW w:type="dxa" w:w="1892"/>
             <w:shd w:fill="F2F2F2" w:val="clear"/>
+            <w:tcW w:w="680" w:type="dxa"/>
           </w:tcPr>
           <w:p>
             <w:pPr>
@@ -8537,8 +8537,8 @@
         </w:tc>
         <w:tc>
           <w:tcPr>
-            <w:tcW w:type="dxa" w:w="1892"/>
             <w:shd w:fill="F2F2F2" w:val="clear"/>
+            <w:tcW w:w="737" w:type="dxa"/>
           </w:tcPr>
           <w:p>
             <w:pPr>
@@ -8562,8 +8562,8 @@
         </w:tc>
         <w:tc>
           <w:tcPr>
-            <w:tcW w:type="dxa" w:w="1892"/>
             <w:shd w:fill="F2F2F2" w:val="clear"/>
+            <w:tcW w:w="2268" w:type="dxa"/>
           </w:tcPr>
           <w:p>
             <w:pPr>
@@ -8587,8 +8587,8 @@
         </w:tc>
         <w:tc>
           <w:tcPr>
-            <w:tcW w:type="dxa" w:w="1892"/>
             <w:shd w:fill="F2F2F2" w:val="clear"/>
+            <w:tcW w:w="1247" w:type="dxa"/>
           </w:tcPr>
           <w:p>
             <w:pPr>
@@ -8612,8 +8612,8 @@
         </w:tc>
         <w:tc>
           <w:tcPr>
-            <w:tcW w:type="dxa" w:w="1892"/>
             <w:shd w:fill="F2F2F2" w:val="clear"/>
+            <w:tcW w:w="1417" w:type="dxa"/>
           </w:tcPr>
           <w:p>
             <w:pPr>
@@ -8637,8 +8637,8 @@
         </w:tc>
         <w:tc>
           <w:tcPr>
-            <w:tcW w:type="dxa" w:w="1892"/>
             <w:shd w:fill="F2F2F2" w:val="clear"/>
+            <w:tcW w:w="1020" w:type="dxa"/>
           </w:tcPr>
           <w:p>
             <w:pPr>
@@ -8662,8 +8662,8 @@
         </w:tc>
         <w:tc>
           <w:tcPr>
-            <w:tcW w:type="dxa" w:w="1892"/>
             <w:shd w:fill="F2F2F2" w:val="clear"/>
+            <w:tcW w:w="1020" w:type="dxa"/>
           </w:tcPr>
           <w:p>
             <w:pPr>
@@ -8687,8 +8687,8 @@
         </w:tc>
         <w:tc>
           <w:tcPr>
-            <w:tcW w:type="dxa" w:w="1892"/>
             <w:shd w:fill="F2F2F2" w:val="clear"/>
+            <w:tcW w:w="2835" w:type="dxa"/>
           </w:tcPr>
           <w:p>
             <w:pPr>
@@ -8713,7 +8713,7 @@
       <w:tr>
         <w:tc>
           <w:tcPr>
-            <w:tcW w:type="dxa" w:w="1892"/>
+            <w:tcW w:w="680" w:type="dxa"/>
           </w:tcPr>
           <w:p>
             <w:pPr>
@@ -8737,7 +8737,7 @@
         </w:tc>
         <w:tc>
           <w:tcPr>
-            <w:tcW w:type="dxa" w:w="1892"/>
+            <w:tcW w:w="737" w:type="dxa"/>
           </w:tcPr>
           <w:p>
             <w:pPr>
@@ -8761,7 +8761,7 @@
         </w:tc>
         <w:tc>
           <w:tcPr>
-            <w:tcW w:type="dxa" w:w="1892"/>
+            <w:tcW w:w="2268" w:type="dxa"/>
           </w:tcPr>
           <w:p>
             <w:pPr>
@@ -8785,7 +8785,7 @@
         </w:tc>
         <w:tc>
           <w:tcPr>
-            <w:tcW w:type="dxa" w:w="1892"/>
+            <w:tcW w:w="1247" w:type="dxa"/>
           </w:tcPr>
           <w:p>
             <w:pPr>
@@ -8809,7 +8809,7 @@
         </w:tc>
         <w:tc>
           <w:tcPr>
-            <w:tcW w:type="dxa" w:w="1892"/>
+            <w:tcW w:w="1417" w:type="dxa"/>
           </w:tcPr>
           <w:p>
             <w:pPr>
@@ -8833,7 +8833,7 @@
         </w:tc>
         <w:tc>
           <w:tcPr>
-            <w:tcW w:type="dxa" w:w="1892"/>
+            <w:tcW w:w="1020" w:type="dxa"/>
           </w:tcPr>
           <w:p>
             <w:pPr>
@@ -8857,7 +8857,7 @@
         </w:tc>
         <w:tc>
           <w:tcPr>
-            <w:tcW w:type="dxa" w:w="1892"/>
+            <w:tcW w:w="1020" w:type="dxa"/>
           </w:tcPr>
           <w:p>
             <w:pPr>
@@ -8881,7 +8881,7 @@
         </w:tc>
         <w:tc>
           <w:tcPr>
-            <w:tcW w:type="dxa" w:w="1892"/>
+            <w:tcW w:w="2835" w:type="dxa"/>
           </w:tcPr>
           <w:p>
             <w:pPr>
@@ -8906,8 +8906,8 @@
       <w:tr>
         <w:tc>
           <w:tcPr>
-            <w:tcW w:type="dxa" w:w="1892"/>
             <w:shd w:fill="F2F2F2" w:val="clear"/>
+            <w:tcW w:w="680" w:type="dxa"/>
           </w:tcPr>
           <w:p>
             <w:pPr>
@@ -8931,8 +8931,8 @@
         </w:tc>
         <w:tc>
           <w:tcPr>
-            <w:tcW w:type="dxa" w:w="1892"/>
             <w:shd w:fill="F2F2F2" w:val="clear"/>
+            <w:tcW w:w="737" w:type="dxa"/>
           </w:tcPr>
           <w:p>
             <w:pPr>
@@ -8956,8 +8956,8 @@
         </w:tc>
         <w:tc>
           <w:tcPr>
-            <w:tcW w:type="dxa" w:w="1892"/>
             <w:shd w:fill="F2F2F2" w:val="clear"/>
+            <w:tcW w:w="2268" w:type="dxa"/>
           </w:tcPr>
           <w:p>
             <w:pPr>
@@ -8981,8 +8981,8 @@
         </w:tc>
         <w:tc>
           <w:tcPr>
-            <w:tcW w:type="dxa" w:w="1892"/>
             <w:shd w:fill="F2F2F2" w:val="clear"/>
+            <w:tcW w:w="1247" w:type="dxa"/>
           </w:tcPr>
           <w:p>
             <w:pPr>
@@ -9006,8 +9006,8 @@
         </w:tc>
         <w:tc>
           <w:tcPr>
-            <w:tcW w:type="dxa" w:w="1892"/>
             <w:shd w:fill="F2F2F2" w:val="clear"/>
+            <w:tcW w:w="1417" w:type="dxa"/>
           </w:tcPr>
           <w:p>
             <w:pPr>
@@ -9031,8 +9031,8 @@
         </w:tc>
         <w:tc>
           <w:tcPr>
-            <w:tcW w:type="dxa" w:w="1892"/>
             <w:shd w:fill="F2F2F2" w:val="clear"/>
+            <w:tcW w:w="1020" w:type="dxa"/>
           </w:tcPr>
           <w:p>
             <w:pPr>
@@ -9056,8 +9056,8 @@
         </w:tc>
         <w:tc>
           <w:tcPr>
-            <w:tcW w:type="dxa" w:w="1892"/>
             <w:shd w:fill="F2F2F2" w:val="clear"/>
+            <w:tcW w:w="1020" w:type="dxa"/>
           </w:tcPr>
           <w:p>
             <w:pPr>
@@ -9081,8 +9081,8 @@
         </w:tc>
         <w:tc>
           <w:tcPr>
-            <w:tcW w:type="dxa" w:w="1892"/>
             <w:shd w:fill="F2F2F2" w:val="clear"/>
+            <w:tcW w:w="2835" w:type="dxa"/>
           </w:tcPr>
           <w:p>
             <w:pPr>
@@ -9107,7 +9107,7 @@
       <w:tr>
         <w:tc>
           <w:tcPr>
-            <w:tcW w:type="dxa" w:w="1892"/>
+            <w:tcW w:w="680" w:type="dxa"/>
           </w:tcPr>
           <w:p>
             <w:pPr>
@@ -9131,7 +9131,7 @@
         </w:tc>
         <w:tc>
           <w:tcPr>
-            <w:tcW w:type="dxa" w:w="1892"/>
+            <w:tcW w:w="737" w:type="dxa"/>
           </w:tcPr>
           <w:p>
             <w:pPr>
@@ -9155,7 +9155,7 @@
         </w:tc>
         <w:tc>
           <w:tcPr>
-            <w:tcW w:type="dxa" w:w="1892"/>
+            <w:tcW w:w="2268" w:type="dxa"/>
           </w:tcPr>
           <w:p>
             <w:pPr>
@@ -9179,7 +9179,7 @@
         </w:tc>
         <w:tc>
           <w:tcPr>
-            <w:tcW w:type="dxa" w:w="1892"/>
+            <w:tcW w:w="1247" w:type="dxa"/>
           </w:tcPr>
           <w:p>
             <w:pPr>
@@ -9203,7 +9203,7 @@
         </w:tc>
         <w:tc>
           <w:tcPr>
-            <w:tcW w:type="dxa" w:w="1892"/>
+            <w:tcW w:w="1417" w:type="dxa"/>
           </w:tcPr>
           <w:p>
             <w:pPr>
@@ -9227,7 +9227,7 @@
         </w:tc>
         <w:tc>
           <w:tcPr>
-            <w:tcW w:type="dxa" w:w="1892"/>
+            <w:tcW w:w="1020" w:type="dxa"/>
           </w:tcPr>
           <w:p>
             <w:pPr>
@@ -9251,7 +9251,7 @@
         </w:tc>
         <w:tc>
           <w:tcPr>
-            <w:tcW w:type="dxa" w:w="1892"/>
+            <w:tcW w:w="1020" w:type="dxa"/>
           </w:tcPr>
           <w:p>
             <w:pPr>
@@ -9275,7 +9275,7 @@
         </w:tc>
         <w:tc>
           <w:tcPr>
-            <w:tcW w:type="dxa" w:w="1892"/>
+            <w:tcW w:w="2835" w:type="dxa"/>
           </w:tcPr>
           <w:p>
             <w:pPr>
@@ -9300,8 +9300,8 @@
       <w:tr>
         <w:tc>
           <w:tcPr>
-            <w:tcW w:type="dxa" w:w="1892"/>
             <w:shd w:fill="F2F2F2" w:val="clear"/>
+            <w:tcW w:w="680" w:type="dxa"/>
           </w:tcPr>
           <w:p>
             <w:pPr>
@@ -9325,8 +9325,8 @@
         </w:tc>
         <w:tc>
           <w:tcPr>
-            <w:tcW w:type="dxa" w:w="1892"/>
             <w:shd w:fill="F2F2F2" w:val="clear"/>
+            <w:tcW w:w="737" w:type="dxa"/>
           </w:tcPr>
           <w:p>
             <w:pPr>
@@ -9350,8 +9350,8 @@
         </w:tc>
         <w:tc>
           <w:tcPr>
-            <w:tcW w:type="dxa" w:w="1892"/>
             <w:shd w:fill="F2F2F2" w:val="clear"/>
+            <w:tcW w:w="2268" w:type="dxa"/>
           </w:tcPr>
           <w:p>
             <w:pPr>
@@ -9375,8 +9375,8 @@
         </w:tc>
         <w:tc>
           <w:tcPr>
-            <w:tcW w:type="dxa" w:w="1892"/>
             <w:shd w:fill="F2F2F2" w:val="clear"/>
+            <w:tcW w:w="1247" w:type="dxa"/>
           </w:tcPr>
           <w:p>
             <w:pPr>
@@ -9400,8 +9400,8 @@
         </w:tc>
         <w:tc>
           <w:tcPr>
-            <w:tcW w:type="dxa" w:w="1892"/>
             <w:shd w:fill="F2F2F2" w:val="clear"/>
+            <w:tcW w:w="1417" w:type="dxa"/>
           </w:tcPr>
           <w:p>
             <w:pPr>
@@ -9425,8 +9425,8 @@
         </w:tc>
         <w:tc>
           <w:tcPr>
-            <w:tcW w:type="dxa" w:w="1892"/>
             <w:shd w:fill="F2F2F2" w:val="clear"/>
+            <w:tcW w:w="1020" w:type="dxa"/>
           </w:tcPr>
           <w:p>
             <w:pPr>
@@ -9450,8 +9450,8 @@
         </w:tc>
         <w:tc>
           <w:tcPr>
-            <w:tcW w:type="dxa" w:w="1892"/>
             <w:shd w:fill="F2F2F2" w:val="clear"/>
+            <w:tcW w:w="1020" w:type="dxa"/>
           </w:tcPr>
           <w:p>
             <w:pPr>
@@ -9475,8 +9475,8 @@
         </w:tc>
         <w:tc>
           <w:tcPr>
-            <w:tcW w:type="dxa" w:w="1892"/>
             <w:shd w:fill="F2F2F2" w:val="clear"/>
+            <w:tcW w:w="2835" w:type="dxa"/>
           </w:tcPr>
           <w:p>
             <w:pPr>
@@ -9501,7 +9501,7 @@
       <w:tr>
         <w:tc>
           <w:tcPr>
-            <w:tcW w:type="dxa" w:w="1892"/>
+            <w:tcW w:w="680" w:type="dxa"/>
           </w:tcPr>
           <w:p>
             <w:pPr>
@@ -9525,7 +9525,7 @@
         </w:tc>
         <w:tc>
           <w:tcPr>
-            <w:tcW w:type="dxa" w:w="1892"/>
+            <w:tcW w:w="737" w:type="dxa"/>
           </w:tcPr>
           <w:p>
             <w:pPr>
@@ -9549,7 +9549,7 @@
         </w:tc>
         <w:tc>
           <w:tcPr>
-            <w:tcW w:type="dxa" w:w="1892"/>
+            <w:tcW w:w="2268" w:type="dxa"/>
           </w:tcPr>
           <w:p>
             <w:pPr>
@@ -9573,7 +9573,7 @@
         </w:tc>
         <w:tc>
           <w:tcPr>
-            <w:tcW w:type="dxa" w:w="1892"/>
+            <w:tcW w:w="1247" w:type="dxa"/>
           </w:tcPr>
           <w:p>
             <w:pPr>
@@ -9597,7 +9597,7 @@
         </w:tc>
         <w:tc>
           <w:tcPr>
-            <w:tcW w:type="dxa" w:w="1892"/>
+            <w:tcW w:w="1417" w:type="dxa"/>
           </w:tcPr>
           <w:p>
             <w:pPr>
@@ -9621,7 +9621,7 @@
         </w:tc>
         <w:tc>
           <w:tcPr>
-            <w:tcW w:type="dxa" w:w="1892"/>
+            <w:tcW w:w="1020" w:type="dxa"/>
           </w:tcPr>
           <w:p>
             <w:pPr>
@@ -9645,7 +9645,7 @@
         </w:tc>
         <w:tc>
           <w:tcPr>
-            <w:tcW w:type="dxa" w:w="1892"/>
+            <w:tcW w:w="1020" w:type="dxa"/>
           </w:tcPr>
           <w:p>
             <w:pPr>
@@ -9669,7 +9669,7 @@
         </w:tc>
         <w:tc>
           <w:tcPr>
-            <w:tcW w:type="dxa" w:w="1892"/>
+            <w:tcW w:w="2835" w:type="dxa"/>
           </w:tcPr>
           <w:p>
             <w:pPr>
@@ -9694,8 +9694,8 @@
       <w:tr>
         <w:tc>
           <w:tcPr>
-            <w:tcW w:type="dxa" w:w="1892"/>
             <w:shd w:fill="F2F2F2" w:val="clear"/>
+            <w:tcW w:w="680" w:type="dxa"/>
           </w:tcPr>
           <w:p>
             <w:pPr>
@@ -9719,8 +9719,8 @@
         </w:tc>
         <w:tc>
           <w:tcPr>
-            <w:tcW w:type="dxa" w:w="1892"/>
             <w:shd w:fill="F2F2F2" w:val="clear"/>
+            <w:tcW w:w="737" w:type="dxa"/>
           </w:tcPr>
           <w:p>
             <w:pPr>
@@ -9744,8 +9744,8 @@
         </w:tc>
         <w:tc>
           <w:tcPr>
-            <w:tcW w:type="dxa" w:w="1892"/>
             <w:shd w:fill="F2F2F2" w:val="clear"/>
+            <w:tcW w:w="2268" w:type="dxa"/>
           </w:tcPr>
           <w:p>
             <w:pPr>
@@ -9769,8 +9769,8 @@
         </w:tc>
         <w:tc>
           <w:tcPr>
-            <w:tcW w:type="dxa" w:w="1892"/>
             <w:shd w:fill="F2F2F2" w:val="clear"/>
+            <w:tcW w:w="1247" w:type="dxa"/>
           </w:tcPr>
           <w:p>
             <w:pPr>
@@ -9794,8 +9794,8 @@
         </w:tc>
         <w:tc>
           <w:tcPr>
-            <w:tcW w:type="dxa" w:w="1892"/>
             <w:shd w:fill="F2F2F2" w:val="clear"/>
+            <w:tcW w:w="1417" w:type="dxa"/>
           </w:tcPr>
           <w:p>
             <w:pPr>
@@ -9819,8 +9819,8 @@
         </w:tc>
         <w:tc>
           <w:tcPr>
-            <w:tcW w:type="dxa" w:w="1892"/>
             <w:shd w:fill="F2F2F2" w:val="clear"/>
+            <w:tcW w:w="1020" w:type="dxa"/>
           </w:tcPr>
           <w:p>
             <w:pPr>
@@ -9844,8 +9844,8 @@
         </w:tc>
         <w:tc>
           <w:tcPr>
-            <w:tcW w:type="dxa" w:w="1892"/>
             <w:shd w:fill="F2F2F2" w:val="clear"/>
+            <w:tcW w:w="1020" w:type="dxa"/>
           </w:tcPr>
           <w:p>
             <w:pPr>
@@ -9869,8 +9869,8 @@
         </w:tc>
         <w:tc>
           <w:tcPr>
-            <w:tcW w:type="dxa" w:w="1892"/>
             <w:shd w:fill="F2F2F2" w:val="clear"/>
+            <w:tcW w:w="2835" w:type="dxa"/>
           </w:tcPr>
           <w:p>
             <w:pPr>
@@ -9895,7 +9895,7 @@
       <w:tr>
         <w:tc>
           <w:tcPr>
-            <w:tcW w:type="dxa" w:w="1892"/>
+            <w:tcW w:w="680" w:type="dxa"/>
           </w:tcPr>
           <w:p>
             <w:pPr>
@@ -9919,7 +9919,7 @@
         </w:tc>
         <w:tc>
           <w:tcPr>
-            <w:tcW w:type="dxa" w:w="1892"/>
+            <w:tcW w:w="737" w:type="dxa"/>
           </w:tcPr>
           <w:p>
             <w:pPr>
@@ -9943,7 +9943,7 @@
         </w:tc>
         <w:tc>
           <w:tcPr>
-            <w:tcW w:type="dxa" w:w="1892"/>
+            <w:tcW w:w="2268" w:type="dxa"/>
           </w:tcPr>
           <w:p>
             <w:pPr>
@@ -9967,7 +9967,7 @@
         </w:tc>
         <w:tc>
           <w:tcPr>
-            <w:tcW w:type="dxa" w:w="1892"/>
+            <w:tcW w:w="1247" w:type="dxa"/>
           </w:tcPr>
           <w:p>
             <w:pPr>
@@ -9991,7 +9991,7 @@
         </w:tc>
         <w:tc>
           <w:tcPr>
-            <w:tcW w:type="dxa" w:w="1892"/>
+            <w:tcW w:w="1417" w:type="dxa"/>
           </w:tcPr>
           <w:p>
             <w:pPr>
@@ -10015,7 +10015,7 @@
         </w:tc>
         <w:tc>
           <w:tcPr>
-            <w:tcW w:type="dxa" w:w="1892"/>
+            <w:tcW w:w="1020" w:type="dxa"/>
           </w:tcPr>
           <w:p>
             <w:pPr>
@@ -10039,7 +10039,7 @@
         </w:tc>
         <w:tc>
           <w:tcPr>
-            <w:tcW w:type="dxa" w:w="1892"/>
+            <w:tcW w:w="1020" w:type="dxa"/>
           </w:tcPr>
           <w:p>
             <w:pPr>
@@ -10063,7 +10063,7 @@
         </w:tc>
         <w:tc>
           <w:tcPr>
-            <w:tcW w:type="dxa" w:w="1892"/>
+            <w:tcW w:w="2835" w:type="dxa"/>
           </w:tcPr>
           <w:p>
             <w:pPr>
@@ -10088,8 +10088,8 @@
       <w:tr>
         <w:tc>
           <w:tcPr>
-            <w:tcW w:type="dxa" w:w="1892"/>
             <w:shd w:fill="F2F2F2" w:val="clear"/>
+            <w:tcW w:w="680" w:type="dxa"/>
           </w:tcPr>
           <w:p>
             <w:pPr>
@@ -10113,8 +10113,8 @@
         </w:tc>
         <w:tc>
           <w:tcPr>
-            <w:tcW w:type="dxa" w:w="1892"/>
             <w:shd w:fill="F2F2F2" w:val="clear"/>
+            <w:tcW w:w="737" w:type="dxa"/>
           </w:tcPr>
           <w:p>
             <w:pPr>
@@ -10138,8 +10138,8 @@
         </w:tc>
         <w:tc>
           <w:tcPr>
-            <w:tcW w:type="dxa" w:w="1892"/>
             <w:shd w:fill="F2F2F2" w:val="clear"/>
+            <w:tcW w:w="2268" w:type="dxa"/>
           </w:tcPr>
           <w:p>
             <w:pPr>
@@ -10163,8 +10163,8 @@
         </w:tc>
         <w:tc>
           <w:tcPr>
-            <w:tcW w:type="dxa" w:w="1892"/>
             <w:shd w:fill="F2F2F2" w:val="clear"/>
+            <w:tcW w:w="1247" w:type="dxa"/>
           </w:tcPr>
           <w:p>
             <w:pPr>
@@ -10188,8 +10188,8 @@
         </w:tc>
         <w:tc>
           <w:tcPr>
-            <w:tcW w:type="dxa" w:w="1892"/>
             <w:shd w:fill="F2F2F2" w:val="clear"/>
+            <w:tcW w:w="1417" w:type="dxa"/>
           </w:tcPr>
           <w:p>
             <w:pPr>
@@ -10213,8 +10213,8 @@
         </w:tc>
         <w:tc>
           <w:tcPr>
-            <w:tcW w:type="dxa" w:w="1892"/>
             <w:shd w:fill="F2F2F2" w:val="clear"/>
+            <w:tcW w:w="1020" w:type="dxa"/>
           </w:tcPr>
           <w:p>
             <w:pPr>
@@ -10238,8 +10238,8 @@
         </w:tc>
         <w:tc>
           <w:tcPr>
-            <w:tcW w:type="dxa" w:w="1892"/>
             <w:shd w:fill="F2F2F2" w:val="clear"/>
+            <w:tcW w:w="1020" w:type="dxa"/>
           </w:tcPr>
           <w:p>
             <w:pPr>
@@ -10263,8 +10263,8 @@
         </w:tc>
         <w:tc>
           <w:tcPr>
-            <w:tcW w:type="dxa" w:w="1892"/>
             <w:shd w:fill="F2F2F2" w:val="clear"/>
+            <w:tcW w:w="2835" w:type="dxa"/>
           </w:tcPr>
           <w:p>
             <w:pPr>
@@ -10289,7 +10289,7 @@
       <w:tr>
         <w:tc>
           <w:tcPr>
-            <w:tcW w:type="dxa" w:w="1892"/>
+            <w:tcW w:w="680" w:type="dxa"/>
           </w:tcPr>
           <w:p>
             <w:pPr>
@@ -10313,7 +10313,7 @@
         </w:tc>
         <w:tc>
           <w:tcPr>
-            <w:tcW w:type="dxa" w:w="1892"/>
+            <w:tcW w:w="737" w:type="dxa"/>
           </w:tcPr>
           <w:p>
             <w:pPr>
@@ -10337,7 +10337,7 @@
         </w:tc>
         <w:tc>
           <w:tcPr>
-            <w:tcW w:type="dxa" w:w="1892"/>
+            <w:tcW w:w="2268" w:type="dxa"/>
           </w:tcPr>
           <w:p>
             <w:pPr>
@@ -10361,7 +10361,7 @@
         </w:tc>
         <w:tc>
           <w:tcPr>
-            <w:tcW w:type="dxa" w:w="1892"/>
+            <w:tcW w:w="1247" w:type="dxa"/>
           </w:tcPr>
           <w:p>
             <w:pPr>
@@ -10385,7 +10385,7 @@
         </w:tc>
         <w:tc>
           <w:tcPr>
-            <w:tcW w:type="dxa" w:w="1892"/>
+            <w:tcW w:w="1417" w:type="dxa"/>
           </w:tcPr>
           <w:p>
             <w:pPr>
@@ -10409,7 +10409,7 @@
         </w:tc>
         <w:tc>
           <w:tcPr>
-            <w:tcW w:type="dxa" w:w="1892"/>
+            <w:tcW w:w="1020" w:type="dxa"/>
           </w:tcPr>
           <w:p>
             <w:pPr>
@@ -10433,7 +10433,7 @@
         </w:tc>
         <w:tc>
           <w:tcPr>
-            <w:tcW w:type="dxa" w:w="1892"/>
+            <w:tcW w:w="1020" w:type="dxa"/>
           </w:tcPr>
           <w:p>
             <w:pPr>
@@ -10457,7 +10457,7 @@
         </w:tc>
         <w:tc>
           <w:tcPr>
-            <w:tcW w:type="dxa" w:w="1892"/>
+            <w:tcW w:w="2835" w:type="dxa"/>
           </w:tcPr>
           <w:p>
             <w:pPr>
@@ -10482,8 +10482,8 @@
       <w:tr>
         <w:tc>
           <w:tcPr>
-            <w:tcW w:type="dxa" w:w="1892"/>
             <w:shd w:fill="F2F2F2" w:val="clear"/>
+            <w:tcW w:w="680" w:type="dxa"/>
           </w:tcPr>
           <w:p>
             <w:pPr>
@@ -10507,8 +10507,8 @@
         </w:tc>
         <w:tc>
           <w:tcPr>
-            <w:tcW w:type="dxa" w:w="1892"/>
             <w:shd w:fill="F2F2F2" w:val="clear"/>
+            <w:tcW w:w="737" w:type="dxa"/>
           </w:tcPr>
           <w:p>
             <w:pPr>
@@ -10532,8 +10532,8 @@
         </w:tc>
         <w:tc>
           <w:tcPr>
-            <w:tcW w:type="dxa" w:w="1892"/>
             <w:shd w:fill="F2F2F2" w:val="clear"/>
+            <w:tcW w:w="2268" w:type="dxa"/>
           </w:tcPr>
           <w:p>
             <w:pPr>
@@ -10557,8 +10557,8 @@
         </w:tc>
         <w:tc>
           <w:tcPr>
-            <w:tcW w:type="dxa" w:w="1892"/>
             <w:shd w:fill="F2F2F2" w:val="clear"/>
+            <w:tcW w:w="1247" w:type="dxa"/>
           </w:tcPr>
           <w:p>
             <w:pPr>
@@ -10582,8 +10582,8 @@
         </w:tc>
         <w:tc>
           <w:tcPr>
-            <w:tcW w:type="dxa" w:w="1892"/>
             <w:shd w:fill="F2F2F2" w:val="clear"/>
+            <w:tcW w:w="1417" w:type="dxa"/>
           </w:tcPr>
           <w:p>
             <w:pPr>
@@ -10607,8 +10607,8 @@
         </w:tc>
         <w:tc>
           <w:tcPr>
-            <w:tcW w:type="dxa" w:w="1892"/>
             <w:shd w:fill="F2F2F2" w:val="clear"/>
+            <w:tcW w:w="1020" w:type="dxa"/>
           </w:tcPr>
           <w:p>
             <w:pPr>
@@ -10632,8 +10632,8 @@
         </w:tc>
         <w:tc>
           <w:tcPr>
-            <w:tcW w:type="dxa" w:w="1892"/>
             <w:shd w:fill="F2F2F2" w:val="clear"/>
+            <w:tcW w:w="1020" w:type="dxa"/>
           </w:tcPr>
           <w:p>
             <w:pPr>
@@ -10657,8 +10657,8 @@
         </w:tc>
         <w:tc>
           <w:tcPr>
-            <w:tcW w:type="dxa" w:w="1892"/>
             <w:shd w:fill="F2F2F2" w:val="clear"/>
+            <w:tcW w:w="2835" w:type="dxa"/>
           </w:tcPr>
           <w:p>
             <w:pPr>
@@ -10683,7 +10683,7 @@
       <w:tr>
         <w:tc>
           <w:tcPr>
-            <w:tcW w:type="dxa" w:w="1892"/>
+            <w:tcW w:w="680" w:type="dxa"/>
           </w:tcPr>
           <w:p>
             <w:pPr>
@@ -10707,7 +10707,7 @@
         </w:tc>
         <w:tc>
           <w:tcPr>
-            <w:tcW w:type="dxa" w:w="1892"/>
+            <w:tcW w:w="737" w:type="dxa"/>
           </w:tcPr>
           <w:p>
             <w:pPr>
@@ -10731,7 +10731,7 @@
         </w:tc>
         <w:tc>
           <w:tcPr>
-            <w:tcW w:type="dxa" w:w="1892"/>
+            <w:tcW w:w="2268" w:type="dxa"/>
           </w:tcPr>
           <w:p>
             <w:pPr>
@@ -10755,7 +10755,7 @@
         </w:tc>
         <w:tc>
           <w:tcPr>
-            <w:tcW w:type="dxa" w:w="1892"/>
+            <w:tcW w:w="1247" w:type="dxa"/>
           </w:tcPr>
           <w:p>
             <w:pPr>
@@ -10779,7 +10779,7 @@
         </w:tc>
         <w:tc>
           <w:tcPr>
-            <w:tcW w:type="dxa" w:w="1892"/>
+            <w:tcW w:w="1417" w:type="dxa"/>
           </w:tcPr>
           <w:p>
             <w:pPr>
@@ -10803,7 +10803,7 @@
         </w:tc>
         <w:tc>
           <w:tcPr>
-            <w:tcW w:type="dxa" w:w="1892"/>
+            <w:tcW w:w="1020" w:type="dxa"/>
           </w:tcPr>
           <w:p>
             <w:pPr>
@@ -10827,7 +10827,7 @@
         </w:tc>
         <w:tc>
           <w:tcPr>
-            <w:tcW w:type="dxa" w:w="1892"/>
+            <w:tcW w:w="1020" w:type="dxa"/>
           </w:tcPr>
           <w:p>
             <w:pPr>
@@ -10851,7 +10851,7 @@
         </w:tc>
         <w:tc>
           <w:tcPr>
-            <w:tcW w:type="dxa" w:w="1892"/>
+            <w:tcW w:w="2835" w:type="dxa"/>
           </w:tcPr>
           <w:p>
             <w:pPr>
@@ -10876,8 +10876,8 @@
       <w:tr>
         <w:tc>
           <w:tcPr>
-            <w:tcW w:type="dxa" w:w="1892"/>
             <w:shd w:fill="F2F2F2" w:val="clear"/>
+            <w:tcW w:w="680" w:type="dxa"/>
           </w:tcPr>
           <w:p>
             <w:pPr>
@@ -10901,8 +10901,8 @@
         </w:tc>
         <w:tc>
           <w:tcPr>
-            <w:tcW w:type="dxa" w:w="1892"/>
             <w:shd w:fill="F2F2F2" w:val="clear"/>
+            <w:tcW w:w="737" w:type="dxa"/>
           </w:tcPr>
           <w:p>
             <w:pPr>
@@ -10926,8 +10926,8 @@
         </w:tc>
         <w:tc>
           <w:tcPr>
-            <w:tcW w:type="dxa" w:w="1892"/>
             <w:shd w:fill="F2F2F2" w:val="clear"/>
+            <w:tcW w:w="2268" w:type="dxa"/>
           </w:tcPr>
           <w:p>
             <w:pPr>
@@ -10951,8 +10951,8 @@
         </w:tc>
         <w:tc>
           <w:tcPr>
-            <w:tcW w:type="dxa" w:w="1892"/>
             <w:shd w:fill="F2F2F2" w:val="clear"/>
+            <w:tcW w:w="1247" w:type="dxa"/>
           </w:tcPr>
           <w:p>
             <w:pPr>
@@ -10976,8 +10976,8 @@
         </w:tc>
         <w:tc>
           <w:tcPr>
-            <w:tcW w:type="dxa" w:w="1892"/>
             <w:shd w:fill="F2F2F2" w:val="clear"/>
+            <w:tcW w:w="1417" w:type="dxa"/>
           </w:tcPr>
           <w:p>
             <w:pPr>
@@ -11001,8 +11001,8 @@
         </w:tc>
         <w:tc>
           <w:tcPr>
-            <w:tcW w:type="dxa" w:w="1892"/>
             <w:shd w:fill="F2F2F2" w:val="clear"/>
+            <w:tcW w:w="1020" w:type="dxa"/>
           </w:tcPr>
           <w:p>
             <w:pPr>
@@ -11026,8 +11026,8 @@
         </w:tc>
         <w:tc>
           <w:tcPr>
-            <w:tcW w:type="dxa" w:w="1892"/>
             <w:shd w:fill="F2F2F2" w:val="clear"/>
+            <w:tcW w:w="1020" w:type="dxa"/>
           </w:tcPr>
           <w:p>
             <w:pPr>
@@ -11051,8 +11051,8 @@
         </w:tc>
         <w:tc>
           <w:tcPr>
-            <w:tcW w:type="dxa" w:w="1892"/>
             <w:shd w:fill="F2F2F2" w:val="clear"/>
+            <w:tcW w:w="2835" w:type="dxa"/>
           </w:tcPr>
           <w:p>
             <w:pPr>
@@ -11125,8 +11125,8 @@
       <w:tr>
         <w:tc>
           <w:tcPr>
-            <w:tcW w:type="dxa" w:w="2523"/>
             <w:shd w:fill="1F497D" w:val="clear"/>
+            <w:tcW w:w="680" w:type="dxa"/>
           </w:tcPr>
           <w:p>
             <w:pPr>
@@ -11301,7 +11301,7 @@
       <w:tr>
         <w:tc>
           <w:tcPr>
-            <w:tcW w:type="dxa" w:w="2523"/>
+            <w:tcW w:w="680" w:type="dxa"/>
           </w:tcPr>
           <w:p>
             <w:pPr>
@@ -11446,8 +11446,8 @@
       <w:tr>
         <w:tc>
           <w:tcPr>
-            <w:tcW w:type="dxa" w:w="2523"/>
             <w:shd w:fill="F2F2F2" w:val="clear"/>
+            <w:tcW w:w="680" w:type="dxa"/>
           </w:tcPr>
           <w:p>
             <w:pPr>
@@ -11597,7 +11597,7 @@
       <w:tr>
         <w:tc>
           <w:tcPr>
-            <w:tcW w:type="dxa" w:w="2523"/>
+            <w:tcW w:w="680" w:type="dxa"/>
           </w:tcPr>
           <w:p>
             <w:pPr>
@@ -11742,8 +11742,8 @@
       <w:tr>
         <w:tc>
           <w:tcPr>
-            <w:tcW w:type="dxa" w:w="2523"/>
             <w:shd w:fill="F2F2F2" w:val="clear"/>
+            <w:tcW w:w="680" w:type="dxa"/>
           </w:tcPr>
           <w:p>
             <w:pPr>
@@ -11892,7 +11892,7 @@
       <w:tr>
         <w:tc>
           <w:tcPr>
-            <w:tcW w:type="dxa" w:w="2523"/>
+            <w:tcW w:w="680" w:type="dxa"/>
           </w:tcPr>
           <w:p>
             <w:pPr>
@@ -12036,8 +12036,8 @@
       <w:tr>
         <w:tc>
           <w:tcPr>
-            <w:tcW w:type="dxa" w:w="2523"/>
             <w:shd w:fill="F2F2F2" w:val="clear"/>
+            <w:tcW w:w="680" w:type="dxa"/>
           </w:tcPr>
           <w:p>
             <w:pPr>
@@ -12186,7 +12186,7 @@
       <w:tr>
         <w:tc>
           <w:tcPr>
-            <w:tcW w:type="dxa" w:w="2523"/>
+            <w:tcW w:w="680" w:type="dxa"/>
           </w:tcPr>
           <w:p>
             <w:pPr>
@@ -12331,8 +12331,8 @@
       <w:tr>
         <w:tc>
           <w:tcPr>
-            <w:tcW w:type="dxa" w:w="2523"/>
             <w:shd w:fill="F2F2F2" w:val="clear"/>
+            <w:tcW w:w="680" w:type="dxa"/>
           </w:tcPr>
           <w:p>
             <w:pPr>
@@ -12482,7 +12482,7 @@
       <w:tr>
         <w:tc>
           <w:tcPr>
-            <w:tcW w:type="dxa" w:w="2523"/>
+            <w:tcW w:w="680" w:type="dxa"/>
           </w:tcPr>
           <w:p>
             <w:pPr>
@@ -12627,8 +12627,8 @@
       <w:tr>
         <w:tc>
           <w:tcPr>
-            <w:tcW w:type="dxa" w:w="2523"/>
             <w:shd w:fill="F2F2F2" w:val="clear"/>
+            <w:tcW w:w="680" w:type="dxa"/>
           </w:tcPr>
           <w:p>
             <w:pPr>
@@ -12777,7 +12777,7 @@
       <w:tr>
         <w:tc>
           <w:tcPr>
-            <w:tcW w:type="dxa" w:w="2523"/>
+            <w:tcW w:w="680" w:type="dxa"/>
           </w:tcPr>
           <w:p>
             <w:pPr>
@@ -12921,8 +12921,8 @@
       <w:tr>
         <w:tc>
           <w:tcPr>
-            <w:tcW w:type="dxa" w:w="2523"/>
             <w:shd w:fill="F2F2F2" w:val="clear"/>
+            <w:tcW w:w="680" w:type="dxa"/>
           </w:tcPr>
           <w:p>
             <w:pPr>
@@ -13071,7 +13071,7 @@
       <w:tr>
         <w:tc>
           <w:tcPr>
-            <w:tcW w:type="dxa" w:w="2523"/>
+            <w:tcW w:w="680" w:type="dxa"/>
           </w:tcPr>
           <w:p>
             <w:pPr>
@@ -13215,8 +13215,8 @@
       <w:tr>
         <w:tc>
           <w:tcPr>
-            <w:tcW w:type="dxa" w:w="2523"/>
             <w:shd w:fill="F2F2F2" w:val="clear"/>
+            <w:tcW w:w="680" w:type="dxa"/>
           </w:tcPr>
           <w:p>
             <w:pPr>
@@ -13365,7 +13365,7 @@
       <w:tr>
         <w:tc>
           <w:tcPr>
-            <w:tcW w:type="dxa" w:w="2523"/>
+            <w:tcW w:w="680" w:type="dxa"/>
           </w:tcPr>
           <w:p>
             <w:pPr>
@@ -13509,8 +13509,8 @@
       <w:tr>
         <w:tc>
           <w:tcPr>
-            <w:tcW w:type="dxa" w:w="2523"/>
             <w:shd w:fill="F2F2F2" w:val="clear"/>
+            <w:tcW w:w="680" w:type="dxa"/>
           </w:tcPr>
           <w:p>
             <w:pPr>
@@ -13659,7 +13659,7 @@
       <w:tr>
         <w:tc>
           <w:tcPr>
-            <w:tcW w:type="dxa" w:w="2523"/>
+            <w:tcW w:w="680" w:type="dxa"/>
           </w:tcPr>
           <w:p>
             <w:pPr>
@@ -13803,8 +13803,8 @@
       <w:tr>
         <w:tc>
           <w:tcPr>
-            <w:tcW w:type="dxa" w:w="2523"/>
             <w:shd w:fill="F2F2F2" w:val="clear"/>
+            <w:tcW w:w="680" w:type="dxa"/>
           </w:tcPr>
           <w:p>
             <w:pPr>
@@ -13953,7 +13953,7 @@
       <w:tr>
         <w:tc>
           <w:tcPr>
-            <w:tcW w:type="dxa" w:w="2523"/>
+            <w:tcW w:w="680" w:type="dxa"/>
           </w:tcPr>
           <w:p>
             <w:pPr>
@@ -14097,8 +14097,8 @@
       <w:tr>
         <w:tc>
           <w:tcPr>
-            <w:tcW w:type="dxa" w:w="2523"/>
             <w:shd w:fill="F2F2F2" w:val="clear"/>
+            <w:tcW w:w="680" w:type="dxa"/>
           </w:tcPr>
           <w:p>
             <w:pPr>
@@ -14247,7 +14247,7 @@
       <w:tr>
         <w:tc>
           <w:tcPr>
-            <w:tcW w:type="dxa" w:w="2523"/>
+            <w:tcW w:w="680" w:type="dxa"/>
           </w:tcPr>
           <w:p>
             <w:pPr>
@@ -14428,8 +14428,8 @@
       <w:tr>
         <w:tc>
           <w:tcPr>
-            <w:tcW w:type="dxa" w:w="2523"/>
             <w:shd w:fill="1F497D" w:val="clear"/>
+            <w:tcW w:w="680" w:type="dxa"/>
           </w:tcPr>
           <w:p>
             <w:pPr>
@@ -14604,7 +14604,7 @@
       <w:tr>
         <w:tc>
           <w:tcPr>
-            <w:tcW w:type="dxa" w:w="2523"/>
+            <w:tcW w:w="680" w:type="dxa"/>
           </w:tcPr>
           <w:p>
             <w:pPr>
@@ -14749,8 +14749,8 @@
       <w:tr>
         <w:tc>
           <w:tcPr>
-            <w:tcW w:type="dxa" w:w="2523"/>
             <w:shd w:fill="F2F2F2" w:val="clear"/>
+            <w:tcW w:w="680" w:type="dxa"/>
           </w:tcPr>
           <w:p>
             <w:pPr>
@@ -14900,7 +14900,7 @@
       <w:tr>
         <w:tc>
           <w:tcPr>
-            <w:tcW w:type="dxa" w:w="2523"/>
+            <w:tcW w:w="680" w:type="dxa"/>
           </w:tcPr>
           <w:p>
             <w:pPr>
@@ -15045,8 +15045,8 @@
       <w:tr>
         <w:tc>
           <w:tcPr>
-            <w:tcW w:type="dxa" w:w="2523"/>
             <w:shd w:fill="F2F2F2" w:val="clear"/>
+            <w:tcW w:w="680" w:type="dxa"/>
           </w:tcPr>
           <w:p>
             <w:pPr>
@@ -15195,7 +15195,7 @@
       <w:tr>
         <w:tc>
           <w:tcPr>
-            <w:tcW w:type="dxa" w:w="2523"/>
+            <w:tcW w:w="680" w:type="dxa"/>
           </w:tcPr>
           <w:p>
             <w:pPr>
@@ -15339,8 +15339,8 @@
       <w:tr>
         <w:tc>
           <w:tcPr>
-            <w:tcW w:type="dxa" w:w="2523"/>
             <w:shd w:fill="F2F2F2" w:val="clear"/>
+            <w:tcW w:w="680" w:type="dxa"/>
           </w:tcPr>
           <w:p>
             <w:pPr>
@@ -15489,7 +15489,7 @@
       <w:tr>
         <w:tc>
           <w:tcPr>
-            <w:tcW w:type="dxa" w:w="2523"/>
+            <w:tcW w:w="680" w:type="dxa"/>
           </w:tcPr>
           <w:p>
             <w:pPr>
@@ -15633,8 +15633,8 @@
       <w:tr>
         <w:tc>
           <w:tcPr>
-            <w:tcW w:type="dxa" w:w="2523"/>
             <w:shd w:fill="F2F2F2" w:val="clear"/>
+            <w:tcW w:w="680" w:type="dxa"/>
           </w:tcPr>
           <w:p>
             <w:pPr>
@@ -15783,7 +15783,7 @@
       <w:tr>
         <w:tc>
           <w:tcPr>
-            <w:tcW w:type="dxa" w:w="2523"/>
+            <w:tcW w:w="680" w:type="dxa"/>
           </w:tcPr>
           <w:p>
             <w:pPr>
@@ -15927,8 +15927,8 @@
       <w:tr>
         <w:tc>
           <w:tcPr>
-            <w:tcW w:type="dxa" w:w="2523"/>
             <w:shd w:fill="F2F2F2" w:val="clear"/>
+            <w:tcW w:w="680" w:type="dxa"/>
           </w:tcPr>
           <w:p>
             <w:pPr>
@@ -16077,7 +16077,7 @@
       <w:tr>
         <w:tc>
           <w:tcPr>
-            <w:tcW w:type="dxa" w:w="2523"/>
+            <w:tcW w:w="680" w:type="dxa"/>
           </w:tcPr>
           <w:p>
             <w:pPr>
@@ -16221,8 +16221,8 @@
       <w:tr>
         <w:tc>
           <w:tcPr>
-            <w:tcW w:type="dxa" w:w="2523"/>
             <w:shd w:fill="F2F2F2" w:val="clear"/>
+            <w:tcW w:w="680" w:type="dxa"/>
           </w:tcPr>
           <w:p>
             <w:pPr>
@@ -16371,7 +16371,7 @@
       <w:tr>
         <w:tc>
           <w:tcPr>
-            <w:tcW w:type="dxa" w:w="2523"/>
+            <w:tcW w:w="680" w:type="dxa"/>
           </w:tcPr>
           <w:p>
             <w:pPr>
@@ -16515,8 +16515,8 @@
       <w:tr>
         <w:tc>
           <w:tcPr>
-            <w:tcW w:type="dxa" w:w="2523"/>
             <w:shd w:fill="F2F2F2" w:val="clear"/>
+            <w:tcW w:w="680" w:type="dxa"/>
           </w:tcPr>
           <w:p>
             <w:pPr>
@@ -16665,7 +16665,7 @@
       <w:tr>
         <w:tc>
           <w:tcPr>
-            <w:tcW w:type="dxa" w:w="2523"/>
+            <w:tcW w:w="680" w:type="dxa"/>
           </w:tcPr>
           <w:p>
             <w:pPr>
@@ -16809,8 +16809,8 @@
       <w:tr>
         <w:tc>
           <w:tcPr>
-            <w:tcW w:type="dxa" w:w="2523"/>
             <w:shd w:fill="F2F2F2" w:val="clear"/>
+            <w:tcW w:w="680" w:type="dxa"/>
           </w:tcPr>
           <w:p>
             <w:pPr>
@@ -16959,7 +16959,7 @@
       <w:tr>
         <w:tc>
           <w:tcPr>
-            <w:tcW w:type="dxa" w:w="2523"/>
+            <w:tcW w:w="680" w:type="dxa"/>
           </w:tcPr>
           <w:p>
             <w:pPr>
@@ -17103,8 +17103,8 @@
       <w:tr>
         <w:tc>
           <w:tcPr>
-            <w:tcW w:type="dxa" w:w="2523"/>
             <w:shd w:fill="F2F2F2" w:val="clear"/>
+            <w:tcW w:w="680" w:type="dxa"/>
           </w:tcPr>
           <w:p>
             <w:pPr>
@@ -17253,7 +17253,7 @@
       <w:tr>
         <w:tc>
           <w:tcPr>
-            <w:tcW w:type="dxa" w:w="2523"/>
+            <w:tcW w:w="680" w:type="dxa"/>
           </w:tcPr>
           <w:p>
             <w:pPr>
@@ -17397,8 +17397,8 @@
       <w:tr>
         <w:tc>
           <w:tcPr>
-            <w:tcW w:type="dxa" w:w="2523"/>
             <w:shd w:fill="F2F2F2" w:val="clear"/>
+            <w:tcW w:w="680" w:type="dxa"/>
           </w:tcPr>
           <w:p>
             <w:pPr>
@@ -17547,7 +17547,7 @@
       <w:tr>
         <w:tc>
           <w:tcPr>
-            <w:tcW w:type="dxa" w:w="2523"/>
+            <w:tcW w:w="680" w:type="dxa"/>
           </w:tcPr>
           <w:p>
             <w:pPr>
@@ -17728,8 +17728,8 @@
       <w:tr>
         <w:tc>
           <w:tcPr>
-            <w:tcW w:type="dxa" w:w="2523"/>
             <w:shd w:fill="1F497D" w:val="clear"/>
+            <w:tcW w:w="680" w:type="dxa"/>
           </w:tcPr>
           <w:p>
             <w:pPr>
@@ -17904,7 +17904,7 @@
       <w:tr>
         <w:tc>
           <w:tcPr>
-            <w:tcW w:type="dxa" w:w="2523"/>
+            <w:tcW w:w="680" w:type="dxa"/>
           </w:tcPr>
           <w:p>
             <w:pPr>
@@ -18048,8 +18048,8 @@
       <w:tr>
         <w:tc>
           <w:tcPr>
-            <w:tcW w:type="dxa" w:w="2523"/>
             <w:shd w:fill="F2F2F2" w:val="clear"/>
+            <w:tcW w:w="680" w:type="dxa"/>
           </w:tcPr>
           <w:p>
             <w:pPr>
@@ -18198,7 +18198,7 @@
       <w:tr>
         <w:tc>
           <w:tcPr>
-            <w:tcW w:type="dxa" w:w="2523"/>
+            <w:tcW w:w="680" w:type="dxa"/>
           </w:tcPr>
           <w:p>
             <w:pPr>
@@ -18342,8 +18342,8 @@
       <w:tr>
         <w:tc>
           <w:tcPr>
-            <w:tcW w:type="dxa" w:w="2523"/>
             <w:shd w:fill="F2F2F2" w:val="clear"/>
+            <w:tcW w:w="680" w:type="dxa"/>
           </w:tcPr>
           <w:p>
             <w:pPr>
@@ -18492,7 +18492,7 @@
       <w:tr>
         <w:tc>
           <w:tcPr>
-            <w:tcW w:type="dxa" w:w="2523"/>
+            <w:tcW w:w="680" w:type="dxa"/>
           </w:tcPr>
           <w:p>
             <w:pPr>
@@ -18673,8 +18673,8 @@
       <w:tr>
         <w:tc>
           <w:tcPr>
-            <w:tcW w:type="dxa" w:w="2523"/>
             <w:shd w:fill="1F497D" w:val="clear"/>
+            <w:tcW w:w="680" w:type="dxa"/>
           </w:tcPr>
           <w:p>
             <w:pPr>
@@ -18849,7 +18849,7 @@
       <w:tr>
         <w:tc>
           <w:tcPr>
-            <w:tcW w:type="dxa" w:w="2523"/>
+            <w:tcW w:w="680" w:type="dxa"/>
           </w:tcPr>
           <w:p>
             <w:pPr>
@@ -18993,8 +18993,8 @@
       <w:tr>
         <w:tc>
           <w:tcPr>
-            <w:tcW w:type="dxa" w:w="2523"/>
             <w:shd w:fill="F2F2F2" w:val="clear"/>
+            <w:tcW w:w="680" w:type="dxa"/>
           </w:tcPr>
           <w:p>
             <w:pPr>
@@ -19144,7 +19144,7 @@
       <w:tr>
         <w:tc>
           <w:tcPr>
-            <w:tcW w:type="dxa" w:w="2523"/>
+            <w:tcW w:w="680" w:type="dxa"/>
           </w:tcPr>
           <w:p>
             <w:pPr>
@@ -19289,8 +19289,8 @@
       <w:tr>
         <w:tc>
           <w:tcPr>
-            <w:tcW w:type="dxa" w:w="2523"/>
             <w:shd w:fill="F2F2F2" w:val="clear"/>
+            <w:tcW w:w="680" w:type="dxa"/>
           </w:tcPr>
           <w:p>
             <w:pPr>
@@ -19440,7 +19440,7 @@
       <w:tr>
         <w:tc>
           <w:tcPr>
-            <w:tcW w:type="dxa" w:w="2523"/>
+            <w:tcW w:w="680" w:type="dxa"/>
           </w:tcPr>
           <w:p>
             <w:pPr>
@@ -19584,8 +19584,8 @@
       <w:tr>
         <w:tc>
           <w:tcPr>
-            <w:tcW w:type="dxa" w:w="2523"/>
             <w:shd w:fill="F2F2F2" w:val="clear"/>
+            <w:tcW w:w="680" w:type="dxa"/>
           </w:tcPr>
           <w:p>
             <w:pPr>
@@ -19771,8 +19771,8 @@
       <w:tr>
         <w:tc>
           <w:tcPr>
-            <w:tcW w:type="dxa" w:w="2523"/>
             <w:shd w:fill="1F497D" w:val="clear"/>
+            <w:tcW w:w="680" w:type="dxa"/>
           </w:tcPr>
           <w:p>
             <w:pPr>
@@ -19947,7 +19947,7 @@
       <w:tr>
         <w:tc>
           <w:tcPr>
-            <w:tcW w:type="dxa" w:w="2523"/>
+            <w:tcW w:w="680" w:type="dxa"/>
           </w:tcPr>
           <w:p>
             <w:pPr>
@@ -20091,8 +20091,8 @@
       <w:tr>
         <w:tc>
           <w:tcPr>
-            <w:tcW w:type="dxa" w:w="2523"/>
             <w:shd w:fill="F2F2F2" w:val="clear"/>
+            <w:tcW w:w="680" w:type="dxa"/>
           </w:tcPr>
           <w:p>
             <w:pPr>
@@ -20241,7 +20241,7 @@
       <w:tr>
         <w:tc>
           <w:tcPr>
-            <w:tcW w:type="dxa" w:w="2523"/>
+            <w:tcW w:w="680" w:type="dxa"/>
           </w:tcPr>
           <w:p>
             <w:pPr>
@@ -20385,8 +20385,8 @@
       <w:tr>
         <w:tc>
           <w:tcPr>
-            <w:tcW w:type="dxa" w:w="2523"/>
             <w:shd w:fill="F2F2F2" w:val="clear"/>
+            <w:tcW w:w="680" w:type="dxa"/>
           </w:tcPr>
           <w:p>
             <w:pPr>
@@ -20535,7 +20535,7 @@
       <w:tr>
         <w:tc>
           <w:tcPr>
-            <w:tcW w:type="dxa" w:w="2523"/>
+            <w:tcW w:w="680" w:type="dxa"/>
           </w:tcPr>
           <w:p>
             <w:pPr>
@@ -20679,8 +20679,8 @@
       <w:tr>
         <w:tc>
           <w:tcPr>
-            <w:tcW w:type="dxa" w:w="2523"/>
             <w:shd w:fill="F2F2F2" w:val="clear"/>
+            <w:tcW w:w="680" w:type="dxa"/>
           </w:tcPr>
           <w:p>
             <w:pPr>
@@ -20830,7 +20830,7 @@
       <w:tr>
         <w:tc>
           <w:tcPr>
-            <w:tcW w:type="dxa" w:w="2523"/>
+            <w:tcW w:w="680" w:type="dxa"/>
           </w:tcPr>
           <w:p>
             <w:pPr>
@@ -21022,8 +21022,8 @@
       <w:tr>
         <w:tc>
           <w:tcPr>
-            <w:tcW w:type="dxa" w:w="2523"/>
             <w:shd w:fill="1F497D" w:val="clear"/>
+            <w:tcW w:w="680" w:type="dxa"/>
           </w:tcPr>
           <w:p>
             <w:pPr>
@@ -21198,7 +21198,7 @@
       <w:tr>
         <w:tc>
           <w:tcPr>
-            <w:tcW w:type="dxa" w:w="2523"/>
+            <w:tcW w:w="680" w:type="dxa"/>
           </w:tcPr>
           <w:p>
             <w:pPr>
@@ -21343,8 +21343,8 @@
       <w:tr>
         <w:tc>
           <w:tcPr>
-            <w:tcW w:type="dxa" w:w="2523"/>
             <w:shd w:fill="F2F2F2" w:val="clear"/>
+            <w:tcW w:w="680" w:type="dxa"/>
           </w:tcPr>
           <w:p>
             <w:pPr>
@@ -21494,7 +21494,7 @@
       <w:tr>
         <w:tc>
           <w:tcPr>
-            <w:tcW w:type="dxa" w:w="2523"/>
+            <w:tcW w:w="680" w:type="dxa"/>
           </w:tcPr>
           <w:p>
             <w:pPr>
@@ -21639,8 +21639,8 @@
       <w:tr>
         <w:tc>
           <w:tcPr>
-            <w:tcW w:type="dxa" w:w="2523"/>
             <w:shd w:fill="F2F2F2" w:val="clear"/>
+            <w:tcW w:w="680" w:type="dxa"/>
           </w:tcPr>
           <w:p>
             <w:pPr>
@@ -21790,7 +21790,7 @@
       <w:tr>
         <w:tc>
           <w:tcPr>
-            <w:tcW w:type="dxa" w:w="2523"/>
+            <w:tcW w:w="680" w:type="dxa"/>
           </w:tcPr>
           <w:p>
             <w:pPr>
@@ -21935,8 +21935,8 @@
       <w:tr>
         <w:tc>
           <w:tcPr>
-            <w:tcW w:type="dxa" w:w="2523"/>
             <w:shd w:fill="F2F2F2" w:val="clear"/>
+            <w:tcW w:w="680" w:type="dxa"/>
           </w:tcPr>
           <w:p>
             <w:pPr>
@@ -22086,7 +22086,7 @@
       <w:tr>
         <w:tc>
           <w:tcPr>
-            <w:tcW w:type="dxa" w:w="2523"/>
+            <w:tcW w:w="680" w:type="dxa"/>
           </w:tcPr>
           <w:p>
             <w:pPr>
@@ -22268,8 +22268,8 @@
       <w:tr>
         <w:tc>
           <w:tcPr>
-            <w:tcW w:type="dxa" w:w="2523"/>
             <w:shd w:fill="1F497D" w:val="clear"/>
+            <w:tcW w:w="680" w:type="dxa"/>
           </w:tcPr>
           <w:p>
             <w:pPr>
@@ -22444,7 +22444,7 @@
       <w:tr>
         <w:tc>
           <w:tcPr>
-            <w:tcW w:type="dxa" w:w="2523"/>
+            <w:tcW w:w="680" w:type="dxa"/>
           </w:tcPr>
           <w:p>
             <w:pPr>
@@ -22589,8 +22589,8 @@
       <w:tr>
         <w:tc>
           <w:tcPr>
-            <w:tcW w:type="dxa" w:w="2523"/>
             <w:shd w:fill="F2F2F2" w:val="clear"/>
+            <w:tcW w:w="680" w:type="dxa"/>
           </w:tcPr>
           <w:p>
             <w:pPr>
@@ -22739,7 +22739,7 @@
       <w:tr>
         <w:tc>
           <w:tcPr>
-            <w:tcW w:type="dxa" w:w="2523"/>
+            <w:tcW w:w="680" w:type="dxa"/>
           </w:tcPr>
           <w:p>
             <w:pPr>
@@ -22883,8 +22883,8 @@
       <w:tr>
         <w:tc>
           <w:tcPr>
-            <w:tcW w:type="dxa" w:w="2523"/>
             <w:shd w:fill="F2F2F2" w:val="clear"/>
+            <w:tcW w:w="680" w:type="dxa"/>
           </w:tcPr>
           <w:p>
             <w:pPr>
@@ -23033,7 +23033,7 @@
       <w:tr>
         <w:tc>
           <w:tcPr>
-            <w:tcW w:type="dxa" w:w="2523"/>
+            <w:tcW w:w="680" w:type="dxa"/>
           </w:tcPr>
           <w:p>
             <w:pPr>
@@ -23177,8 +23177,8 @@
       <w:tr>
         <w:tc>
           <w:tcPr>
-            <w:tcW w:type="dxa" w:w="2523"/>
             <w:shd w:fill="F2F2F2" w:val="clear"/>
+            <w:tcW w:w="680" w:type="dxa"/>
           </w:tcPr>
           <w:p>
             <w:pPr>
@@ -23364,8 +23364,8 @@
       <w:tr>
         <w:tc>
           <w:tcPr>
-            <w:tcW w:type="dxa" w:w="2523"/>
             <w:shd w:fill="1F497D" w:val="clear"/>
+            <w:tcW w:w="680" w:type="dxa"/>
           </w:tcPr>
           <w:p>
             <w:pPr>
@@ -23540,7 +23540,7 @@
       <w:tr>
         <w:tc>
           <w:tcPr>
-            <w:tcW w:type="dxa" w:w="2523"/>
+            <w:tcW w:w="680" w:type="dxa"/>
           </w:tcPr>
           <w:p>
             <w:pPr>
@@ -23685,8 +23685,8 @@
       <w:tr>
         <w:tc>
           <w:tcPr>
-            <w:tcW w:type="dxa" w:w="2523"/>
             <w:shd w:fill="F2F2F2" w:val="clear"/>
+            <w:tcW w:w="680" w:type="dxa"/>
           </w:tcPr>
           <w:p>
             <w:pPr>

--- a/documents/工作/VP2189_Demo_测试项目清单.docx
+++ b/documents/工作/VP2189_Demo_测试项目清单.docx
@@ -176,7 +176,7 @@
           </w:tcPr>
           <w:p>
             <w:pPr>
-              <w:jc w:val="center"/>
+              <w:jc w:val="left"/>
               <w:spacing w:before="10" w:after="10" w:line="240" w:lineRule="auto"/>
             </w:pPr>
             <w:r>
@@ -205,7 +205,7 @@
           </w:tcPr>
           <w:p>
             <w:pPr>
-              <w:jc w:val="center"/>
+              <w:jc w:val="left"/>
               <w:spacing w:before="10" w:after="10" w:line="240" w:lineRule="auto"/>
             </w:pPr>
             <w:r>
@@ -234,7 +234,7 @@
           </w:tcPr>
           <w:p>
             <w:pPr>
-              <w:jc w:val="center"/>
+              <w:jc w:val="left"/>
               <w:spacing w:before="10" w:after="10" w:line="240" w:lineRule="auto"/>
             </w:pPr>
             <w:r>
@@ -263,7 +263,7 @@
           </w:tcPr>
           <w:p>
             <w:pPr>
-              <w:jc w:val="center"/>
+              <w:jc w:val="left"/>
               <w:spacing w:before="10" w:after="10" w:line="240" w:lineRule="auto"/>
             </w:pPr>
             <w:r>
@@ -292,7 +292,7 @@
           </w:tcPr>
           <w:p>
             <w:pPr>
-              <w:jc w:val="center"/>
+              <w:jc w:val="left"/>
               <w:spacing w:before="10" w:after="10" w:line="240" w:lineRule="auto"/>
             </w:pPr>
             <w:r>
@@ -321,7 +321,7 @@
           </w:tcPr>
           <w:p>
             <w:pPr>
-              <w:jc w:val="center"/>
+              <w:jc w:val="left"/>
               <w:spacing w:before="10" w:after="10" w:line="240" w:lineRule="auto"/>
             </w:pPr>
             <w:r>
@@ -352,7 +352,7 @@
           <w:p>
             <w:pPr>
               <w:spacing w:before="10" w:after="10" w:line="240" w:lineRule="auto"/>
-              <w:jc w:val="center"/>
+              <w:jc w:val="left"/>
             </w:pPr>
             <w:r>
               <w:rPr>
@@ -448,7 +448,7 @@
           <w:p>
             <w:pPr>
               <w:spacing w:before="10" w:after="10" w:line="240" w:lineRule="auto"/>
-              <w:jc w:val="center"/>
+              <w:jc w:val="left"/>
             </w:pPr>
             <w:r>
               <w:rPr>
@@ -497,7 +497,7 @@
           <w:p>
             <w:pPr>
               <w:spacing w:before="10" w:after="10" w:line="240" w:lineRule="auto"/>
-              <w:jc w:val="center"/>
+              <w:jc w:val="left"/>
             </w:pPr>
             <w:r>
               <w:rPr>
@@ -597,7 +597,7 @@
           <w:p>
             <w:pPr>
               <w:spacing w:before="10" w:after="10" w:line="240" w:lineRule="auto"/>
-              <w:jc w:val="center"/>
+              <w:jc w:val="left"/>
             </w:pPr>
             <w:r>
               <w:rPr>
@@ -646,7 +646,7 @@
           <w:p>
             <w:pPr>
               <w:spacing w:before="10" w:after="10" w:line="240" w:lineRule="auto"/>
-              <w:jc w:val="center"/>
+              <w:jc w:val="left"/>
             </w:pPr>
             <w:r>
               <w:rPr>
@@ -742,7 +742,7 @@
           <w:p>
             <w:pPr>
               <w:spacing w:before="10" w:after="10" w:line="240" w:lineRule="auto"/>
-              <w:jc w:val="center"/>
+              <w:jc w:val="left"/>
             </w:pPr>
             <w:r>
               <w:rPr>
@@ -791,7 +791,7 @@
           <w:p>
             <w:pPr>
               <w:spacing w:before="10" w:after="10" w:line="240" w:lineRule="auto"/>
-              <w:jc w:val="center"/>
+              <w:jc w:val="left"/>
             </w:pPr>
             <w:r>
               <w:rPr>
@@ -891,7 +891,7 @@
           <w:p>
             <w:pPr>
               <w:spacing w:before="10" w:after="10" w:line="240" w:lineRule="auto"/>
-              <w:jc w:val="center"/>
+              <w:jc w:val="left"/>
             </w:pPr>
             <w:r>
               <w:rPr>
@@ -940,7 +940,7 @@
           <w:p>
             <w:pPr>
               <w:spacing w:before="10" w:after="10" w:line="240" w:lineRule="auto"/>
-              <w:jc w:val="center"/>
+              <w:jc w:val="left"/>
             </w:pPr>
             <w:r>
               <w:rPr>
@@ -1036,7 +1036,7 @@
           <w:p>
             <w:pPr>
               <w:spacing w:before="10" w:after="10" w:line="240" w:lineRule="auto"/>
-              <w:jc w:val="center"/>
+              <w:jc w:val="left"/>
             </w:pPr>
             <w:r>
               <w:rPr>
@@ -1086,7 +1086,7 @@
           <w:p>
             <w:pPr>
               <w:spacing w:before="10" w:after="10" w:line="240" w:lineRule="auto"/>
-              <w:jc w:val="center"/>
+              <w:jc w:val="left"/>
             </w:pPr>
             <w:r>
               <w:rPr>
@@ -1186,7 +1186,7 @@
           <w:p>
             <w:pPr>
               <w:spacing w:before="10" w:after="10" w:line="240" w:lineRule="auto"/>
-              <w:jc w:val="center"/>
+              <w:jc w:val="left"/>
             </w:pPr>
             <w:r>
               <w:rPr>
@@ -1235,7 +1235,7 @@
           <w:p>
             <w:pPr>
               <w:spacing w:before="10" w:after="10" w:line="240" w:lineRule="auto"/>
-              <w:jc w:val="center"/>
+              <w:jc w:val="left"/>
             </w:pPr>
             <w:r>
               <w:rPr>
@@ -1331,7 +1331,7 @@
           <w:p>
             <w:pPr>
               <w:spacing w:before="10" w:after="10" w:line="240" w:lineRule="auto"/>
-              <w:jc w:val="center"/>
+              <w:jc w:val="left"/>
             </w:pPr>
             <w:r>
               <w:rPr>
@@ -1380,7 +1380,7 @@
           <w:p>
             <w:pPr>
               <w:spacing w:before="10" w:after="10" w:line="240" w:lineRule="auto"/>
-              <w:jc w:val="center"/>
+              <w:jc w:val="left"/>
             </w:pPr>
             <w:r>
               <w:rPr>
@@ -1480,7 +1480,7 @@
           <w:p>
             <w:pPr>
               <w:spacing w:before="10" w:after="10" w:line="240" w:lineRule="auto"/>
-              <w:jc w:val="center"/>
+              <w:jc w:val="left"/>
             </w:pPr>
             <w:r>
               <w:rPr>
@@ -1577,7 +1577,7 @@
           </w:tcPr>
           <w:p>
             <w:pPr>
-              <w:jc w:val="center"/>
+              <w:jc w:val="left"/>
               <w:spacing w:before="10" w:after="10" w:line="240" w:lineRule="auto"/>
             </w:pPr>
             <w:r>
@@ -1606,7 +1606,7 @@
           </w:tcPr>
           <w:p>
             <w:pPr>
-              <w:jc w:val="center"/>
+              <w:jc w:val="left"/>
               <w:spacing w:before="10" w:after="10" w:line="240" w:lineRule="auto"/>
             </w:pPr>
             <w:r>
@@ -1635,7 +1635,7 @@
           </w:tcPr>
           <w:p>
             <w:pPr>
-              <w:jc w:val="center"/>
+              <w:jc w:val="left"/>
               <w:spacing w:before="10" w:after="10" w:line="240" w:lineRule="auto"/>
             </w:pPr>
             <w:r>
@@ -1664,7 +1664,7 @@
           </w:tcPr>
           <w:p>
             <w:pPr>
-              <w:jc w:val="center"/>
+              <w:jc w:val="left"/>
               <w:spacing w:before="10" w:after="10" w:line="240" w:lineRule="auto"/>
             </w:pPr>
             <w:r>
@@ -1693,7 +1693,7 @@
           </w:tcPr>
           <w:p>
             <w:pPr>
-              <w:jc w:val="center"/>
+              <w:jc w:val="left"/>
               <w:spacing w:before="10" w:after="10" w:line="240" w:lineRule="auto"/>
             </w:pPr>
             <w:r>
@@ -1722,7 +1722,7 @@
           </w:tcPr>
           <w:p>
             <w:pPr>
-              <w:jc w:val="center"/>
+              <w:jc w:val="left"/>
               <w:spacing w:before="10" w:after="10" w:line="240" w:lineRule="auto"/>
             </w:pPr>
             <w:r>
@@ -1753,7 +1753,7 @@
           <w:p>
             <w:pPr>
               <w:spacing w:before="10" w:after="10" w:line="240" w:lineRule="auto"/>
-              <w:jc w:val="center"/>
+              <w:jc w:val="left"/>
             </w:pPr>
             <w:r>
               <w:rPr>
@@ -1849,7 +1849,7 @@
           <w:p>
             <w:pPr>
               <w:spacing w:before="10" w:after="10" w:line="240" w:lineRule="auto"/>
-              <w:jc w:val="center"/>
+              <w:jc w:val="left"/>
             </w:pPr>
             <w:r>
               <w:rPr>
@@ -1898,7 +1898,7 @@
           <w:p>
             <w:pPr>
               <w:spacing w:before="10" w:after="10" w:line="240" w:lineRule="auto"/>
-              <w:jc w:val="center"/>
+              <w:jc w:val="left"/>
             </w:pPr>
             <w:r>
               <w:rPr>
@@ -1998,7 +1998,7 @@
           <w:p>
             <w:pPr>
               <w:spacing w:before="10" w:after="10" w:line="240" w:lineRule="auto"/>
-              <w:jc w:val="center"/>
+              <w:jc w:val="left"/>
             </w:pPr>
             <w:r>
               <w:rPr>
@@ -2048,7 +2048,7 @@
           <w:p>
             <w:pPr>
               <w:spacing w:before="10" w:after="10" w:line="240" w:lineRule="auto"/>
-              <w:jc w:val="center"/>
+              <w:jc w:val="left"/>
             </w:pPr>
             <w:r>
               <w:rPr>
@@ -2144,7 +2144,7 @@
           <w:p>
             <w:pPr>
               <w:spacing w:before="10" w:after="10" w:line="240" w:lineRule="auto"/>
-              <w:jc w:val="center"/>
+              <w:jc w:val="left"/>
             </w:pPr>
             <w:r>
               <w:rPr>
@@ -2262,7 +2262,7 @@
           </w:tcPr>
           <w:p>
             <w:pPr>
-              <w:jc w:val="center"/>
+              <w:jc w:val="left"/>
               <w:spacing w:before="10" w:after="10" w:line="240" w:lineRule="auto"/>
             </w:pPr>
             <w:r>
@@ -2291,7 +2291,7 @@
           </w:tcPr>
           <w:p>
             <w:pPr>
-              <w:jc w:val="center"/>
+              <w:jc w:val="left"/>
               <w:spacing w:before="10" w:after="10" w:line="240" w:lineRule="auto"/>
             </w:pPr>
             <w:r>
@@ -2320,7 +2320,7 @@
           </w:tcPr>
           <w:p>
             <w:pPr>
-              <w:jc w:val="center"/>
+              <w:jc w:val="left"/>
               <w:spacing w:before="10" w:after="10" w:line="240" w:lineRule="auto"/>
             </w:pPr>
             <w:r>
@@ -2349,7 +2349,7 @@
           </w:tcPr>
           <w:p>
             <w:pPr>
-              <w:jc w:val="center"/>
+              <w:jc w:val="left"/>
               <w:spacing w:before="10" w:after="10" w:line="240" w:lineRule="auto"/>
             </w:pPr>
             <w:r>
@@ -2378,7 +2378,7 @@
           </w:tcPr>
           <w:p>
             <w:pPr>
-              <w:jc w:val="center"/>
+              <w:jc w:val="left"/>
               <w:spacing w:before="10" w:after="10" w:line="240" w:lineRule="auto"/>
             </w:pPr>
             <w:r>
@@ -2407,7 +2407,7 @@
           </w:tcPr>
           <w:p>
             <w:pPr>
-              <w:jc w:val="center"/>
+              <w:jc w:val="left"/>
               <w:spacing w:before="10" w:after="10" w:line="240" w:lineRule="auto"/>
             </w:pPr>
             <w:r>
@@ -2436,7 +2436,7 @@
           </w:tcPr>
           <w:p>
             <w:pPr>
-              <w:jc w:val="center"/>
+              <w:jc w:val="left"/>
               <w:spacing w:before="10" w:after="10" w:line="240" w:lineRule="auto"/>
             </w:pPr>
             <w:r>
@@ -2465,7 +2465,7 @@
           </w:tcPr>
           <w:p>
             <w:pPr>
-              <w:jc w:val="center"/>
+              <w:jc w:val="left"/>
               <w:spacing w:before="10" w:after="10" w:line="240" w:lineRule="auto"/>
             </w:pPr>
             <w:r>
@@ -2496,7 +2496,7 @@
           <w:p>
             <w:pPr>
               <w:spacing w:before="10" w:after="10" w:line="240" w:lineRule="auto"/>
-              <w:jc w:val="center"/>
+              <w:jc w:val="left"/>
             </w:pPr>
             <w:r>
               <w:rPr>
@@ -2520,7 +2520,7 @@
           <w:p>
             <w:pPr>
               <w:spacing w:before="10" w:after="10" w:line="240" w:lineRule="auto"/>
-              <w:jc w:val="center"/>
+              <w:jc w:val="left"/>
             </w:pPr>
             <w:r>
               <w:rPr>
@@ -2568,7 +2568,7 @@
           <w:p>
             <w:pPr>
               <w:spacing w:before="10" w:after="10" w:line="240" w:lineRule="auto"/>
-              <w:jc w:val="center"/>
+              <w:jc w:val="left"/>
             </w:pPr>
             <w:r>
               <w:rPr>
@@ -2592,7 +2592,7 @@
           <w:p>
             <w:pPr>
               <w:spacing w:before="10" w:after="10" w:line="240" w:lineRule="auto"/>
-              <w:jc w:val="center"/>
+              <w:jc w:val="left"/>
             </w:pPr>
             <w:r>
               <w:rPr>
@@ -2615,7 +2615,7 @@
           <w:p>
             <w:pPr>
               <w:spacing w:before="10" w:after="10" w:line="240" w:lineRule="auto"/>
-              <w:jc w:val="center"/>
+              <w:jc w:val="left"/>
             </w:pPr>
             <w:r>
               <w:rPr>
@@ -2638,7 +2638,7 @@
           <w:p>
             <w:pPr>
               <w:spacing w:before="10" w:after="10" w:line="240" w:lineRule="auto"/>
-              <w:jc w:val="center"/>
+              <w:jc w:val="left"/>
             </w:pPr>
             <w:r>
               <w:rPr>
@@ -2688,7 +2688,7 @@
           <w:p>
             <w:pPr>
               <w:spacing w:before="10" w:after="10" w:line="240" w:lineRule="auto"/>
-              <w:jc w:val="center"/>
+              <w:jc w:val="left"/>
             </w:pPr>
             <w:r>
               <w:rPr>
@@ -2713,7 +2713,7 @@
           <w:p>
             <w:pPr>
               <w:spacing w:before="10" w:after="10" w:line="240" w:lineRule="auto"/>
-              <w:jc w:val="center"/>
+              <w:jc w:val="left"/>
             </w:pPr>
             <w:r>
               <w:rPr>
@@ -2763,7 +2763,7 @@
           <w:p>
             <w:pPr>
               <w:spacing w:before="10" w:after="10" w:line="240" w:lineRule="auto"/>
-              <w:jc w:val="center"/>
+              <w:jc w:val="left"/>
             </w:pPr>
             <w:r>
               <w:rPr>
@@ -2788,7 +2788,7 @@
           <w:p>
             <w:pPr>
               <w:spacing w:before="10" w:after="10" w:line="240" w:lineRule="auto"/>
-              <w:jc w:val="center"/>
+              <w:jc w:val="left"/>
             </w:pPr>
             <w:r>
               <w:rPr>
@@ -2812,7 +2812,7 @@
           <w:p>
             <w:pPr>
               <w:spacing w:before="10" w:after="10" w:line="240" w:lineRule="auto"/>
-              <w:jc w:val="center"/>
+              <w:jc w:val="left"/>
             </w:pPr>
             <w:r>
               <w:rPr>
@@ -2836,7 +2836,7 @@
           <w:p>
             <w:pPr>
               <w:spacing w:before="10" w:after="10" w:line="240" w:lineRule="auto"/>
-              <w:jc w:val="center"/>
+              <w:jc w:val="left"/>
             </w:pPr>
             <w:r>
               <w:rPr>
@@ -2886,7 +2886,7 @@
           <w:p>
             <w:pPr>
               <w:spacing w:before="10" w:after="10" w:line="240" w:lineRule="auto"/>
-              <w:jc w:val="center"/>
+              <w:jc w:val="left"/>
             </w:pPr>
             <w:r>
               <w:rPr>
@@ -2910,7 +2910,7 @@
           <w:p>
             <w:pPr>
               <w:spacing w:before="10" w:after="10" w:line="240" w:lineRule="auto"/>
-              <w:jc w:val="center"/>
+              <w:jc w:val="left"/>
             </w:pPr>
             <w:r>
               <w:rPr>
@@ -2958,7 +2958,7 @@
           <w:p>
             <w:pPr>
               <w:spacing w:before="10" w:after="10" w:line="240" w:lineRule="auto"/>
-              <w:jc w:val="center"/>
+              <w:jc w:val="left"/>
             </w:pPr>
             <w:r>
               <w:rPr>
@@ -2982,7 +2982,7 @@
           <w:p>
             <w:pPr>
               <w:spacing w:before="10" w:after="10" w:line="240" w:lineRule="auto"/>
-              <w:jc w:val="center"/>
+              <w:jc w:val="left"/>
             </w:pPr>
             <w:r>
               <w:rPr>
@@ -3005,7 +3005,7 @@
           <w:p>
             <w:pPr>
               <w:spacing w:before="10" w:after="10" w:line="240" w:lineRule="auto"/>
-              <w:jc w:val="center"/>
+              <w:jc w:val="left"/>
             </w:pPr>
             <w:r>
               <w:rPr>
@@ -3028,7 +3028,7 @@
           <w:p>
             <w:pPr>
               <w:spacing w:before="10" w:after="10" w:line="240" w:lineRule="auto"/>
-              <w:jc w:val="center"/>
+              <w:jc w:val="left"/>
             </w:pPr>
             <w:r>
               <w:rPr>
@@ -3078,7 +3078,7 @@
           <w:p>
             <w:pPr>
               <w:spacing w:before="10" w:after="10" w:line="240" w:lineRule="auto"/>
-              <w:jc w:val="center"/>
+              <w:jc w:val="left"/>
             </w:pPr>
             <w:r>
               <w:rPr>
@@ -3103,7 +3103,7 @@
           <w:p>
             <w:pPr>
               <w:spacing w:before="10" w:after="10" w:line="240" w:lineRule="auto"/>
-              <w:jc w:val="center"/>
+              <w:jc w:val="left"/>
             </w:pPr>
             <w:r>
               <w:rPr>
@@ -3153,7 +3153,7 @@
           <w:p>
             <w:pPr>
               <w:spacing w:before="10" w:after="10" w:line="240" w:lineRule="auto"/>
-              <w:jc w:val="center"/>
+              <w:jc w:val="left"/>
             </w:pPr>
             <w:r>
               <w:rPr>
@@ -3178,7 +3178,7 @@
           <w:p>
             <w:pPr>
               <w:spacing w:before="10" w:after="10" w:line="240" w:lineRule="auto"/>
-              <w:jc w:val="center"/>
+              <w:jc w:val="left"/>
             </w:pPr>
             <w:r>
               <w:rPr>
@@ -3202,7 +3202,7 @@
           <w:p>
             <w:pPr>
               <w:spacing w:before="10" w:after="10" w:line="240" w:lineRule="auto"/>
-              <w:jc w:val="center"/>
+              <w:jc w:val="left"/>
             </w:pPr>
             <w:r>
               <w:rPr>
@@ -3226,7 +3226,7 @@
           <w:p>
             <w:pPr>
               <w:spacing w:before="10" w:after="10" w:line="240" w:lineRule="auto"/>
-              <w:jc w:val="center"/>
+              <w:jc w:val="left"/>
             </w:pPr>
             <w:r>
               <w:rPr>
@@ -3275,7 +3275,7 @@
           <w:p>
             <w:pPr>
               <w:spacing w:before="10" w:after="10" w:line="240" w:lineRule="auto"/>
-              <w:jc w:val="center"/>
+              <w:jc w:val="left"/>
             </w:pPr>
             <w:r>
               <w:rPr>
@@ -3299,7 +3299,7 @@
           <w:p>
             <w:pPr>
               <w:spacing w:before="10" w:after="10" w:line="240" w:lineRule="auto"/>
-              <w:jc w:val="center"/>
+              <w:jc w:val="left"/>
             </w:pPr>
             <w:r>
               <w:rPr>
@@ -3347,7 +3347,7 @@
           <w:p>
             <w:pPr>
               <w:spacing w:before="10" w:after="10" w:line="240" w:lineRule="auto"/>
-              <w:jc w:val="center"/>
+              <w:jc w:val="left"/>
             </w:pPr>
             <w:r>
               <w:rPr>
@@ -3371,7 +3371,7 @@
           <w:p>
             <w:pPr>
               <w:spacing w:before="10" w:after="10" w:line="240" w:lineRule="auto"/>
-              <w:jc w:val="center"/>
+              <w:jc w:val="left"/>
             </w:pPr>
             <w:r>
               <w:rPr>
@@ -3394,7 +3394,7 @@
           <w:p>
             <w:pPr>
               <w:spacing w:before="10" w:after="10" w:line="240" w:lineRule="auto"/>
-              <w:jc w:val="center"/>
+              <w:jc w:val="left"/>
             </w:pPr>
             <w:r>
               <w:rPr>
@@ -3417,7 +3417,7 @@
           <w:p>
             <w:pPr>
               <w:spacing w:before="10" w:after="10" w:line="240" w:lineRule="auto"/>
-              <w:jc w:val="center"/>
+              <w:jc w:val="left"/>
             </w:pPr>
             <w:r>
               <w:rPr>
@@ -3466,7 +3466,7 @@
           <w:p>
             <w:pPr>
               <w:spacing w:before="10" w:after="10" w:line="240" w:lineRule="auto"/>
-              <w:jc w:val="center"/>
+              <w:jc w:val="left"/>
             </w:pPr>
             <w:r>
               <w:rPr>
@@ -3491,7 +3491,7 @@
           <w:p>
             <w:pPr>
               <w:spacing w:before="10" w:after="10" w:line="240" w:lineRule="auto"/>
-              <w:jc w:val="center"/>
+              <w:jc w:val="left"/>
             </w:pPr>
             <w:r>
               <w:rPr>
@@ -3541,7 +3541,7 @@
           <w:p>
             <w:pPr>
               <w:spacing w:before="10" w:after="10" w:line="240" w:lineRule="auto"/>
-              <w:jc w:val="center"/>
+              <w:jc w:val="left"/>
             </w:pPr>
             <w:r>
               <w:rPr>
@@ -3566,7 +3566,7 @@
           <w:p>
             <w:pPr>
               <w:spacing w:before="10" w:after="10" w:line="240" w:lineRule="auto"/>
-              <w:jc w:val="center"/>
+              <w:jc w:val="left"/>
             </w:pPr>
             <w:r>
               <w:rPr>
@@ -3590,7 +3590,7 @@
           <w:p>
             <w:pPr>
               <w:spacing w:before="10" w:after="10" w:line="240" w:lineRule="auto"/>
-              <w:jc w:val="center"/>
+              <w:jc w:val="left"/>
             </w:pPr>
             <w:r>
               <w:rPr>
@@ -3614,7 +3614,7 @@
           <w:p>
             <w:pPr>
               <w:spacing w:before="10" w:after="10" w:line="240" w:lineRule="auto"/>
-              <w:jc w:val="center"/>
+              <w:jc w:val="left"/>
             </w:pPr>
             <w:r>
               <w:rPr>
@@ -3663,7 +3663,7 @@
           <w:p>
             <w:pPr>
               <w:spacing w:before="10" w:after="10" w:line="240" w:lineRule="auto"/>
-              <w:jc w:val="center"/>
+              <w:jc w:val="left"/>
             </w:pPr>
             <w:r>
               <w:rPr>
@@ -3687,7 +3687,7 @@
           <w:p>
             <w:pPr>
               <w:spacing w:before="10" w:after="10" w:line="240" w:lineRule="auto"/>
-              <w:jc w:val="center"/>
+              <w:jc w:val="left"/>
             </w:pPr>
             <w:r>
               <w:rPr>
@@ -3735,7 +3735,7 @@
           <w:p>
             <w:pPr>
               <w:spacing w:before="10" w:after="10" w:line="240" w:lineRule="auto"/>
-              <w:jc w:val="center"/>
+              <w:jc w:val="left"/>
             </w:pPr>
             <w:r>
               <w:rPr>
@@ -3759,7 +3759,7 @@
           <w:p>
             <w:pPr>
               <w:spacing w:before="10" w:after="10" w:line="240" w:lineRule="auto"/>
-              <w:jc w:val="center"/>
+              <w:jc w:val="left"/>
             </w:pPr>
             <w:r>
               <w:rPr>
@@ -3782,7 +3782,7 @@
           <w:p>
             <w:pPr>
               <w:spacing w:before="10" w:after="10" w:line="240" w:lineRule="auto"/>
-              <w:jc w:val="center"/>
+              <w:jc w:val="left"/>
             </w:pPr>
             <w:r>
               <w:rPr>
@@ -3805,7 +3805,7 @@
           <w:p>
             <w:pPr>
               <w:spacing w:before="10" w:after="10" w:line="240" w:lineRule="auto"/>
-              <w:jc w:val="center"/>
+              <w:jc w:val="left"/>
             </w:pPr>
             <w:r>
               <w:rPr>
@@ -3854,7 +3854,7 @@
           <w:p>
             <w:pPr>
               <w:spacing w:before="10" w:after="10" w:line="240" w:lineRule="auto"/>
-              <w:jc w:val="center"/>
+              <w:jc w:val="left"/>
             </w:pPr>
             <w:r>
               <w:rPr>
@@ -3879,7 +3879,7 @@
           <w:p>
             <w:pPr>
               <w:spacing w:before="10" w:after="10" w:line="240" w:lineRule="auto"/>
-              <w:jc w:val="center"/>
+              <w:jc w:val="left"/>
             </w:pPr>
             <w:r>
               <w:rPr>
@@ -3929,7 +3929,7 @@
           <w:p>
             <w:pPr>
               <w:spacing w:before="10" w:after="10" w:line="240" w:lineRule="auto"/>
-              <w:jc w:val="center"/>
+              <w:jc w:val="left"/>
             </w:pPr>
             <w:r>
               <w:rPr>
@@ -3954,7 +3954,7 @@
           <w:p>
             <w:pPr>
               <w:spacing w:before="10" w:after="10" w:line="240" w:lineRule="auto"/>
-              <w:jc w:val="center"/>
+              <w:jc w:val="left"/>
             </w:pPr>
             <w:r>
               <w:rPr>
@@ -3978,7 +3978,7 @@
           <w:p>
             <w:pPr>
               <w:spacing w:before="10" w:after="10" w:line="240" w:lineRule="auto"/>
-              <w:jc w:val="center"/>
+              <w:jc w:val="left"/>
             </w:pPr>
             <w:r>
               <w:rPr>
@@ -4002,7 +4002,7 @@
           <w:p>
             <w:pPr>
               <w:spacing w:before="10" w:after="10" w:line="240" w:lineRule="auto"/>
-              <w:jc w:val="center"/>
+              <w:jc w:val="left"/>
             </w:pPr>
             <w:r>
               <w:rPr>
@@ -4052,7 +4052,7 @@
           <w:p>
             <w:pPr>
               <w:spacing w:before="10" w:after="10" w:line="240" w:lineRule="auto"/>
-              <w:jc w:val="center"/>
+              <w:jc w:val="left"/>
             </w:pPr>
             <w:r>
               <w:rPr>
@@ -4076,7 +4076,7 @@
           <w:p>
             <w:pPr>
               <w:spacing w:before="10" w:after="10" w:line="240" w:lineRule="auto"/>
-              <w:jc w:val="center"/>
+              <w:jc w:val="left"/>
             </w:pPr>
             <w:r>
               <w:rPr>
@@ -4124,7 +4124,7 @@
           <w:p>
             <w:pPr>
               <w:spacing w:before="10" w:after="10" w:line="240" w:lineRule="auto"/>
-              <w:jc w:val="center"/>
+              <w:jc w:val="left"/>
             </w:pPr>
             <w:r>
               <w:rPr>
@@ -4148,7 +4148,7 @@
           <w:p>
             <w:pPr>
               <w:spacing w:before="10" w:after="10" w:line="240" w:lineRule="auto"/>
-              <w:jc w:val="center"/>
+              <w:jc w:val="left"/>
             </w:pPr>
             <w:r>
               <w:rPr>
@@ -4171,7 +4171,7 @@
           <w:p>
             <w:pPr>
               <w:spacing w:before="10" w:after="10" w:line="240" w:lineRule="auto"/>
-              <w:jc w:val="center"/>
+              <w:jc w:val="left"/>
             </w:pPr>
             <w:r>
               <w:rPr>
@@ -4194,7 +4194,7 @@
           <w:p>
             <w:pPr>
               <w:spacing w:before="10" w:after="10" w:line="240" w:lineRule="auto"/>
-              <w:jc w:val="center"/>
+              <w:jc w:val="left"/>
             </w:pPr>
             <w:r>
               <w:rPr>
@@ -4244,7 +4244,7 @@
           <w:p>
             <w:pPr>
               <w:spacing w:before="10" w:after="10" w:line="240" w:lineRule="auto"/>
-              <w:jc w:val="center"/>
+              <w:jc w:val="left"/>
             </w:pPr>
             <w:r>
               <w:rPr>
@@ -4269,7 +4269,7 @@
           <w:p>
             <w:pPr>
               <w:spacing w:before="10" w:after="10" w:line="240" w:lineRule="auto"/>
-              <w:jc w:val="center"/>
+              <w:jc w:val="left"/>
             </w:pPr>
             <w:r>
               <w:rPr>
@@ -4319,7 +4319,7 @@
           <w:p>
             <w:pPr>
               <w:spacing w:before="10" w:after="10" w:line="240" w:lineRule="auto"/>
-              <w:jc w:val="center"/>
+              <w:jc w:val="left"/>
             </w:pPr>
             <w:r>
               <w:rPr>
@@ -4344,7 +4344,7 @@
           <w:p>
             <w:pPr>
               <w:spacing w:before="10" w:after="10" w:line="240" w:lineRule="auto"/>
-              <w:jc w:val="center"/>
+              <w:jc w:val="left"/>
             </w:pPr>
             <w:r>
               <w:rPr>
@@ -4368,7 +4368,7 @@
           <w:p>
             <w:pPr>
               <w:spacing w:before="10" w:after="10" w:line="240" w:lineRule="auto"/>
-              <w:jc w:val="center"/>
+              <w:jc w:val="left"/>
             </w:pPr>
             <w:r>
               <w:rPr>
@@ -4392,7 +4392,7 @@
           <w:p>
             <w:pPr>
               <w:spacing w:before="10" w:after="10" w:line="240" w:lineRule="auto"/>
-              <w:jc w:val="center"/>
+              <w:jc w:val="left"/>
             </w:pPr>
             <w:r>
               <w:rPr>
@@ -4441,7 +4441,7 @@
           <w:p>
             <w:pPr>
               <w:spacing w:before="10" w:after="10" w:line="240" w:lineRule="auto"/>
-              <w:jc w:val="center"/>
+              <w:jc w:val="left"/>
             </w:pPr>
             <w:r>
               <w:rPr>
@@ -4465,7 +4465,7 @@
           <w:p>
             <w:pPr>
               <w:spacing w:before="10" w:after="10" w:line="240" w:lineRule="auto"/>
-              <w:jc w:val="center"/>
+              <w:jc w:val="left"/>
             </w:pPr>
             <w:r>
               <w:rPr>
@@ -4513,7 +4513,7 @@
           <w:p>
             <w:pPr>
               <w:spacing w:before="10" w:after="10" w:line="240" w:lineRule="auto"/>
-              <w:jc w:val="center"/>
+              <w:jc w:val="left"/>
             </w:pPr>
             <w:r>
               <w:rPr>
@@ -4537,7 +4537,7 @@
           <w:p>
             <w:pPr>
               <w:spacing w:before="10" w:after="10" w:line="240" w:lineRule="auto"/>
-              <w:jc w:val="center"/>
+              <w:jc w:val="left"/>
             </w:pPr>
             <w:r>
               <w:rPr>
@@ -4560,7 +4560,7 @@
           <w:p>
             <w:pPr>
               <w:spacing w:before="10" w:after="10" w:line="240" w:lineRule="auto"/>
-              <w:jc w:val="center"/>
+              <w:jc w:val="left"/>
             </w:pPr>
             <w:r>
               <w:rPr>
@@ -4583,7 +4583,7 @@
           <w:p>
             <w:pPr>
               <w:spacing w:before="10" w:after="10" w:line="240" w:lineRule="auto"/>
-              <w:jc w:val="center"/>
+              <w:jc w:val="left"/>
             </w:pPr>
             <w:r>
               <w:rPr>
@@ -4632,7 +4632,7 @@
           <w:p>
             <w:pPr>
               <w:spacing w:before="10" w:after="10" w:line="240" w:lineRule="auto"/>
-              <w:jc w:val="center"/>
+              <w:jc w:val="left"/>
             </w:pPr>
             <w:r>
               <w:rPr>
@@ -4657,7 +4657,7 @@
           <w:p>
             <w:pPr>
               <w:spacing w:before="10" w:after="10" w:line="240" w:lineRule="auto"/>
-              <w:jc w:val="center"/>
+              <w:jc w:val="left"/>
             </w:pPr>
             <w:r>
               <w:rPr>
@@ -4707,7 +4707,7 @@
           <w:p>
             <w:pPr>
               <w:spacing w:before="10" w:after="10" w:line="240" w:lineRule="auto"/>
-              <w:jc w:val="center"/>
+              <w:jc w:val="left"/>
             </w:pPr>
             <w:r>
               <w:rPr>
@@ -4732,7 +4732,7 @@
           <w:p>
             <w:pPr>
               <w:spacing w:before="10" w:after="10" w:line="240" w:lineRule="auto"/>
-              <w:jc w:val="center"/>
+              <w:jc w:val="left"/>
             </w:pPr>
             <w:r>
               <w:rPr>
@@ -4756,7 +4756,7 @@
           <w:p>
             <w:pPr>
               <w:spacing w:before="10" w:after="10" w:line="240" w:lineRule="auto"/>
-              <w:jc w:val="center"/>
+              <w:jc w:val="left"/>
             </w:pPr>
             <w:r>
               <w:rPr>
@@ -4780,7 +4780,7 @@
           <w:p>
             <w:pPr>
               <w:spacing w:before="10" w:after="10" w:line="240" w:lineRule="auto"/>
-              <w:jc w:val="center"/>
+              <w:jc w:val="left"/>
             </w:pPr>
             <w:r>
               <w:rPr>
@@ -4829,7 +4829,7 @@
           <w:p>
             <w:pPr>
               <w:spacing w:before="10" w:after="10" w:line="240" w:lineRule="auto"/>
-              <w:jc w:val="center"/>
+              <w:jc w:val="left"/>
             </w:pPr>
             <w:r>
               <w:rPr>
@@ -4853,7 +4853,7 @@
           <w:p>
             <w:pPr>
               <w:spacing w:before="10" w:after="10" w:line="240" w:lineRule="auto"/>
-              <w:jc w:val="center"/>
+              <w:jc w:val="left"/>
             </w:pPr>
             <w:r>
               <w:rPr>
@@ -4901,7 +4901,7 @@
           <w:p>
             <w:pPr>
               <w:spacing w:before="10" w:after="10" w:line="240" w:lineRule="auto"/>
-              <w:jc w:val="center"/>
+              <w:jc w:val="left"/>
             </w:pPr>
             <w:r>
               <w:rPr>
@@ -4925,7 +4925,7 @@
           <w:p>
             <w:pPr>
               <w:spacing w:before="10" w:after="10" w:line="240" w:lineRule="auto"/>
-              <w:jc w:val="center"/>
+              <w:jc w:val="left"/>
             </w:pPr>
             <w:r>
               <w:rPr>
@@ -4948,7 +4948,7 @@
           <w:p>
             <w:pPr>
               <w:spacing w:before="10" w:after="10" w:line="240" w:lineRule="auto"/>
-              <w:jc w:val="center"/>
+              <w:jc w:val="left"/>
             </w:pPr>
             <w:r>
               <w:rPr>
@@ -4971,7 +4971,7 @@
           <w:p>
             <w:pPr>
               <w:spacing w:before="10" w:after="10" w:line="240" w:lineRule="auto"/>
-              <w:jc w:val="center"/>
+              <w:jc w:val="left"/>
             </w:pPr>
             <w:r>
               <w:rPr>
@@ -5020,7 +5020,7 @@
           <w:p>
             <w:pPr>
               <w:spacing w:before="10" w:after="10" w:line="240" w:lineRule="auto"/>
-              <w:jc w:val="center"/>
+              <w:jc w:val="left"/>
             </w:pPr>
             <w:r>
               <w:rPr>
@@ -5045,7 +5045,7 @@
           <w:p>
             <w:pPr>
               <w:spacing w:before="10" w:after="10" w:line="240" w:lineRule="auto"/>
-              <w:jc w:val="center"/>
+              <w:jc w:val="left"/>
             </w:pPr>
             <w:r>
               <w:rPr>
@@ -5095,7 +5095,7 @@
           <w:p>
             <w:pPr>
               <w:spacing w:before="10" w:after="10" w:line="240" w:lineRule="auto"/>
-              <w:jc w:val="center"/>
+              <w:jc w:val="left"/>
             </w:pPr>
             <w:r>
               <w:rPr>
@@ -5120,7 +5120,7 @@
           <w:p>
             <w:pPr>
               <w:spacing w:before="10" w:after="10" w:line="240" w:lineRule="auto"/>
-              <w:jc w:val="center"/>
+              <w:jc w:val="left"/>
             </w:pPr>
             <w:r>
               <w:rPr>
@@ -5144,7 +5144,7 @@
           <w:p>
             <w:pPr>
               <w:spacing w:before="10" w:after="10" w:line="240" w:lineRule="auto"/>
-              <w:jc w:val="center"/>
+              <w:jc w:val="left"/>
             </w:pPr>
             <w:r>
               <w:rPr>
@@ -5168,7 +5168,7 @@
           <w:p>
             <w:pPr>
               <w:spacing w:before="10" w:after="10" w:line="240" w:lineRule="auto"/>
-              <w:jc w:val="center"/>
+              <w:jc w:val="left"/>
             </w:pPr>
             <w:r>
               <w:rPr>
@@ -5218,7 +5218,7 @@
           <w:p>
             <w:pPr>
               <w:spacing w:before="10" w:after="10" w:line="240" w:lineRule="auto"/>
-              <w:jc w:val="center"/>
+              <w:jc w:val="left"/>
             </w:pPr>
             <w:r>
               <w:rPr>
@@ -5242,7 +5242,7 @@
           <w:p>
             <w:pPr>
               <w:spacing w:before="10" w:after="10" w:line="240" w:lineRule="auto"/>
-              <w:jc w:val="center"/>
+              <w:jc w:val="left"/>
             </w:pPr>
             <w:r>
               <w:rPr>
@@ -5290,7 +5290,7 @@
           <w:p>
             <w:pPr>
               <w:spacing w:before="10" w:after="10" w:line="240" w:lineRule="auto"/>
-              <w:jc w:val="center"/>
+              <w:jc w:val="left"/>
             </w:pPr>
             <w:r>
               <w:rPr>
@@ -5314,7 +5314,7 @@
           <w:p>
             <w:pPr>
               <w:spacing w:before="10" w:after="10" w:line="240" w:lineRule="auto"/>
-              <w:jc w:val="center"/>
+              <w:jc w:val="left"/>
             </w:pPr>
             <w:r>
               <w:rPr>
@@ -5337,7 +5337,7 @@
           <w:p>
             <w:pPr>
               <w:spacing w:before="10" w:after="10" w:line="240" w:lineRule="auto"/>
-              <w:jc w:val="center"/>
+              <w:jc w:val="left"/>
             </w:pPr>
             <w:r>
               <w:rPr>
@@ -5360,7 +5360,7 @@
           <w:p>
             <w:pPr>
               <w:spacing w:before="10" w:after="10" w:line="240" w:lineRule="auto"/>
-              <w:jc w:val="center"/>
+              <w:jc w:val="left"/>
             </w:pPr>
             <w:r>
               <w:rPr>
@@ -5410,7 +5410,7 @@
           <w:p>
             <w:pPr>
               <w:spacing w:before="10" w:after="10" w:line="240" w:lineRule="auto"/>
-              <w:jc w:val="center"/>
+              <w:jc w:val="left"/>
             </w:pPr>
             <w:r>
               <w:rPr>
@@ -5435,7 +5435,7 @@
           <w:p>
             <w:pPr>
               <w:spacing w:before="10" w:after="10" w:line="240" w:lineRule="auto"/>
-              <w:jc w:val="center"/>
+              <w:jc w:val="left"/>
             </w:pPr>
             <w:r>
               <w:rPr>
@@ -5485,7 +5485,7 @@
           <w:p>
             <w:pPr>
               <w:spacing w:before="10" w:after="10" w:line="240" w:lineRule="auto"/>
-              <w:jc w:val="center"/>
+              <w:jc w:val="left"/>
             </w:pPr>
             <w:r>
               <w:rPr>
@@ -5510,7 +5510,7 @@
           <w:p>
             <w:pPr>
               <w:spacing w:before="10" w:after="10" w:line="240" w:lineRule="auto"/>
-              <w:jc w:val="center"/>
+              <w:jc w:val="left"/>
             </w:pPr>
             <w:r>
               <w:rPr>
@@ -5534,7 +5534,7 @@
           <w:p>
             <w:pPr>
               <w:spacing w:before="10" w:after="10" w:line="240" w:lineRule="auto"/>
-              <w:jc w:val="center"/>
+              <w:jc w:val="left"/>
             </w:pPr>
             <w:r>
               <w:rPr>
@@ -5558,7 +5558,7 @@
           <w:p>
             <w:pPr>
               <w:spacing w:before="10" w:after="10" w:line="240" w:lineRule="auto"/>
-              <w:jc w:val="center"/>
+              <w:jc w:val="left"/>
             </w:pPr>
             <w:r>
               <w:rPr>
@@ -5607,7 +5607,7 @@
           <w:p>
             <w:pPr>
               <w:spacing w:before="10" w:after="10" w:line="240" w:lineRule="auto"/>
-              <w:jc w:val="center"/>
+              <w:jc w:val="left"/>
             </w:pPr>
             <w:r>
               <w:rPr>
@@ -5631,7 +5631,7 @@
           <w:p>
             <w:pPr>
               <w:spacing w:before="10" w:after="10" w:line="240" w:lineRule="auto"/>
-              <w:jc w:val="center"/>
+              <w:jc w:val="left"/>
             </w:pPr>
             <w:r>
               <w:rPr>
@@ -5679,7 +5679,7 @@
           <w:p>
             <w:pPr>
               <w:spacing w:before="10" w:after="10" w:line="240" w:lineRule="auto"/>
-              <w:jc w:val="center"/>
+              <w:jc w:val="left"/>
             </w:pPr>
             <w:r>
               <w:rPr>
@@ -5703,7 +5703,7 @@
           <w:p>
             <w:pPr>
               <w:spacing w:before="10" w:after="10" w:line="240" w:lineRule="auto"/>
-              <w:jc w:val="center"/>
+              <w:jc w:val="left"/>
             </w:pPr>
             <w:r>
               <w:rPr>
@@ -5726,7 +5726,7 @@
           <w:p>
             <w:pPr>
               <w:spacing w:before="10" w:after="10" w:line="240" w:lineRule="auto"/>
-              <w:jc w:val="center"/>
+              <w:jc w:val="left"/>
             </w:pPr>
             <w:r>
               <w:rPr>
@@ -5749,7 +5749,7 @@
           <w:p>
             <w:pPr>
               <w:spacing w:before="10" w:after="10" w:line="240" w:lineRule="auto"/>
-              <w:jc w:val="center"/>
+              <w:jc w:val="left"/>
             </w:pPr>
             <w:r>
               <w:rPr>
@@ -5798,7 +5798,7 @@
           <w:p>
             <w:pPr>
               <w:spacing w:before="10" w:after="10" w:line="240" w:lineRule="auto"/>
-              <w:jc w:val="center"/>
+              <w:jc w:val="left"/>
             </w:pPr>
             <w:r>
               <w:rPr>
@@ -5823,7 +5823,7 @@
           <w:p>
             <w:pPr>
               <w:spacing w:before="10" w:after="10" w:line="240" w:lineRule="auto"/>
-              <w:jc w:val="center"/>
+              <w:jc w:val="left"/>
             </w:pPr>
             <w:r>
               <w:rPr>
@@ -5873,7 +5873,7 @@
           <w:p>
             <w:pPr>
               <w:spacing w:before="10" w:after="10" w:line="240" w:lineRule="auto"/>
-              <w:jc w:val="center"/>
+              <w:jc w:val="left"/>
             </w:pPr>
             <w:r>
               <w:rPr>
@@ -5898,7 +5898,7 @@
           <w:p>
             <w:pPr>
               <w:spacing w:before="10" w:after="10" w:line="240" w:lineRule="auto"/>
-              <w:jc w:val="center"/>
+              <w:jc w:val="left"/>
             </w:pPr>
             <w:r>
               <w:rPr>
@@ -5922,7 +5922,7 @@
           <w:p>
             <w:pPr>
               <w:spacing w:before="10" w:after="10" w:line="240" w:lineRule="auto"/>
-              <w:jc w:val="center"/>
+              <w:jc w:val="left"/>
             </w:pPr>
             <w:r>
               <w:rPr>
@@ -5946,7 +5946,7 @@
           <w:p>
             <w:pPr>
               <w:spacing w:before="10" w:after="10" w:line="240" w:lineRule="auto"/>
-              <w:jc w:val="center"/>
+              <w:jc w:val="left"/>
             </w:pPr>
             <w:r>
               <w:rPr>
@@ -5995,7 +5995,7 @@
           <w:p>
             <w:pPr>
               <w:spacing w:before="10" w:after="10" w:line="240" w:lineRule="auto"/>
-              <w:jc w:val="center"/>
+              <w:jc w:val="left"/>
             </w:pPr>
             <w:r>
               <w:rPr>
@@ -6019,7 +6019,7 @@
           <w:p>
             <w:pPr>
               <w:spacing w:before="10" w:after="10" w:line="240" w:lineRule="auto"/>
-              <w:jc w:val="center"/>
+              <w:jc w:val="left"/>
             </w:pPr>
             <w:r>
               <w:rPr>
@@ -6067,7 +6067,7 @@
           <w:p>
             <w:pPr>
               <w:spacing w:before="10" w:after="10" w:line="240" w:lineRule="auto"/>
-              <w:jc w:val="center"/>
+              <w:jc w:val="left"/>
             </w:pPr>
             <w:r>
               <w:rPr>
@@ -6091,7 +6091,7 @@
           <w:p>
             <w:pPr>
               <w:spacing w:before="10" w:after="10" w:line="240" w:lineRule="auto"/>
-              <w:jc w:val="center"/>
+              <w:jc w:val="left"/>
             </w:pPr>
             <w:r>
               <w:rPr>
@@ -6114,7 +6114,7 @@
           <w:p>
             <w:pPr>
               <w:spacing w:before="10" w:after="10" w:line="240" w:lineRule="auto"/>
-              <w:jc w:val="center"/>
+              <w:jc w:val="left"/>
             </w:pPr>
             <w:r>
               <w:rPr>
@@ -6137,7 +6137,7 @@
           <w:p>
             <w:pPr>
               <w:spacing w:before="10" w:after="10" w:line="240" w:lineRule="auto"/>
-              <w:jc w:val="center"/>
+              <w:jc w:val="left"/>
             </w:pPr>
             <w:r>
               <w:rPr>
@@ -6186,7 +6186,7 @@
           <w:p>
             <w:pPr>
               <w:spacing w:before="10" w:after="10" w:line="240" w:lineRule="auto"/>
-              <w:jc w:val="center"/>
+              <w:jc w:val="left"/>
             </w:pPr>
             <w:r>
               <w:rPr>
@@ -6211,7 +6211,7 @@
           <w:p>
             <w:pPr>
               <w:spacing w:before="10" w:after="10" w:line="240" w:lineRule="auto"/>
-              <w:jc w:val="center"/>
+              <w:jc w:val="left"/>
             </w:pPr>
             <w:r>
               <w:rPr>
@@ -6261,7 +6261,7 @@
           <w:p>
             <w:pPr>
               <w:spacing w:before="10" w:after="10" w:line="240" w:lineRule="auto"/>
-              <w:jc w:val="center"/>
+              <w:jc w:val="left"/>
             </w:pPr>
             <w:r>
               <w:rPr>
@@ -6286,7 +6286,7 @@
           <w:p>
             <w:pPr>
               <w:spacing w:before="10" w:after="10" w:line="240" w:lineRule="auto"/>
-              <w:jc w:val="center"/>
+              <w:jc w:val="left"/>
             </w:pPr>
             <w:r>
               <w:rPr>
@@ -6310,7 +6310,7 @@
           <w:p>
             <w:pPr>
               <w:spacing w:before="10" w:after="10" w:line="240" w:lineRule="auto"/>
-              <w:jc w:val="center"/>
+              <w:jc w:val="left"/>
             </w:pPr>
             <w:r>
               <w:rPr>
@@ -6334,7 +6334,7 @@
           <w:p>
             <w:pPr>
               <w:spacing w:before="10" w:after="10" w:line="240" w:lineRule="auto"/>
-              <w:jc w:val="center"/>
+              <w:jc w:val="left"/>
             </w:pPr>
             <w:r>
               <w:rPr>
@@ -6384,7 +6384,7 @@
           <w:p>
             <w:pPr>
               <w:spacing w:before="10" w:after="10" w:line="240" w:lineRule="auto"/>
-              <w:jc w:val="center"/>
+              <w:jc w:val="left"/>
             </w:pPr>
             <w:r>
               <w:rPr>
@@ -6408,7 +6408,7 @@
           <w:p>
             <w:pPr>
               <w:spacing w:before="10" w:after="10" w:line="240" w:lineRule="auto"/>
-              <w:jc w:val="center"/>
+              <w:jc w:val="left"/>
             </w:pPr>
             <w:r>
               <w:rPr>
@@ -6456,7 +6456,7 @@
           <w:p>
             <w:pPr>
               <w:spacing w:before="10" w:after="10" w:line="240" w:lineRule="auto"/>
-              <w:jc w:val="center"/>
+              <w:jc w:val="left"/>
             </w:pPr>
             <w:r>
               <w:rPr>
@@ -6480,7 +6480,7 @@
           <w:p>
             <w:pPr>
               <w:spacing w:before="10" w:after="10" w:line="240" w:lineRule="auto"/>
-              <w:jc w:val="center"/>
+              <w:jc w:val="left"/>
             </w:pPr>
             <w:r>
               <w:rPr>
@@ -6503,7 +6503,7 @@
           <w:p>
             <w:pPr>
               <w:spacing w:before="10" w:after="10" w:line="240" w:lineRule="auto"/>
-              <w:jc w:val="center"/>
+              <w:jc w:val="left"/>
             </w:pPr>
             <w:r>
               <w:rPr>
@@ -6526,7 +6526,7 @@
           <w:p>
             <w:pPr>
               <w:spacing w:before="10" w:after="10" w:line="240" w:lineRule="auto"/>
-              <w:jc w:val="center"/>
+              <w:jc w:val="left"/>
             </w:pPr>
             <w:r>
               <w:rPr>
@@ -6623,7 +6623,7 @@
           </w:tcPr>
           <w:p>
             <w:pPr>
-              <w:jc w:val="center"/>
+              <w:jc w:val="left"/>
               <w:spacing w:before="10" w:after="10" w:line="240" w:lineRule="auto"/>
             </w:pPr>
             <w:r>
@@ -6652,7 +6652,7 @@
           </w:tcPr>
           <w:p>
             <w:pPr>
-              <w:jc w:val="center"/>
+              <w:jc w:val="left"/>
               <w:spacing w:before="10" w:after="10" w:line="240" w:lineRule="auto"/>
             </w:pPr>
             <w:r>
@@ -6681,7 +6681,7 @@
           </w:tcPr>
           <w:p>
             <w:pPr>
-              <w:jc w:val="center"/>
+              <w:jc w:val="left"/>
               <w:spacing w:before="10" w:after="10" w:line="240" w:lineRule="auto"/>
             </w:pPr>
             <w:r>
@@ -6710,7 +6710,7 @@
           </w:tcPr>
           <w:p>
             <w:pPr>
-              <w:jc w:val="center"/>
+              <w:jc w:val="left"/>
               <w:spacing w:before="10" w:after="10" w:line="240" w:lineRule="auto"/>
             </w:pPr>
             <w:r>
@@ -6739,7 +6739,7 @@
           </w:tcPr>
           <w:p>
             <w:pPr>
-              <w:jc w:val="center"/>
+              <w:jc w:val="left"/>
               <w:spacing w:before="10" w:after="10" w:line="240" w:lineRule="auto"/>
             </w:pPr>
             <w:r>
@@ -6768,7 +6768,7 @@
           </w:tcPr>
           <w:p>
             <w:pPr>
-              <w:jc w:val="center"/>
+              <w:jc w:val="left"/>
               <w:spacing w:before="10" w:after="10" w:line="240" w:lineRule="auto"/>
             </w:pPr>
             <w:r>
@@ -6799,7 +6799,7 @@
           <w:p>
             <w:pPr>
               <w:spacing w:before="10" w:after="10" w:line="240" w:lineRule="auto"/>
-              <w:jc w:val="center"/>
+              <w:jc w:val="left"/>
             </w:pPr>
             <w:r>
               <w:rPr>
@@ -6895,7 +6895,7 @@
           <w:p>
             <w:pPr>
               <w:spacing w:before="10" w:after="10" w:line="240" w:lineRule="auto"/>
-              <w:jc w:val="center"/>
+              <w:jc w:val="left"/>
             </w:pPr>
             <w:r>
               <w:rPr>
@@ -6944,7 +6944,7 @@
           <w:p>
             <w:pPr>
               <w:spacing w:before="10" w:after="10" w:line="240" w:lineRule="auto"/>
-              <w:jc w:val="center"/>
+              <w:jc w:val="left"/>
             </w:pPr>
             <w:r>
               <w:rPr>
@@ -7044,7 +7044,7 @@
           <w:p>
             <w:pPr>
               <w:spacing w:before="10" w:after="10" w:line="240" w:lineRule="auto"/>
-              <w:jc w:val="center"/>
+              <w:jc w:val="left"/>
             </w:pPr>
             <w:r>
               <w:rPr>
@@ -7094,7 +7094,7 @@
           <w:p>
             <w:pPr>
               <w:spacing w:before="10" w:after="10" w:line="240" w:lineRule="auto"/>
-              <w:jc w:val="center"/>
+              <w:jc w:val="left"/>
             </w:pPr>
             <w:r>
               <w:rPr>
@@ -7190,7 +7190,7 @@
           <w:p>
             <w:pPr>
               <w:spacing w:before="10" w:after="10" w:line="240" w:lineRule="auto"/>
-              <w:jc w:val="center"/>
+              <w:jc w:val="left"/>
             </w:pPr>
             <w:r>
               <w:rPr>
@@ -7308,7 +7308,7 @@
           </w:tcPr>
           <w:p>
             <w:pPr>
-              <w:jc w:val="center"/>
+              <w:jc w:val="left"/>
               <w:spacing w:before="10" w:after="10" w:line="240" w:lineRule="auto"/>
             </w:pPr>
             <w:r>
@@ -7337,7 +7337,7 @@
           </w:tcPr>
           <w:p>
             <w:pPr>
-              <w:jc w:val="center"/>
+              <w:jc w:val="left"/>
               <w:spacing w:before="10" w:after="10" w:line="240" w:lineRule="auto"/>
             </w:pPr>
             <w:r>
@@ -7366,7 +7366,7 @@
           </w:tcPr>
           <w:p>
             <w:pPr>
-              <w:jc w:val="center"/>
+              <w:jc w:val="left"/>
               <w:spacing w:before="10" w:after="10" w:line="240" w:lineRule="auto"/>
             </w:pPr>
             <w:r>
@@ -7395,7 +7395,7 @@
           </w:tcPr>
           <w:p>
             <w:pPr>
-              <w:jc w:val="center"/>
+              <w:jc w:val="left"/>
               <w:spacing w:before="10" w:after="10" w:line="240" w:lineRule="auto"/>
             </w:pPr>
             <w:r>
@@ -7424,7 +7424,7 @@
           </w:tcPr>
           <w:p>
             <w:pPr>
-              <w:jc w:val="center"/>
+              <w:jc w:val="left"/>
               <w:spacing w:before="10" w:after="10" w:line="240" w:lineRule="auto"/>
             </w:pPr>
             <w:r>
@@ -7453,7 +7453,7 @@
           </w:tcPr>
           <w:p>
             <w:pPr>
-              <w:jc w:val="center"/>
+              <w:jc w:val="left"/>
               <w:spacing w:before="10" w:after="10" w:line="240" w:lineRule="auto"/>
             </w:pPr>
             <w:r>
@@ -7482,7 +7482,7 @@
           </w:tcPr>
           <w:p>
             <w:pPr>
-              <w:jc w:val="center"/>
+              <w:jc w:val="left"/>
               <w:spacing w:before="10" w:after="10" w:line="240" w:lineRule="auto"/>
             </w:pPr>
             <w:r>
@@ -7511,7 +7511,7 @@
           </w:tcPr>
           <w:p>
             <w:pPr>
-              <w:jc w:val="center"/>
+              <w:jc w:val="left"/>
               <w:spacing w:before="10" w:after="10" w:line="240" w:lineRule="auto"/>
             </w:pPr>
             <w:r>
@@ -7542,7 +7542,7 @@
           <w:p>
             <w:pPr>
               <w:spacing w:before="10" w:after="10" w:line="240" w:lineRule="auto"/>
-              <w:jc w:val="center"/>
+              <w:jc w:val="left"/>
             </w:pPr>
             <w:r>
               <w:rPr>
@@ -7566,7 +7566,7 @@
           <w:p>
             <w:pPr>
               <w:spacing w:before="10" w:after="10" w:line="240" w:lineRule="auto"/>
-              <w:jc w:val="center"/>
+              <w:jc w:val="left"/>
             </w:pPr>
             <w:r>
               <w:rPr>
@@ -7614,7 +7614,7 @@
           <w:p>
             <w:pPr>
               <w:spacing w:before="10" w:after="10" w:line="240" w:lineRule="auto"/>
-              <w:jc w:val="center"/>
+              <w:jc w:val="left"/>
             </w:pPr>
             <w:r>
               <w:rPr>
@@ -7638,7 +7638,7 @@
           <w:p>
             <w:pPr>
               <w:spacing w:before="10" w:after="10" w:line="240" w:lineRule="auto"/>
-              <w:jc w:val="center"/>
+              <w:jc w:val="left"/>
             </w:pPr>
             <w:r>
               <w:rPr>
@@ -7661,7 +7661,7 @@
           <w:p>
             <w:pPr>
               <w:spacing w:before="10" w:after="10" w:line="240" w:lineRule="auto"/>
-              <w:jc w:val="center"/>
+              <w:jc w:val="left"/>
             </w:pPr>
             <w:r>
               <w:rPr>
@@ -7684,7 +7684,7 @@
           <w:p>
             <w:pPr>
               <w:spacing w:before="10" w:after="10" w:line="240" w:lineRule="auto"/>
-              <w:jc w:val="center"/>
+              <w:jc w:val="left"/>
             </w:pPr>
             <w:r>
               <w:rPr>
@@ -7734,7 +7734,7 @@
           <w:p>
             <w:pPr>
               <w:spacing w:before="10" w:after="10" w:line="240" w:lineRule="auto"/>
-              <w:jc w:val="center"/>
+              <w:jc w:val="left"/>
             </w:pPr>
             <w:r>
               <w:rPr>
@@ -7759,7 +7759,7 @@
           <w:p>
             <w:pPr>
               <w:spacing w:before="10" w:after="10" w:line="240" w:lineRule="auto"/>
-              <w:jc w:val="center"/>
+              <w:jc w:val="left"/>
             </w:pPr>
             <w:r>
               <w:rPr>
@@ -7809,7 +7809,7 @@
           <w:p>
             <w:pPr>
               <w:spacing w:before="10" w:after="10" w:line="240" w:lineRule="auto"/>
-              <w:jc w:val="center"/>
+              <w:jc w:val="left"/>
             </w:pPr>
             <w:r>
               <w:rPr>
@@ -7834,7 +7834,7 @@
           <w:p>
             <w:pPr>
               <w:spacing w:before="10" w:after="10" w:line="240" w:lineRule="auto"/>
-              <w:jc w:val="center"/>
+              <w:jc w:val="left"/>
             </w:pPr>
             <w:r>
               <w:rPr>
@@ -7858,7 +7858,7 @@
           <w:p>
             <w:pPr>
               <w:spacing w:before="10" w:after="10" w:line="240" w:lineRule="auto"/>
-              <w:jc w:val="center"/>
+              <w:jc w:val="left"/>
             </w:pPr>
             <w:r>
               <w:rPr>
@@ -7882,7 +7882,7 @@
           <w:p>
             <w:pPr>
               <w:spacing w:before="10" w:after="10" w:line="240" w:lineRule="auto"/>
-              <w:jc w:val="center"/>
+              <w:jc w:val="left"/>
             </w:pPr>
             <w:r>
               <w:rPr>
@@ -7932,7 +7932,7 @@
           <w:p>
             <w:pPr>
               <w:spacing w:before="10" w:after="10" w:line="240" w:lineRule="auto"/>
-              <w:jc w:val="center"/>
+              <w:jc w:val="left"/>
             </w:pPr>
             <w:r>
               <w:rPr>
@@ -7956,7 +7956,7 @@
           <w:p>
             <w:pPr>
               <w:spacing w:before="10" w:after="10" w:line="240" w:lineRule="auto"/>
-              <w:jc w:val="center"/>
+              <w:jc w:val="left"/>
             </w:pPr>
             <w:r>
               <w:rPr>
@@ -8004,7 +8004,7 @@
           <w:p>
             <w:pPr>
               <w:spacing w:before="10" w:after="10" w:line="240" w:lineRule="auto"/>
-              <w:jc w:val="center"/>
+              <w:jc w:val="left"/>
             </w:pPr>
             <w:r>
               <w:rPr>
@@ -8028,7 +8028,7 @@
           <w:p>
             <w:pPr>
               <w:spacing w:before="10" w:after="10" w:line="240" w:lineRule="auto"/>
-              <w:jc w:val="center"/>
+              <w:jc w:val="left"/>
             </w:pPr>
             <w:r>
               <w:rPr>
@@ -8051,7 +8051,7 @@
           <w:p>
             <w:pPr>
               <w:spacing w:before="10" w:after="10" w:line="240" w:lineRule="auto"/>
-              <w:jc w:val="center"/>
+              <w:jc w:val="left"/>
             </w:pPr>
             <w:r>
               <w:rPr>
@@ -8074,7 +8074,7 @@
           <w:p>
             <w:pPr>
               <w:spacing w:before="10" w:after="10" w:line="240" w:lineRule="auto"/>
-              <w:jc w:val="center"/>
+              <w:jc w:val="left"/>
             </w:pPr>
             <w:r>
               <w:rPr>
@@ -8124,7 +8124,7 @@
           <w:p>
             <w:pPr>
               <w:spacing w:before="10" w:after="10" w:line="240" w:lineRule="auto"/>
-              <w:jc w:val="center"/>
+              <w:jc w:val="left"/>
             </w:pPr>
             <w:r>
               <w:rPr>
@@ -8149,7 +8149,7 @@
           <w:p>
             <w:pPr>
               <w:spacing w:before="10" w:after="10" w:line="240" w:lineRule="auto"/>
-              <w:jc w:val="center"/>
+              <w:jc w:val="left"/>
             </w:pPr>
             <w:r>
               <w:rPr>
@@ -8199,7 +8199,7 @@
           <w:p>
             <w:pPr>
               <w:spacing w:before="10" w:after="10" w:line="240" w:lineRule="auto"/>
-              <w:jc w:val="center"/>
+              <w:jc w:val="left"/>
             </w:pPr>
             <w:r>
               <w:rPr>
@@ -8224,7 +8224,7 @@
           <w:p>
             <w:pPr>
               <w:spacing w:before="10" w:after="10" w:line="240" w:lineRule="auto"/>
-              <w:jc w:val="center"/>
+              <w:jc w:val="left"/>
             </w:pPr>
             <w:r>
               <w:rPr>
@@ -8249,7 +8249,7 @@
           <w:p>
             <w:pPr>
               <w:spacing w:before="10" w:after="10" w:line="240" w:lineRule="auto"/>
-              <w:jc w:val="center"/>
+              <w:jc w:val="left"/>
             </w:pPr>
             <w:r>
               <w:rPr>
@@ -8274,7 +8274,7 @@
           <w:p>
             <w:pPr>
               <w:spacing w:before="10" w:after="10" w:line="240" w:lineRule="auto"/>
-              <w:jc w:val="center"/>
+              <w:jc w:val="left"/>
             </w:pPr>
             <w:r>
               <w:rPr>
@@ -8324,7 +8324,7 @@
           <w:p>
             <w:pPr>
               <w:spacing w:before="10" w:after="10" w:line="240" w:lineRule="auto"/>
-              <w:jc w:val="center"/>
+              <w:jc w:val="left"/>
             </w:pPr>
             <w:r>
               <w:rPr>
@@ -8348,7 +8348,7 @@
           <w:p>
             <w:pPr>
               <w:spacing w:before="10" w:after="10" w:line="240" w:lineRule="auto"/>
-              <w:jc w:val="center"/>
+              <w:jc w:val="left"/>
             </w:pPr>
             <w:r>
               <w:rPr>
@@ -8396,7 +8396,7 @@
           <w:p>
             <w:pPr>
               <w:spacing w:before="10" w:after="10" w:line="240" w:lineRule="auto"/>
-              <w:jc w:val="center"/>
+              <w:jc w:val="left"/>
             </w:pPr>
             <w:r>
               <w:rPr>
@@ -8420,7 +8420,7 @@
           <w:p>
             <w:pPr>
               <w:spacing w:before="10" w:after="10" w:line="240" w:lineRule="auto"/>
-              <w:jc w:val="center"/>
+              <w:jc w:val="left"/>
             </w:pPr>
             <w:r>
               <w:rPr>
@@ -8444,7 +8444,7 @@
           <w:p>
             <w:pPr>
               <w:spacing w:before="10" w:after="10" w:line="240" w:lineRule="auto"/>
-              <w:jc w:val="center"/>
+              <w:jc w:val="left"/>
             </w:pPr>
             <w:r>
               <w:rPr>
@@ -8468,7 +8468,7 @@
           <w:p>
             <w:pPr>
               <w:spacing w:before="10" w:after="10" w:line="240" w:lineRule="auto"/>
-              <w:jc w:val="center"/>
+              <w:jc w:val="left"/>
             </w:pPr>
             <w:r>
               <w:rPr>
@@ -8518,7 +8518,7 @@
           <w:p>
             <w:pPr>
               <w:spacing w:before="10" w:after="10" w:line="240" w:lineRule="auto"/>
-              <w:jc w:val="center"/>
+              <w:jc w:val="left"/>
             </w:pPr>
             <w:r>
               <w:rPr>
@@ -8543,7 +8543,7 @@
           <w:p>
             <w:pPr>
               <w:spacing w:before="10" w:after="10" w:line="240" w:lineRule="auto"/>
-              <w:jc w:val="center"/>
+              <w:jc w:val="left"/>
             </w:pPr>
             <w:r>
               <w:rPr>
@@ -8593,7 +8593,7 @@
           <w:p>
             <w:pPr>
               <w:spacing w:before="10" w:after="10" w:line="240" w:lineRule="auto"/>
-              <w:jc w:val="center"/>
+              <w:jc w:val="left"/>
             </w:pPr>
             <w:r>
               <w:rPr>
@@ -8618,7 +8618,7 @@
           <w:p>
             <w:pPr>
               <w:spacing w:before="10" w:after="10" w:line="240" w:lineRule="auto"/>
-              <w:jc w:val="center"/>
+              <w:jc w:val="left"/>
             </w:pPr>
             <w:r>
               <w:rPr>
@@ -8643,7 +8643,7 @@
           <w:p>
             <w:pPr>
               <w:spacing w:before="10" w:after="10" w:line="240" w:lineRule="auto"/>
-              <w:jc w:val="center"/>
+              <w:jc w:val="left"/>
             </w:pPr>
             <w:r>
               <w:rPr>
@@ -8668,7 +8668,7 @@
           <w:p>
             <w:pPr>
               <w:spacing w:before="10" w:after="10" w:line="240" w:lineRule="auto"/>
-              <w:jc w:val="center"/>
+              <w:jc w:val="left"/>
             </w:pPr>
             <w:r>
               <w:rPr>
@@ -8718,7 +8718,7 @@
           <w:p>
             <w:pPr>
               <w:spacing w:before="10" w:after="10" w:line="240" w:lineRule="auto"/>
-              <w:jc w:val="center"/>
+              <w:jc w:val="left"/>
             </w:pPr>
             <w:r>
               <w:rPr>
@@ -8742,7 +8742,7 @@
           <w:p>
             <w:pPr>
               <w:spacing w:before="10" w:after="10" w:line="240" w:lineRule="auto"/>
-              <w:jc w:val="center"/>
+              <w:jc w:val="left"/>
             </w:pPr>
             <w:r>
               <w:rPr>
@@ -8790,7 +8790,7 @@
           <w:p>
             <w:pPr>
               <w:spacing w:before="10" w:after="10" w:line="240" w:lineRule="auto"/>
-              <w:jc w:val="center"/>
+              <w:jc w:val="left"/>
             </w:pPr>
             <w:r>
               <w:rPr>
@@ -8814,7 +8814,7 @@
           <w:p>
             <w:pPr>
               <w:spacing w:before="10" w:after="10" w:line="240" w:lineRule="auto"/>
-              <w:jc w:val="center"/>
+              <w:jc w:val="left"/>
             </w:pPr>
             <w:r>
               <w:rPr>
@@ -8838,7 +8838,7 @@
           <w:p>
             <w:pPr>
               <w:spacing w:before="10" w:after="10" w:line="240" w:lineRule="auto"/>
-              <w:jc w:val="center"/>
+              <w:jc w:val="left"/>
             </w:pPr>
             <w:r>
               <w:rPr>
@@ -8862,7 +8862,7 @@
           <w:p>
             <w:pPr>
               <w:spacing w:before="10" w:after="10" w:line="240" w:lineRule="auto"/>
-              <w:jc w:val="center"/>
+              <w:jc w:val="left"/>
             </w:pPr>
             <w:r>
               <w:rPr>
@@ -8912,7 +8912,7 @@
           <w:p>
             <w:pPr>
               <w:spacing w:before="10" w:after="10" w:line="240" w:lineRule="auto"/>
-              <w:jc w:val="center"/>
+              <w:jc w:val="left"/>
             </w:pPr>
             <w:r>
               <w:rPr>
@@ -8937,7 +8937,7 @@
           <w:p>
             <w:pPr>
               <w:spacing w:before="10" w:after="10" w:line="240" w:lineRule="auto"/>
-              <w:jc w:val="center"/>
+              <w:jc w:val="left"/>
             </w:pPr>
             <w:r>
               <w:rPr>
@@ -8987,7 +8987,7 @@
           <w:p>
             <w:pPr>
               <w:spacing w:before="10" w:after="10" w:line="240" w:lineRule="auto"/>
-              <w:jc w:val="center"/>
+              <w:jc w:val="left"/>
             </w:pPr>
             <w:r>
               <w:rPr>
@@ -9012,7 +9012,7 @@
           <w:p>
             <w:pPr>
               <w:spacing w:before="10" w:after="10" w:line="240" w:lineRule="auto"/>
-              <w:jc w:val="center"/>
+              <w:jc w:val="left"/>
             </w:pPr>
             <w:r>
               <w:rPr>
@@ -9037,7 +9037,7 @@
           <w:p>
             <w:pPr>
               <w:spacing w:before="10" w:after="10" w:line="240" w:lineRule="auto"/>
-              <w:jc w:val="center"/>
+              <w:jc w:val="left"/>
             </w:pPr>
             <w:r>
               <w:rPr>
@@ -9062,7 +9062,7 @@
           <w:p>
             <w:pPr>
               <w:spacing w:before="10" w:after="10" w:line="240" w:lineRule="auto"/>
-              <w:jc w:val="center"/>
+              <w:jc w:val="left"/>
             </w:pPr>
             <w:r>
               <w:rPr>
@@ -9112,7 +9112,7 @@
           <w:p>
             <w:pPr>
               <w:spacing w:before="10" w:after="10" w:line="240" w:lineRule="auto"/>
-              <w:jc w:val="center"/>
+              <w:jc w:val="left"/>
             </w:pPr>
             <w:r>
               <w:rPr>
@@ -9136,7 +9136,7 @@
           <w:p>
             <w:pPr>
               <w:spacing w:before="10" w:after="10" w:line="240" w:lineRule="auto"/>
-              <w:jc w:val="center"/>
+              <w:jc w:val="left"/>
             </w:pPr>
             <w:r>
               <w:rPr>
@@ -9184,7 +9184,7 @@
           <w:p>
             <w:pPr>
               <w:spacing w:before="10" w:after="10" w:line="240" w:lineRule="auto"/>
-              <w:jc w:val="center"/>
+              <w:jc w:val="left"/>
             </w:pPr>
             <w:r>
               <w:rPr>
@@ -9208,7 +9208,7 @@
           <w:p>
             <w:pPr>
               <w:spacing w:before="10" w:after="10" w:line="240" w:lineRule="auto"/>
-              <w:jc w:val="center"/>
+              <w:jc w:val="left"/>
             </w:pPr>
             <w:r>
               <w:rPr>
@@ -9232,7 +9232,7 @@
           <w:p>
             <w:pPr>
               <w:spacing w:before="10" w:after="10" w:line="240" w:lineRule="auto"/>
-              <w:jc w:val="center"/>
+              <w:jc w:val="left"/>
             </w:pPr>
             <w:r>
               <w:rPr>
@@ -9256,7 +9256,7 @@
           <w:p>
             <w:pPr>
               <w:spacing w:before="10" w:after="10" w:line="240" w:lineRule="auto"/>
-              <w:jc w:val="center"/>
+              <w:jc w:val="left"/>
             </w:pPr>
             <w:r>
               <w:rPr>
@@ -9306,7 +9306,7 @@
           <w:p>
             <w:pPr>
               <w:spacing w:before="10" w:after="10" w:line="240" w:lineRule="auto"/>
-              <w:jc w:val="center"/>
+              <w:jc w:val="left"/>
             </w:pPr>
             <w:r>
               <w:rPr>
@@ -9331,7 +9331,7 @@
           <w:p>
             <w:pPr>
               <w:spacing w:before="10" w:after="10" w:line="240" w:lineRule="auto"/>
-              <w:jc w:val="center"/>
+              <w:jc w:val="left"/>
             </w:pPr>
             <w:r>
               <w:rPr>
@@ -9381,7 +9381,7 @@
           <w:p>
             <w:pPr>
               <w:spacing w:before="10" w:after="10" w:line="240" w:lineRule="auto"/>
-              <w:jc w:val="center"/>
+              <w:jc w:val="left"/>
             </w:pPr>
             <w:r>
               <w:rPr>
@@ -9406,7 +9406,7 @@
           <w:p>
             <w:pPr>
               <w:spacing w:before="10" w:after="10" w:line="240" w:lineRule="auto"/>
-              <w:jc w:val="center"/>
+              <w:jc w:val="left"/>
             </w:pPr>
             <w:r>
               <w:rPr>
@@ -9431,7 +9431,7 @@
           <w:p>
             <w:pPr>
               <w:spacing w:before="10" w:after="10" w:line="240" w:lineRule="auto"/>
-              <w:jc w:val="center"/>
+              <w:jc w:val="left"/>
             </w:pPr>
             <w:r>
               <w:rPr>
@@ -9456,7 +9456,7 @@
           <w:p>
             <w:pPr>
               <w:spacing w:before="10" w:after="10" w:line="240" w:lineRule="auto"/>
-              <w:jc w:val="center"/>
+              <w:jc w:val="left"/>
             </w:pPr>
             <w:r>
               <w:rPr>
@@ -9506,7 +9506,7 @@
           <w:p>
             <w:pPr>
               <w:spacing w:before="10" w:after="10" w:line="240" w:lineRule="auto"/>
-              <w:jc w:val="center"/>
+              <w:jc w:val="left"/>
             </w:pPr>
             <w:r>
               <w:rPr>
@@ -9530,7 +9530,7 @@
           <w:p>
             <w:pPr>
               <w:spacing w:before="10" w:after="10" w:line="240" w:lineRule="auto"/>
-              <w:jc w:val="center"/>
+              <w:jc w:val="left"/>
             </w:pPr>
             <w:r>
               <w:rPr>
@@ -9578,7 +9578,7 @@
           <w:p>
             <w:pPr>
               <w:spacing w:before="10" w:after="10" w:line="240" w:lineRule="auto"/>
-              <w:jc w:val="center"/>
+              <w:jc w:val="left"/>
             </w:pPr>
             <w:r>
               <w:rPr>
@@ -9602,7 +9602,7 @@
           <w:p>
             <w:pPr>
               <w:spacing w:before="10" w:after="10" w:line="240" w:lineRule="auto"/>
-              <w:jc w:val="center"/>
+              <w:jc w:val="left"/>
             </w:pPr>
             <w:r>
               <w:rPr>
@@ -9626,7 +9626,7 @@
           <w:p>
             <w:pPr>
               <w:spacing w:before="10" w:after="10" w:line="240" w:lineRule="auto"/>
-              <w:jc w:val="center"/>
+              <w:jc w:val="left"/>
             </w:pPr>
             <w:r>
               <w:rPr>
@@ -9650,7 +9650,7 @@
           <w:p>
             <w:pPr>
               <w:spacing w:before="10" w:after="10" w:line="240" w:lineRule="auto"/>
-              <w:jc w:val="center"/>
+              <w:jc w:val="left"/>
             </w:pPr>
             <w:r>
               <w:rPr>
@@ -9700,7 +9700,7 @@
           <w:p>
             <w:pPr>
               <w:spacing w:before="10" w:after="10" w:line="240" w:lineRule="auto"/>
-              <w:jc w:val="center"/>
+              <w:jc w:val="left"/>
             </w:pPr>
             <w:r>
               <w:rPr>
@@ -9725,7 +9725,7 @@
           <w:p>
             <w:pPr>
               <w:spacing w:before="10" w:after="10" w:line="240" w:lineRule="auto"/>
-              <w:jc w:val="center"/>
+              <w:jc w:val="left"/>
             </w:pPr>
             <w:r>
               <w:rPr>
@@ -9775,7 +9775,7 @@
           <w:p>
             <w:pPr>
               <w:spacing w:before="10" w:after="10" w:line="240" w:lineRule="auto"/>
-              <w:jc w:val="center"/>
+              <w:jc w:val="left"/>
             </w:pPr>
             <w:r>
               <w:rPr>
@@ -9800,7 +9800,7 @@
           <w:p>
             <w:pPr>
               <w:spacing w:before="10" w:after="10" w:line="240" w:lineRule="auto"/>
-              <w:jc w:val="center"/>
+              <w:jc w:val="left"/>
             </w:pPr>
             <w:r>
               <w:rPr>
@@ -9825,7 +9825,7 @@
           <w:p>
             <w:pPr>
               <w:spacing w:before="10" w:after="10" w:line="240" w:lineRule="auto"/>
-              <w:jc w:val="center"/>
+              <w:jc w:val="left"/>
             </w:pPr>
             <w:r>
               <w:rPr>
@@ -9850,7 +9850,7 @@
           <w:p>
             <w:pPr>
               <w:spacing w:before="10" w:after="10" w:line="240" w:lineRule="auto"/>
-              <w:jc w:val="center"/>
+              <w:jc w:val="left"/>
             </w:pPr>
             <w:r>
               <w:rPr>
@@ -9900,7 +9900,7 @@
           <w:p>
             <w:pPr>
               <w:spacing w:before="10" w:after="10" w:line="240" w:lineRule="auto"/>
-              <w:jc w:val="center"/>
+              <w:jc w:val="left"/>
             </w:pPr>
             <w:r>
               <w:rPr>
@@ -9924,7 +9924,7 @@
           <w:p>
             <w:pPr>
               <w:spacing w:before="10" w:after="10" w:line="240" w:lineRule="auto"/>
-              <w:jc w:val="center"/>
+              <w:jc w:val="left"/>
             </w:pPr>
             <w:r>
               <w:rPr>
@@ -9972,7 +9972,7 @@
           <w:p>
             <w:pPr>
               <w:spacing w:before="10" w:after="10" w:line="240" w:lineRule="auto"/>
-              <w:jc w:val="center"/>
+              <w:jc w:val="left"/>
             </w:pPr>
             <w:r>
               <w:rPr>
@@ -9996,7 +9996,7 @@
           <w:p>
             <w:pPr>
               <w:spacing w:before="10" w:after="10" w:line="240" w:lineRule="auto"/>
-              <w:jc w:val="center"/>
+              <w:jc w:val="left"/>
             </w:pPr>
             <w:r>
               <w:rPr>
@@ -10020,7 +10020,7 @@
           <w:p>
             <w:pPr>
               <w:spacing w:before="10" w:after="10" w:line="240" w:lineRule="auto"/>
-              <w:jc w:val="center"/>
+              <w:jc w:val="left"/>
             </w:pPr>
             <w:r>
               <w:rPr>
@@ -10044,7 +10044,7 @@
           <w:p>
             <w:pPr>
               <w:spacing w:before="10" w:after="10" w:line="240" w:lineRule="auto"/>
-              <w:jc w:val="center"/>
+              <w:jc w:val="left"/>
             </w:pPr>
             <w:r>
               <w:rPr>
@@ -10094,7 +10094,7 @@
           <w:p>
             <w:pPr>
               <w:spacing w:before="10" w:after="10" w:line="240" w:lineRule="auto"/>
-              <w:jc w:val="center"/>
+              <w:jc w:val="left"/>
             </w:pPr>
             <w:r>
               <w:rPr>
@@ -10119,7 +10119,7 @@
           <w:p>
             <w:pPr>
               <w:spacing w:before="10" w:after="10" w:line="240" w:lineRule="auto"/>
-              <w:jc w:val="center"/>
+              <w:jc w:val="left"/>
             </w:pPr>
             <w:r>
               <w:rPr>
@@ -10169,7 +10169,7 @@
           <w:p>
             <w:pPr>
               <w:spacing w:before="10" w:after="10" w:line="240" w:lineRule="auto"/>
-              <w:jc w:val="center"/>
+              <w:jc w:val="left"/>
             </w:pPr>
             <w:r>
               <w:rPr>
@@ -10194,7 +10194,7 @@
           <w:p>
             <w:pPr>
               <w:spacing w:before="10" w:after="10" w:line="240" w:lineRule="auto"/>
-              <w:jc w:val="center"/>
+              <w:jc w:val="left"/>
             </w:pPr>
             <w:r>
               <w:rPr>
@@ -10219,7 +10219,7 @@
           <w:p>
             <w:pPr>
               <w:spacing w:before="10" w:after="10" w:line="240" w:lineRule="auto"/>
-              <w:jc w:val="center"/>
+              <w:jc w:val="left"/>
             </w:pPr>
             <w:r>
               <w:rPr>
@@ -10244,7 +10244,7 @@
           <w:p>
             <w:pPr>
               <w:spacing w:before="10" w:after="10" w:line="240" w:lineRule="auto"/>
-              <w:jc w:val="center"/>
+              <w:jc w:val="left"/>
             </w:pPr>
             <w:r>
               <w:rPr>
@@ -10294,7 +10294,7 @@
           <w:p>
             <w:pPr>
               <w:spacing w:before="10" w:after="10" w:line="240" w:lineRule="auto"/>
-              <w:jc w:val="center"/>
+              <w:jc w:val="left"/>
             </w:pPr>
             <w:r>
               <w:rPr>
@@ -10318,7 +10318,7 @@
           <w:p>
             <w:pPr>
               <w:spacing w:before="10" w:after="10" w:line="240" w:lineRule="auto"/>
-              <w:jc w:val="center"/>
+              <w:jc w:val="left"/>
             </w:pPr>
             <w:r>
               <w:rPr>
@@ -10366,7 +10366,7 @@
           <w:p>
             <w:pPr>
               <w:spacing w:before="10" w:after="10" w:line="240" w:lineRule="auto"/>
-              <w:jc w:val="center"/>
+              <w:jc w:val="left"/>
             </w:pPr>
             <w:r>
               <w:rPr>
@@ -10390,7 +10390,7 @@
           <w:p>
             <w:pPr>
               <w:spacing w:before="10" w:after="10" w:line="240" w:lineRule="auto"/>
-              <w:jc w:val="center"/>
+              <w:jc w:val="left"/>
             </w:pPr>
             <w:r>
               <w:rPr>
@@ -10414,7 +10414,7 @@
           <w:p>
             <w:pPr>
               <w:spacing w:before="10" w:after="10" w:line="240" w:lineRule="auto"/>
-              <w:jc w:val="center"/>
+              <w:jc w:val="left"/>
             </w:pPr>
             <w:r>
               <w:rPr>
@@ -10438,7 +10438,7 @@
           <w:p>
             <w:pPr>
               <w:spacing w:before="10" w:after="10" w:line="240" w:lineRule="auto"/>
-              <w:jc w:val="center"/>
+              <w:jc w:val="left"/>
             </w:pPr>
             <w:r>
               <w:rPr>
@@ -10488,7 +10488,7 @@
           <w:p>
             <w:pPr>
               <w:spacing w:before="10" w:after="10" w:line="240" w:lineRule="auto"/>
-              <w:jc w:val="center"/>
+              <w:jc w:val="left"/>
             </w:pPr>
             <w:r>
               <w:rPr>
@@ -10513,7 +10513,7 @@
           <w:p>
             <w:pPr>
               <w:spacing w:before="10" w:after="10" w:line="240" w:lineRule="auto"/>
-              <w:jc w:val="center"/>
+              <w:jc w:val="left"/>
             </w:pPr>
             <w:r>
               <w:rPr>
@@ -10563,7 +10563,7 @@
           <w:p>
             <w:pPr>
               <w:spacing w:before="10" w:after="10" w:line="240" w:lineRule="auto"/>
-              <w:jc w:val="center"/>
+              <w:jc w:val="left"/>
             </w:pPr>
             <w:r>
               <w:rPr>
@@ -10588,7 +10588,7 @@
           <w:p>
             <w:pPr>
               <w:spacing w:before="10" w:after="10" w:line="240" w:lineRule="auto"/>
-              <w:jc w:val="center"/>
+              <w:jc w:val="left"/>
             </w:pPr>
             <w:r>
               <w:rPr>
@@ -10613,7 +10613,7 @@
           <w:p>
             <w:pPr>
               <w:spacing w:before="10" w:after="10" w:line="240" w:lineRule="auto"/>
-              <w:jc w:val="center"/>
+              <w:jc w:val="left"/>
             </w:pPr>
             <w:r>
               <w:rPr>
@@ -10638,7 +10638,7 @@
           <w:p>
             <w:pPr>
               <w:spacing w:before="10" w:after="10" w:line="240" w:lineRule="auto"/>
-              <w:jc w:val="center"/>
+              <w:jc w:val="left"/>
             </w:pPr>
             <w:r>
               <w:rPr>
@@ -10688,7 +10688,7 @@
           <w:p>
             <w:pPr>
               <w:spacing w:before="10" w:after="10" w:line="240" w:lineRule="auto"/>
-              <w:jc w:val="center"/>
+              <w:jc w:val="left"/>
             </w:pPr>
             <w:r>
               <w:rPr>
@@ -10712,7 +10712,7 @@
           <w:p>
             <w:pPr>
               <w:spacing w:before="10" w:after="10" w:line="240" w:lineRule="auto"/>
-              <w:jc w:val="center"/>
+              <w:jc w:val="left"/>
             </w:pPr>
             <w:r>
               <w:rPr>
@@ -10760,7 +10760,7 @@
           <w:p>
             <w:pPr>
               <w:spacing w:before="10" w:after="10" w:line="240" w:lineRule="auto"/>
-              <w:jc w:val="center"/>
+              <w:jc w:val="left"/>
             </w:pPr>
             <w:r>
               <w:rPr>
@@ -10784,7 +10784,7 @@
           <w:p>
             <w:pPr>
               <w:spacing w:before="10" w:after="10" w:line="240" w:lineRule="auto"/>
-              <w:jc w:val="center"/>
+              <w:jc w:val="left"/>
             </w:pPr>
             <w:r>
               <w:rPr>
@@ -10808,7 +10808,7 @@
           <w:p>
             <w:pPr>
               <w:spacing w:before="10" w:after="10" w:line="240" w:lineRule="auto"/>
-              <w:jc w:val="center"/>
+              <w:jc w:val="left"/>
             </w:pPr>
             <w:r>
               <w:rPr>
@@ -10832,7 +10832,7 @@
           <w:p>
             <w:pPr>
               <w:spacing w:before="10" w:after="10" w:line="240" w:lineRule="auto"/>
-              <w:jc w:val="center"/>
+              <w:jc w:val="left"/>
             </w:pPr>
             <w:r>
               <w:rPr>
@@ -10882,7 +10882,7 @@
           <w:p>
             <w:pPr>
               <w:spacing w:before="10" w:after="10" w:line="240" w:lineRule="auto"/>
-              <w:jc w:val="center"/>
+              <w:jc w:val="left"/>
             </w:pPr>
             <w:r>
               <w:rPr>
@@ -10907,7 +10907,7 @@
           <w:p>
             <w:pPr>
               <w:spacing w:before="10" w:after="10" w:line="240" w:lineRule="auto"/>
-              <w:jc w:val="center"/>
+              <w:jc w:val="left"/>
             </w:pPr>
             <w:r>
               <w:rPr>
@@ -10957,7 +10957,7 @@
           <w:p>
             <w:pPr>
               <w:spacing w:before="10" w:after="10" w:line="240" w:lineRule="auto"/>
-              <w:jc w:val="center"/>
+              <w:jc w:val="left"/>
             </w:pPr>
             <w:r>
               <w:rPr>
@@ -10982,7 +10982,7 @@
           <w:p>
             <w:pPr>
               <w:spacing w:before="10" w:after="10" w:line="240" w:lineRule="auto"/>
-              <w:jc w:val="center"/>
+              <w:jc w:val="left"/>
             </w:pPr>
             <w:r>
               <w:rPr>
@@ -11007,7 +11007,7 @@
           <w:p>
             <w:pPr>
               <w:spacing w:before="10" w:after="10" w:line="240" w:lineRule="auto"/>
-              <w:jc w:val="center"/>
+              <w:jc w:val="left"/>
             </w:pPr>
             <w:r>
               <w:rPr>
@@ -11032,7 +11032,7 @@
           <w:p>
             <w:pPr>
               <w:spacing w:before="10" w:after="10" w:line="240" w:lineRule="auto"/>
-              <w:jc w:val="center"/>
+              <w:jc w:val="left"/>
             </w:pPr>
             <w:r>
               <w:rPr>
@@ -11130,7 +11130,7 @@
           </w:tcPr>
           <w:p>
             <w:pPr>
-              <w:jc w:val="center"/>
+              <w:jc w:val="left"/>
               <w:spacing w:before="10" w:after="10" w:line="240" w:lineRule="auto"/>
             </w:pPr>
             <w:r>
@@ -11159,7 +11159,7 @@
           </w:tcPr>
           <w:p>
             <w:pPr>
-              <w:jc w:val="center"/>
+              <w:jc w:val="left"/>
               <w:spacing w:before="10" w:after="10" w:line="240" w:lineRule="auto"/>
             </w:pPr>
             <w:r>
@@ -11188,7 +11188,7 @@
           </w:tcPr>
           <w:p>
             <w:pPr>
-              <w:jc w:val="center"/>
+              <w:jc w:val="left"/>
               <w:spacing w:before="10" w:after="10" w:line="240" w:lineRule="auto"/>
             </w:pPr>
             <w:r>
@@ -11217,7 +11217,7 @@
           </w:tcPr>
           <w:p>
             <w:pPr>
-              <w:jc w:val="center"/>
+              <w:jc w:val="left"/>
               <w:spacing w:before="10" w:after="10" w:line="240" w:lineRule="auto"/>
             </w:pPr>
             <w:r>
@@ -11246,7 +11246,7 @@
           </w:tcPr>
           <w:p>
             <w:pPr>
-              <w:jc w:val="center"/>
+              <w:jc w:val="left"/>
               <w:spacing w:before="10" w:after="10" w:line="240" w:lineRule="auto"/>
             </w:pPr>
             <w:r>
@@ -11275,7 +11275,7 @@
           </w:tcPr>
           <w:p>
             <w:pPr>
-              <w:jc w:val="center"/>
+              <w:jc w:val="left"/>
               <w:spacing w:before="10" w:after="10" w:line="240" w:lineRule="auto"/>
             </w:pPr>
             <w:r>
@@ -11306,7 +11306,7 @@
           <w:p>
             <w:pPr>
               <w:spacing w:before="10" w:after="10" w:line="240" w:lineRule="auto"/>
-              <w:jc w:val="center"/>
+              <w:jc w:val="left"/>
             </w:pPr>
             <w:r>
               <w:rPr>
@@ -11402,7 +11402,7 @@
           <w:p>
             <w:pPr>
               <w:spacing w:before="10" w:after="10" w:line="240" w:lineRule="auto"/>
-              <w:jc w:val="center"/>
+              <w:jc w:val="left"/>
             </w:pPr>
             <w:r>
               <w:rPr>
@@ -11452,7 +11452,7 @@
           <w:p>
             <w:pPr>
               <w:spacing w:before="10" w:after="10" w:line="240" w:lineRule="auto"/>
-              <w:jc w:val="center"/>
+              <w:jc w:val="left"/>
             </w:pPr>
             <w:r>
               <w:rPr>
@@ -11552,7 +11552,7 @@
           <w:p>
             <w:pPr>
               <w:spacing w:before="10" w:after="10" w:line="240" w:lineRule="auto"/>
-              <w:jc w:val="center"/>
+              <w:jc w:val="left"/>
             </w:pPr>
             <w:r>
               <w:rPr>
@@ -11602,7 +11602,7 @@
           <w:p>
             <w:pPr>
               <w:spacing w:before="10" w:after="10" w:line="240" w:lineRule="auto"/>
-              <w:jc w:val="center"/>
+              <w:jc w:val="left"/>
             </w:pPr>
             <w:r>
               <w:rPr>
@@ -11698,7 +11698,7 @@
           <w:p>
             <w:pPr>
               <w:spacing w:before="10" w:after="10" w:line="240" w:lineRule="auto"/>
-              <w:jc w:val="center"/>
+              <w:jc w:val="left"/>
             </w:pPr>
             <w:r>
               <w:rPr>
@@ -11748,7 +11748,7 @@
           <w:p>
             <w:pPr>
               <w:spacing w:before="10" w:after="10" w:line="240" w:lineRule="auto"/>
-              <w:jc w:val="center"/>
+              <w:jc w:val="left"/>
             </w:pPr>
             <w:r>
               <w:rPr>
@@ -11848,7 +11848,7 @@
           <w:p>
             <w:pPr>
               <w:spacing w:before="10" w:after="10" w:line="240" w:lineRule="auto"/>
-              <w:jc w:val="center"/>
+              <w:jc w:val="left"/>
             </w:pPr>
             <w:r>
               <w:rPr>
@@ -11897,7 +11897,7 @@
           <w:p>
             <w:pPr>
               <w:spacing w:before="10" w:after="10" w:line="240" w:lineRule="auto"/>
-              <w:jc w:val="center"/>
+              <w:jc w:val="left"/>
             </w:pPr>
             <w:r>
               <w:rPr>
@@ -11993,7 +11993,7 @@
           <w:p>
             <w:pPr>
               <w:spacing w:before="10" w:after="10" w:line="240" w:lineRule="auto"/>
-              <w:jc w:val="center"/>
+              <w:jc w:val="left"/>
             </w:pPr>
             <w:r>
               <w:rPr>
@@ -12042,7 +12042,7 @@
           <w:p>
             <w:pPr>
               <w:spacing w:before="10" w:after="10" w:line="240" w:lineRule="auto"/>
-              <w:jc w:val="center"/>
+              <w:jc w:val="left"/>
             </w:pPr>
             <w:r>
               <w:rPr>
@@ -12142,7 +12142,7 @@
           <w:p>
             <w:pPr>
               <w:spacing w:before="10" w:after="10" w:line="240" w:lineRule="auto"/>
-              <w:jc w:val="center"/>
+              <w:jc w:val="left"/>
             </w:pPr>
             <w:r>
               <w:rPr>
@@ -12191,7 +12191,7 @@
           <w:p>
             <w:pPr>
               <w:spacing w:before="10" w:after="10" w:line="240" w:lineRule="auto"/>
-              <w:jc w:val="center"/>
+              <w:jc w:val="left"/>
             </w:pPr>
             <w:r>
               <w:rPr>
@@ -12287,7 +12287,7 @@
           <w:p>
             <w:pPr>
               <w:spacing w:before="10" w:after="10" w:line="240" w:lineRule="auto"/>
-              <w:jc w:val="center"/>
+              <w:jc w:val="left"/>
             </w:pPr>
             <w:r>
               <w:rPr>
@@ -12337,7 +12337,7 @@
           <w:p>
             <w:pPr>
               <w:spacing w:before="10" w:after="10" w:line="240" w:lineRule="auto"/>
-              <w:jc w:val="center"/>
+              <w:jc w:val="left"/>
             </w:pPr>
             <w:r>
               <w:rPr>
@@ -12437,7 +12437,7 @@
           <w:p>
             <w:pPr>
               <w:spacing w:before="10" w:after="10" w:line="240" w:lineRule="auto"/>
-              <w:jc w:val="center"/>
+              <w:jc w:val="left"/>
             </w:pPr>
             <w:r>
               <w:rPr>
@@ -12487,7 +12487,7 @@
           <w:p>
             <w:pPr>
               <w:spacing w:before="10" w:after="10" w:line="240" w:lineRule="auto"/>
-              <w:jc w:val="center"/>
+              <w:jc w:val="left"/>
             </w:pPr>
             <w:r>
               <w:rPr>
@@ -12583,7 +12583,7 @@
           <w:p>
             <w:pPr>
               <w:spacing w:before="10" w:after="10" w:line="240" w:lineRule="auto"/>
-              <w:jc w:val="center"/>
+              <w:jc w:val="left"/>
             </w:pPr>
             <w:r>
               <w:rPr>
@@ -12633,7 +12633,7 @@
           <w:p>
             <w:pPr>
               <w:spacing w:before="10" w:after="10" w:line="240" w:lineRule="auto"/>
-              <w:jc w:val="center"/>
+              <w:jc w:val="left"/>
             </w:pPr>
             <w:r>
               <w:rPr>
@@ -12733,7 +12733,7 @@
           <w:p>
             <w:pPr>
               <w:spacing w:before="10" w:after="10" w:line="240" w:lineRule="auto"/>
-              <w:jc w:val="center"/>
+              <w:jc w:val="left"/>
             </w:pPr>
             <w:r>
               <w:rPr>
@@ -12782,7 +12782,7 @@
           <w:p>
             <w:pPr>
               <w:spacing w:before="10" w:after="10" w:line="240" w:lineRule="auto"/>
-              <w:jc w:val="center"/>
+              <w:jc w:val="left"/>
             </w:pPr>
             <w:r>
               <w:rPr>
@@ -12878,7 +12878,7 @@
           <w:p>
             <w:pPr>
               <w:spacing w:before="10" w:after="10" w:line="240" w:lineRule="auto"/>
-              <w:jc w:val="center"/>
+              <w:jc w:val="left"/>
             </w:pPr>
             <w:r>
               <w:rPr>
@@ -12927,7 +12927,7 @@
           <w:p>
             <w:pPr>
               <w:spacing w:before="10" w:after="10" w:line="240" w:lineRule="auto"/>
-              <w:jc w:val="center"/>
+              <w:jc w:val="left"/>
             </w:pPr>
             <w:r>
               <w:rPr>
@@ -13027,7 +13027,7 @@
           <w:p>
             <w:pPr>
               <w:spacing w:before="10" w:after="10" w:line="240" w:lineRule="auto"/>
-              <w:jc w:val="center"/>
+              <w:jc w:val="left"/>
             </w:pPr>
             <w:r>
               <w:rPr>
@@ -13076,7 +13076,7 @@
           <w:p>
             <w:pPr>
               <w:spacing w:before="10" w:after="10" w:line="240" w:lineRule="auto"/>
-              <w:jc w:val="center"/>
+              <w:jc w:val="left"/>
             </w:pPr>
             <w:r>
               <w:rPr>
@@ -13172,7 +13172,7 @@
           <w:p>
             <w:pPr>
               <w:spacing w:before="10" w:after="10" w:line="240" w:lineRule="auto"/>
-              <w:jc w:val="center"/>
+              <w:jc w:val="left"/>
             </w:pPr>
             <w:r>
               <w:rPr>
@@ -13221,7 +13221,7 @@
           <w:p>
             <w:pPr>
               <w:spacing w:before="10" w:after="10" w:line="240" w:lineRule="auto"/>
-              <w:jc w:val="center"/>
+              <w:jc w:val="left"/>
             </w:pPr>
             <w:r>
               <w:rPr>
@@ -13321,7 +13321,7 @@
           <w:p>
             <w:pPr>
               <w:spacing w:before="10" w:after="10" w:line="240" w:lineRule="auto"/>
-              <w:jc w:val="center"/>
+              <w:jc w:val="left"/>
             </w:pPr>
             <w:r>
               <w:rPr>
@@ -13370,7 +13370,7 @@
           <w:p>
             <w:pPr>
               <w:spacing w:before="10" w:after="10" w:line="240" w:lineRule="auto"/>
-              <w:jc w:val="center"/>
+              <w:jc w:val="left"/>
             </w:pPr>
             <w:r>
               <w:rPr>
@@ -13466,7 +13466,7 @@
           <w:p>
             <w:pPr>
               <w:spacing w:before="10" w:after="10" w:line="240" w:lineRule="auto"/>
-              <w:jc w:val="center"/>
+              <w:jc w:val="left"/>
             </w:pPr>
             <w:r>
               <w:rPr>
@@ -13515,7 +13515,7 @@
           <w:p>
             <w:pPr>
               <w:spacing w:before="10" w:after="10" w:line="240" w:lineRule="auto"/>
-              <w:jc w:val="center"/>
+              <w:jc w:val="left"/>
             </w:pPr>
             <w:r>
               <w:rPr>
@@ -13615,7 +13615,7 @@
           <w:p>
             <w:pPr>
               <w:spacing w:before="10" w:after="10" w:line="240" w:lineRule="auto"/>
-              <w:jc w:val="center"/>
+              <w:jc w:val="left"/>
             </w:pPr>
             <w:r>
               <w:rPr>
@@ -13664,7 +13664,7 @@
           <w:p>
             <w:pPr>
               <w:spacing w:before="10" w:after="10" w:line="240" w:lineRule="auto"/>
-              <w:jc w:val="center"/>
+              <w:jc w:val="left"/>
             </w:pPr>
             <w:r>
               <w:rPr>
@@ -13760,7 +13760,7 @@
           <w:p>
             <w:pPr>
               <w:spacing w:before="10" w:after="10" w:line="240" w:lineRule="auto"/>
-              <w:jc w:val="center"/>
+              <w:jc w:val="left"/>
             </w:pPr>
             <w:r>
               <w:rPr>
@@ -13809,7 +13809,7 @@
           <w:p>
             <w:pPr>
               <w:spacing w:before="10" w:after="10" w:line="240" w:lineRule="auto"/>
-              <w:jc w:val="center"/>
+              <w:jc w:val="left"/>
             </w:pPr>
             <w:r>
               <w:rPr>
@@ -13909,7 +13909,7 @@
           <w:p>
             <w:pPr>
               <w:spacing w:before="10" w:after="10" w:line="240" w:lineRule="auto"/>
-              <w:jc w:val="center"/>
+              <w:jc w:val="left"/>
             </w:pPr>
             <w:r>
               <w:rPr>
@@ -13958,7 +13958,7 @@
           <w:p>
             <w:pPr>
               <w:spacing w:before="10" w:after="10" w:line="240" w:lineRule="auto"/>
-              <w:jc w:val="center"/>
+              <w:jc w:val="left"/>
             </w:pPr>
             <w:r>
               <w:rPr>
@@ -14054,7 +14054,7 @@
           <w:p>
             <w:pPr>
               <w:spacing w:before="10" w:after="10" w:line="240" w:lineRule="auto"/>
-              <w:jc w:val="center"/>
+              <w:jc w:val="left"/>
             </w:pPr>
             <w:r>
               <w:rPr>
@@ -14103,7 +14103,7 @@
           <w:p>
             <w:pPr>
               <w:spacing w:before="10" w:after="10" w:line="240" w:lineRule="auto"/>
-              <w:jc w:val="center"/>
+              <w:jc w:val="left"/>
             </w:pPr>
             <w:r>
               <w:rPr>
@@ -14203,7 +14203,7 @@
           <w:p>
             <w:pPr>
               <w:spacing w:before="10" w:after="10" w:line="240" w:lineRule="auto"/>
-              <w:jc w:val="center"/>
+              <w:jc w:val="left"/>
             </w:pPr>
             <w:r>
               <w:rPr>
@@ -14252,7 +14252,7 @@
           <w:p>
             <w:pPr>
               <w:spacing w:before="10" w:after="10" w:line="240" w:lineRule="auto"/>
-              <w:jc w:val="center"/>
+              <w:jc w:val="left"/>
             </w:pPr>
             <w:r>
               <w:rPr>
@@ -14348,7 +14348,7 @@
           <w:p>
             <w:pPr>
               <w:spacing w:before="10" w:after="10" w:line="240" w:lineRule="auto"/>
-              <w:jc w:val="center"/>
+              <w:jc w:val="left"/>
             </w:pPr>
             <w:r>
               <w:rPr>
@@ -14433,7 +14433,7 @@
           </w:tcPr>
           <w:p>
             <w:pPr>
-              <w:jc w:val="center"/>
+              <w:jc w:val="left"/>
               <w:spacing w:before="10" w:after="10" w:line="240" w:lineRule="auto"/>
             </w:pPr>
             <w:r>
@@ -14462,7 +14462,7 @@
           </w:tcPr>
           <w:p>
             <w:pPr>
-              <w:jc w:val="center"/>
+              <w:jc w:val="left"/>
               <w:spacing w:before="10" w:after="10" w:line="240" w:lineRule="auto"/>
             </w:pPr>
             <w:r>
@@ -14491,7 +14491,7 @@
           </w:tcPr>
           <w:p>
             <w:pPr>
-              <w:jc w:val="center"/>
+              <w:jc w:val="left"/>
               <w:spacing w:before="10" w:after="10" w:line="240" w:lineRule="auto"/>
             </w:pPr>
             <w:r>
@@ -14520,7 +14520,7 @@
           </w:tcPr>
           <w:p>
             <w:pPr>
-              <w:jc w:val="center"/>
+              <w:jc w:val="left"/>
               <w:spacing w:before="10" w:after="10" w:line="240" w:lineRule="auto"/>
             </w:pPr>
             <w:r>
@@ -14549,7 +14549,7 @@
           </w:tcPr>
           <w:p>
             <w:pPr>
-              <w:jc w:val="center"/>
+              <w:jc w:val="left"/>
               <w:spacing w:before="10" w:after="10" w:line="240" w:lineRule="auto"/>
             </w:pPr>
             <w:r>
@@ -14578,7 +14578,7 @@
           </w:tcPr>
           <w:p>
             <w:pPr>
-              <w:jc w:val="center"/>
+              <w:jc w:val="left"/>
               <w:spacing w:before="10" w:after="10" w:line="240" w:lineRule="auto"/>
             </w:pPr>
             <w:r>
@@ -14609,7 +14609,7 @@
           <w:p>
             <w:pPr>
               <w:spacing w:before="10" w:after="10" w:line="240" w:lineRule="auto"/>
-              <w:jc w:val="center"/>
+              <w:jc w:val="left"/>
             </w:pPr>
             <w:r>
               <w:rPr>
@@ -14705,7 +14705,7 @@
           <w:p>
             <w:pPr>
               <w:spacing w:before="10" w:after="10" w:line="240" w:lineRule="auto"/>
-              <w:jc w:val="center"/>
+              <w:jc w:val="left"/>
             </w:pPr>
             <w:r>
               <w:rPr>
@@ -14755,7 +14755,7 @@
           <w:p>
             <w:pPr>
               <w:spacing w:before="10" w:after="10" w:line="240" w:lineRule="auto"/>
-              <w:jc w:val="center"/>
+              <w:jc w:val="left"/>
             </w:pPr>
             <w:r>
               <w:rPr>
@@ -14855,7 +14855,7 @@
           <w:p>
             <w:pPr>
               <w:spacing w:before="10" w:after="10" w:line="240" w:lineRule="auto"/>
-              <w:jc w:val="center"/>
+              <w:jc w:val="left"/>
             </w:pPr>
             <w:r>
               <w:rPr>
@@ -14905,7 +14905,7 @@
           <w:p>
             <w:pPr>
               <w:spacing w:before="10" w:after="10" w:line="240" w:lineRule="auto"/>
-              <w:jc w:val="center"/>
+              <w:jc w:val="left"/>
             </w:pPr>
             <w:r>
               <w:rPr>
@@ -15001,7 +15001,7 @@
           <w:p>
             <w:pPr>
               <w:spacing w:before="10" w:after="10" w:line="240" w:lineRule="auto"/>
-              <w:jc w:val="center"/>
+              <w:jc w:val="left"/>
             </w:pPr>
             <w:r>
               <w:rPr>
@@ -15051,7 +15051,7 @@
           <w:p>
             <w:pPr>
               <w:spacing w:before="10" w:after="10" w:line="240" w:lineRule="auto"/>
-              <w:jc w:val="center"/>
+              <w:jc w:val="left"/>
             </w:pPr>
             <w:r>
               <w:rPr>
@@ -15151,7 +15151,7 @@
           <w:p>
             <w:pPr>
               <w:spacing w:before="10" w:after="10" w:line="240" w:lineRule="auto"/>
-              <w:jc w:val="center"/>
+              <w:jc w:val="left"/>
             </w:pPr>
             <w:r>
               <w:rPr>
@@ -15200,7 +15200,7 @@
           <w:p>
             <w:pPr>
               <w:spacing w:before="10" w:after="10" w:line="240" w:lineRule="auto"/>
-              <w:jc w:val="center"/>
+              <w:jc w:val="left"/>
             </w:pPr>
             <w:r>
               <w:rPr>
@@ -15296,7 +15296,7 @@
           <w:p>
             <w:pPr>
               <w:spacing w:before="10" w:after="10" w:line="240" w:lineRule="auto"/>
-              <w:jc w:val="center"/>
+              <w:jc w:val="left"/>
             </w:pPr>
             <w:r>
               <w:rPr>
@@ -15345,7 +15345,7 @@
           <w:p>
             <w:pPr>
               <w:spacing w:before="10" w:after="10" w:line="240" w:lineRule="auto"/>
-              <w:jc w:val="center"/>
+              <w:jc w:val="left"/>
             </w:pPr>
             <w:r>
               <w:rPr>
@@ -15445,7 +15445,7 @@
           <w:p>
             <w:pPr>
               <w:spacing w:before="10" w:after="10" w:line="240" w:lineRule="auto"/>
-              <w:jc w:val="center"/>
+              <w:jc w:val="left"/>
             </w:pPr>
             <w:r>
               <w:rPr>
@@ -15494,7 +15494,7 @@
           <w:p>
             <w:pPr>
               <w:spacing w:before="10" w:after="10" w:line="240" w:lineRule="auto"/>
-              <w:jc w:val="center"/>
+              <w:jc w:val="left"/>
             </w:pPr>
             <w:r>
               <w:rPr>
@@ -15590,7 +15590,7 @@
           <w:p>
             <w:pPr>
               <w:spacing w:before="10" w:after="10" w:line="240" w:lineRule="auto"/>
-              <w:jc w:val="center"/>
+              <w:jc w:val="left"/>
             </w:pPr>
             <w:r>
               <w:rPr>
@@ -15639,7 +15639,7 @@
           <w:p>
             <w:pPr>
               <w:spacing w:before="10" w:after="10" w:line="240" w:lineRule="auto"/>
-              <w:jc w:val="center"/>
+              <w:jc w:val="left"/>
             </w:pPr>
             <w:r>
               <w:rPr>
@@ -15739,7 +15739,7 @@
           <w:p>
             <w:pPr>
               <w:spacing w:before="10" w:after="10" w:line="240" w:lineRule="auto"/>
-              <w:jc w:val="center"/>
+              <w:jc w:val="left"/>
             </w:pPr>
             <w:r>
               <w:rPr>
@@ -15788,7 +15788,7 @@
           <w:p>
             <w:pPr>
               <w:spacing w:before="10" w:after="10" w:line="240" w:lineRule="auto"/>
-              <w:jc w:val="center"/>
+              <w:jc w:val="left"/>
             </w:pPr>
             <w:r>
               <w:rPr>
@@ -15884,7 +15884,7 @@
           <w:p>
             <w:pPr>
               <w:spacing w:before="10" w:after="10" w:line="240" w:lineRule="auto"/>
-              <w:jc w:val="center"/>
+              <w:jc w:val="left"/>
             </w:pPr>
             <w:r>
               <w:rPr>
@@ -15933,7 +15933,7 @@
           <w:p>
             <w:pPr>
               <w:spacing w:before="10" w:after="10" w:line="240" w:lineRule="auto"/>
-              <w:jc w:val="center"/>
+              <w:jc w:val="left"/>
             </w:pPr>
             <w:r>
               <w:rPr>
@@ -16033,7 +16033,7 @@
           <w:p>
             <w:pPr>
               <w:spacing w:before="10" w:after="10" w:line="240" w:lineRule="auto"/>
-              <w:jc w:val="center"/>
+              <w:jc w:val="left"/>
             </w:pPr>
             <w:r>
               <w:rPr>
@@ -16082,7 +16082,7 @@
           <w:p>
             <w:pPr>
               <w:spacing w:before="10" w:after="10" w:line="240" w:lineRule="auto"/>
-              <w:jc w:val="center"/>
+              <w:jc w:val="left"/>
             </w:pPr>
             <w:r>
               <w:rPr>
@@ -16178,7 +16178,7 @@
           <w:p>
             <w:pPr>
               <w:spacing w:before="10" w:after="10" w:line="240" w:lineRule="auto"/>
-              <w:jc w:val="center"/>
+              <w:jc w:val="left"/>
             </w:pPr>
             <w:r>
               <w:rPr>
@@ -16227,7 +16227,7 @@
           <w:p>
             <w:pPr>
               <w:spacing w:before="10" w:after="10" w:line="240" w:lineRule="auto"/>
-              <w:jc w:val="center"/>
+              <w:jc w:val="left"/>
             </w:pPr>
             <w:r>
               <w:rPr>
@@ -16327,7 +16327,7 @@
           <w:p>
             <w:pPr>
               <w:spacing w:before="10" w:after="10" w:line="240" w:lineRule="auto"/>
-              <w:jc w:val="center"/>
+              <w:jc w:val="left"/>
             </w:pPr>
             <w:r>
               <w:rPr>
@@ -16376,7 +16376,7 @@
           <w:p>
             <w:pPr>
               <w:spacing w:before="10" w:after="10" w:line="240" w:lineRule="auto"/>
-              <w:jc w:val="center"/>
+              <w:jc w:val="left"/>
             </w:pPr>
             <w:r>
               <w:rPr>
@@ -16472,7 +16472,7 @@
           <w:p>
             <w:pPr>
               <w:spacing w:before="10" w:after="10" w:line="240" w:lineRule="auto"/>
-              <w:jc w:val="center"/>
+              <w:jc w:val="left"/>
             </w:pPr>
             <w:r>
               <w:rPr>
@@ -16521,7 +16521,7 @@
           <w:p>
             <w:pPr>
               <w:spacing w:before="10" w:after="10" w:line="240" w:lineRule="auto"/>
-              <w:jc w:val="center"/>
+              <w:jc w:val="left"/>
             </w:pPr>
             <w:r>
               <w:rPr>
@@ -16621,7 +16621,7 @@
           <w:p>
             <w:pPr>
               <w:spacing w:before="10" w:after="10" w:line="240" w:lineRule="auto"/>
-              <w:jc w:val="center"/>
+              <w:jc w:val="left"/>
             </w:pPr>
             <w:r>
               <w:rPr>
@@ -16670,7 +16670,7 @@
           <w:p>
             <w:pPr>
               <w:spacing w:before="10" w:after="10" w:line="240" w:lineRule="auto"/>
-              <w:jc w:val="center"/>
+              <w:jc w:val="left"/>
             </w:pPr>
             <w:r>
               <w:rPr>
@@ -16766,7 +16766,7 @@
           <w:p>
             <w:pPr>
               <w:spacing w:before="10" w:after="10" w:line="240" w:lineRule="auto"/>
-              <w:jc w:val="center"/>
+              <w:jc w:val="left"/>
             </w:pPr>
             <w:r>
               <w:rPr>
@@ -16815,7 +16815,7 @@
           <w:p>
             <w:pPr>
               <w:spacing w:before="10" w:after="10" w:line="240" w:lineRule="auto"/>
-              <w:jc w:val="center"/>
+              <w:jc w:val="left"/>
             </w:pPr>
             <w:r>
               <w:rPr>
@@ -16915,7 +16915,7 @@
           <w:p>
             <w:pPr>
               <w:spacing w:before="10" w:after="10" w:line="240" w:lineRule="auto"/>
-              <w:jc w:val="center"/>
+              <w:jc w:val="left"/>
             </w:pPr>
             <w:r>
               <w:rPr>
@@ -16964,7 +16964,7 @@
           <w:p>
             <w:pPr>
               <w:spacing w:before="10" w:after="10" w:line="240" w:lineRule="auto"/>
-              <w:jc w:val="center"/>
+              <w:jc w:val="left"/>
             </w:pPr>
             <w:r>
               <w:rPr>
@@ -17060,7 +17060,7 @@
           <w:p>
             <w:pPr>
               <w:spacing w:before="10" w:after="10" w:line="240" w:lineRule="auto"/>
-              <w:jc w:val="center"/>
+              <w:jc w:val="left"/>
             </w:pPr>
             <w:r>
               <w:rPr>
@@ -17109,7 +17109,7 @@
           <w:p>
             <w:pPr>
               <w:spacing w:before="10" w:after="10" w:line="240" w:lineRule="auto"/>
-              <w:jc w:val="center"/>
+              <w:jc w:val="left"/>
             </w:pPr>
             <w:r>
               <w:rPr>
@@ -17209,7 +17209,7 @@
           <w:p>
             <w:pPr>
               <w:spacing w:before="10" w:after="10" w:line="240" w:lineRule="auto"/>
-              <w:jc w:val="center"/>
+              <w:jc w:val="left"/>
             </w:pPr>
             <w:r>
               <w:rPr>
@@ -17258,7 +17258,7 @@
           <w:p>
             <w:pPr>
               <w:spacing w:before="10" w:after="10" w:line="240" w:lineRule="auto"/>
-              <w:jc w:val="center"/>
+              <w:jc w:val="left"/>
             </w:pPr>
             <w:r>
               <w:rPr>
@@ -17354,7 +17354,7 @@
           <w:p>
             <w:pPr>
               <w:spacing w:before="10" w:after="10" w:line="240" w:lineRule="auto"/>
-              <w:jc w:val="center"/>
+              <w:jc w:val="left"/>
             </w:pPr>
             <w:r>
               <w:rPr>
@@ -17403,7 +17403,7 @@
           <w:p>
             <w:pPr>
               <w:spacing w:before="10" w:after="10" w:line="240" w:lineRule="auto"/>
-              <w:jc w:val="center"/>
+              <w:jc w:val="left"/>
             </w:pPr>
             <w:r>
               <w:rPr>
@@ -17503,7 +17503,7 @@
           <w:p>
             <w:pPr>
               <w:spacing w:before="10" w:after="10" w:line="240" w:lineRule="auto"/>
-              <w:jc w:val="center"/>
+              <w:jc w:val="left"/>
             </w:pPr>
             <w:r>
               <w:rPr>
@@ -17552,7 +17552,7 @@
           <w:p>
             <w:pPr>
               <w:spacing w:before="10" w:after="10" w:line="240" w:lineRule="auto"/>
-              <w:jc w:val="center"/>
+              <w:jc w:val="left"/>
             </w:pPr>
             <w:r>
               <w:rPr>
@@ -17648,7 +17648,7 @@
           <w:p>
             <w:pPr>
               <w:spacing w:before="10" w:after="10" w:line="240" w:lineRule="auto"/>
-              <w:jc w:val="center"/>
+              <w:jc w:val="left"/>
             </w:pPr>
             <w:r>
               <w:rPr>
@@ -17733,7 +17733,7 @@
           </w:tcPr>
           <w:p>
             <w:pPr>
-              <w:jc w:val="center"/>
+              <w:jc w:val="left"/>
               <w:spacing w:before="10" w:after="10" w:line="240" w:lineRule="auto"/>
             </w:pPr>
             <w:r>
@@ -17762,7 +17762,7 @@
           </w:tcPr>
           <w:p>
             <w:pPr>
-              <w:jc w:val="center"/>
+              <w:jc w:val="left"/>
               <w:spacing w:before="10" w:after="10" w:line="240" w:lineRule="auto"/>
             </w:pPr>
             <w:r>
@@ -17791,7 +17791,7 @@
           </w:tcPr>
           <w:p>
             <w:pPr>
-              <w:jc w:val="center"/>
+              <w:jc w:val="left"/>
               <w:spacing w:before="10" w:after="10" w:line="240" w:lineRule="auto"/>
             </w:pPr>
             <w:r>
@@ -17820,7 +17820,7 @@
           </w:tcPr>
           <w:p>
             <w:pPr>
-              <w:jc w:val="center"/>
+              <w:jc w:val="left"/>
               <w:spacing w:before="10" w:after="10" w:line="240" w:lineRule="auto"/>
             </w:pPr>
             <w:r>
@@ -17849,7 +17849,7 @@
           </w:tcPr>
           <w:p>
             <w:pPr>
-              <w:jc w:val="center"/>
+              <w:jc w:val="left"/>
               <w:spacing w:before="10" w:after="10" w:line="240" w:lineRule="auto"/>
             </w:pPr>
             <w:r>
@@ -17878,7 +17878,7 @@
           </w:tcPr>
           <w:p>
             <w:pPr>
-              <w:jc w:val="center"/>
+              <w:jc w:val="left"/>
               <w:spacing w:before="10" w:after="10" w:line="240" w:lineRule="auto"/>
             </w:pPr>
             <w:r>
@@ -17909,7 +17909,7 @@
           <w:p>
             <w:pPr>
               <w:spacing w:before="10" w:after="10" w:line="240" w:lineRule="auto"/>
-              <w:jc w:val="center"/>
+              <w:jc w:val="left"/>
             </w:pPr>
             <w:r>
               <w:rPr>
@@ -18005,7 +18005,7 @@
           <w:p>
             <w:pPr>
               <w:spacing w:before="10" w:after="10" w:line="240" w:lineRule="auto"/>
-              <w:jc w:val="center"/>
+              <w:jc w:val="left"/>
             </w:pPr>
             <w:r>
               <w:rPr>
@@ -18054,7 +18054,7 @@
           <w:p>
             <w:pPr>
               <w:spacing w:before="10" w:after="10" w:line="240" w:lineRule="auto"/>
-              <w:jc w:val="center"/>
+              <w:jc w:val="left"/>
             </w:pPr>
             <w:r>
               <w:rPr>
@@ -18154,7 +18154,7 @@
           <w:p>
             <w:pPr>
               <w:spacing w:before="10" w:after="10" w:line="240" w:lineRule="auto"/>
-              <w:jc w:val="center"/>
+              <w:jc w:val="left"/>
             </w:pPr>
             <w:r>
               <w:rPr>
@@ -18203,7 +18203,7 @@
           <w:p>
             <w:pPr>
               <w:spacing w:before="10" w:after="10" w:line="240" w:lineRule="auto"/>
-              <w:jc w:val="center"/>
+              <w:jc w:val="left"/>
             </w:pPr>
             <w:r>
               <w:rPr>
@@ -18299,7 +18299,7 @@
           <w:p>
             <w:pPr>
               <w:spacing w:before="10" w:after="10" w:line="240" w:lineRule="auto"/>
-              <w:jc w:val="center"/>
+              <w:jc w:val="left"/>
             </w:pPr>
             <w:r>
               <w:rPr>
@@ -18348,7 +18348,7 @@
           <w:p>
             <w:pPr>
               <w:spacing w:before="10" w:after="10" w:line="240" w:lineRule="auto"/>
-              <w:jc w:val="center"/>
+              <w:jc w:val="left"/>
             </w:pPr>
             <w:r>
               <w:rPr>
@@ -18448,7 +18448,7 @@
           <w:p>
             <w:pPr>
               <w:spacing w:before="10" w:after="10" w:line="240" w:lineRule="auto"/>
-              <w:jc w:val="center"/>
+              <w:jc w:val="left"/>
             </w:pPr>
             <w:r>
               <w:rPr>
@@ -18497,7 +18497,7 @@
           <w:p>
             <w:pPr>
               <w:spacing w:before="10" w:after="10" w:line="240" w:lineRule="auto"/>
-              <w:jc w:val="center"/>
+              <w:jc w:val="left"/>
             </w:pPr>
             <w:r>
               <w:rPr>
@@ -18593,7 +18593,7 @@
           <w:p>
             <w:pPr>
               <w:spacing w:before="10" w:after="10" w:line="240" w:lineRule="auto"/>
-              <w:jc w:val="center"/>
+              <w:jc w:val="left"/>
             </w:pPr>
             <w:r>
               <w:rPr>
@@ -18678,7 +18678,7 @@
           </w:tcPr>
           <w:p>
             <w:pPr>
-              <w:jc w:val="center"/>
+              <w:jc w:val="left"/>
               <w:spacing w:before="10" w:after="10" w:line="240" w:lineRule="auto"/>
             </w:pPr>
             <w:r>
@@ -18707,7 +18707,7 @@
           </w:tcPr>
           <w:p>
             <w:pPr>
-              <w:jc w:val="center"/>
+              <w:jc w:val="left"/>
               <w:spacing w:before="10" w:after="10" w:line="240" w:lineRule="auto"/>
             </w:pPr>
             <w:r>
@@ -18736,7 +18736,7 @@
           </w:tcPr>
           <w:p>
             <w:pPr>
-              <w:jc w:val="center"/>
+              <w:jc w:val="left"/>
               <w:spacing w:before="10" w:after="10" w:line="240" w:lineRule="auto"/>
             </w:pPr>
             <w:r>
@@ -18765,7 +18765,7 @@
           </w:tcPr>
           <w:p>
             <w:pPr>
-              <w:jc w:val="center"/>
+              <w:jc w:val="left"/>
               <w:spacing w:before="10" w:after="10" w:line="240" w:lineRule="auto"/>
             </w:pPr>
             <w:r>
@@ -18794,7 +18794,7 @@
           </w:tcPr>
           <w:p>
             <w:pPr>
-              <w:jc w:val="center"/>
+              <w:jc w:val="left"/>
               <w:spacing w:before="10" w:after="10" w:line="240" w:lineRule="auto"/>
             </w:pPr>
             <w:r>
@@ -18823,7 +18823,7 @@
           </w:tcPr>
           <w:p>
             <w:pPr>
-              <w:jc w:val="center"/>
+              <w:jc w:val="left"/>
               <w:spacing w:before="10" w:after="10" w:line="240" w:lineRule="auto"/>
             </w:pPr>
             <w:r>
@@ -18854,7 +18854,7 @@
           <w:p>
             <w:pPr>
               <w:spacing w:before="10" w:after="10" w:line="240" w:lineRule="auto"/>
-              <w:jc w:val="center"/>
+              <w:jc w:val="left"/>
             </w:pPr>
             <w:r>
               <w:rPr>
@@ -18950,7 +18950,7 @@
           <w:p>
             <w:pPr>
               <w:spacing w:before="10" w:after="10" w:line="240" w:lineRule="auto"/>
-              <w:jc w:val="center"/>
+              <w:jc w:val="left"/>
             </w:pPr>
             <w:r>
               <w:rPr>
@@ -18999,7 +18999,7 @@
           <w:p>
             <w:pPr>
               <w:spacing w:before="10" w:after="10" w:line="240" w:lineRule="auto"/>
-              <w:jc w:val="center"/>
+              <w:jc w:val="left"/>
             </w:pPr>
             <w:r>
               <w:rPr>
@@ -19099,7 +19099,7 @@
           <w:p>
             <w:pPr>
               <w:spacing w:before="10" w:after="10" w:line="240" w:lineRule="auto"/>
-              <w:jc w:val="center"/>
+              <w:jc w:val="left"/>
             </w:pPr>
             <w:r>
               <w:rPr>
@@ -19149,7 +19149,7 @@
           <w:p>
             <w:pPr>
               <w:spacing w:before="10" w:after="10" w:line="240" w:lineRule="auto"/>
-              <w:jc w:val="center"/>
+              <w:jc w:val="left"/>
             </w:pPr>
             <w:r>
               <w:rPr>
@@ -19245,7 +19245,7 @@
           <w:p>
             <w:pPr>
               <w:spacing w:before="10" w:after="10" w:line="240" w:lineRule="auto"/>
-              <w:jc w:val="center"/>
+              <w:jc w:val="left"/>
             </w:pPr>
             <w:r>
               <w:rPr>
@@ -19295,7 +19295,7 @@
           <w:p>
             <w:pPr>
               <w:spacing w:before="10" w:after="10" w:line="240" w:lineRule="auto"/>
-              <w:jc w:val="center"/>
+              <w:jc w:val="left"/>
             </w:pPr>
             <w:r>
               <w:rPr>
@@ -19395,7 +19395,7 @@
           <w:p>
             <w:pPr>
               <w:spacing w:before="10" w:after="10" w:line="240" w:lineRule="auto"/>
-              <w:jc w:val="center"/>
+              <w:jc w:val="left"/>
             </w:pPr>
             <w:r>
               <w:rPr>
@@ -19445,7 +19445,7 @@
           <w:p>
             <w:pPr>
               <w:spacing w:before="10" w:after="10" w:line="240" w:lineRule="auto"/>
-              <w:jc w:val="center"/>
+              <w:jc w:val="left"/>
             </w:pPr>
             <w:r>
               <w:rPr>
@@ -19541,7 +19541,7 @@
           <w:p>
             <w:pPr>
               <w:spacing w:before="10" w:after="10" w:line="240" w:lineRule="auto"/>
-              <w:jc w:val="center"/>
+              <w:jc w:val="left"/>
             </w:pPr>
             <w:r>
               <w:rPr>
@@ -19590,7 +19590,7 @@
           <w:p>
             <w:pPr>
               <w:spacing w:before="10" w:after="10" w:line="240" w:lineRule="auto"/>
-              <w:jc w:val="center"/>
+              <w:jc w:val="left"/>
             </w:pPr>
             <w:r>
               <w:rPr>
@@ -19690,7 +19690,7 @@
           <w:p>
             <w:pPr>
               <w:spacing w:before="10" w:after="10" w:line="240" w:lineRule="auto"/>
-              <w:jc w:val="center"/>
+              <w:jc w:val="left"/>
             </w:pPr>
             <w:r>
               <w:rPr>
@@ -19776,7 +19776,7 @@
           </w:tcPr>
           <w:p>
             <w:pPr>
-              <w:jc w:val="center"/>
+              <w:jc w:val="left"/>
               <w:spacing w:before="10" w:after="10" w:line="240" w:lineRule="auto"/>
             </w:pPr>
             <w:r>
@@ -19805,7 +19805,7 @@
           </w:tcPr>
           <w:p>
             <w:pPr>
-              <w:jc w:val="center"/>
+              <w:jc w:val="left"/>
               <w:spacing w:before="10" w:after="10" w:line="240" w:lineRule="auto"/>
             </w:pPr>
             <w:r>
@@ -19834,7 +19834,7 @@
           </w:tcPr>
           <w:p>
             <w:pPr>
-              <w:jc w:val="center"/>
+              <w:jc w:val="left"/>
               <w:spacing w:before="10" w:after="10" w:line="240" w:lineRule="auto"/>
             </w:pPr>
             <w:r>
@@ -19863,7 +19863,7 @@
           </w:tcPr>
           <w:p>
             <w:pPr>
-              <w:jc w:val="center"/>
+              <w:jc w:val="left"/>
               <w:spacing w:before="10" w:after="10" w:line="240" w:lineRule="auto"/>
             </w:pPr>
             <w:r>
@@ -19892,7 +19892,7 @@
           </w:tcPr>
           <w:p>
             <w:pPr>
-              <w:jc w:val="center"/>
+              <w:jc w:val="left"/>
               <w:spacing w:before="10" w:after="10" w:line="240" w:lineRule="auto"/>
             </w:pPr>
             <w:r>
@@ -19921,7 +19921,7 @@
           </w:tcPr>
           <w:p>
             <w:pPr>
-              <w:jc w:val="center"/>
+              <w:jc w:val="left"/>
               <w:spacing w:before="10" w:after="10" w:line="240" w:lineRule="auto"/>
             </w:pPr>
             <w:r>
@@ -19952,7 +19952,7 @@
           <w:p>
             <w:pPr>
               <w:spacing w:before="10" w:after="10" w:line="240" w:lineRule="auto"/>
-              <w:jc w:val="center"/>
+              <w:jc w:val="left"/>
             </w:pPr>
             <w:r>
               <w:rPr>
@@ -20048,7 +20048,7 @@
           <w:p>
             <w:pPr>
               <w:spacing w:before="10" w:after="10" w:line="240" w:lineRule="auto"/>
-              <w:jc w:val="center"/>
+              <w:jc w:val="left"/>
             </w:pPr>
             <w:r>
               <w:rPr>
@@ -20097,7 +20097,7 @@
           <w:p>
             <w:pPr>
               <w:spacing w:before="10" w:after="10" w:line="240" w:lineRule="auto"/>
-              <w:jc w:val="center"/>
+              <w:jc w:val="left"/>
             </w:pPr>
             <w:r>
               <w:rPr>
@@ -20197,7 +20197,7 @@
           <w:p>
             <w:pPr>
               <w:spacing w:before="10" w:after="10" w:line="240" w:lineRule="auto"/>
-              <w:jc w:val="center"/>
+              <w:jc w:val="left"/>
             </w:pPr>
             <w:r>
               <w:rPr>
@@ -20246,7 +20246,7 @@
           <w:p>
             <w:pPr>
               <w:spacing w:before="10" w:after="10" w:line="240" w:lineRule="auto"/>
-              <w:jc w:val="center"/>
+              <w:jc w:val="left"/>
             </w:pPr>
             <w:r>
               <w:rPr>
@@ -20342,7 +20342,7 @@
           <w:p>
             <w:pPr>
               <w:spacing w:before="10" w:after="10" w:line="240" w:lineRule="auto"/>
-              <w:jc w:val="center"/>
+              <w:jc w:val="left"/>
             </w:pPr>
             <w:r>
               <w:rPr>
@@ -20391,7 +20391,7 @@
           <w:p>
             <w:pPr>
               <w:spacing w:before="10" w:after="10" w:line="240" w:lineRule="auto"/>
-              <w:jc w:val="center"/>
+              <w:jc w:val="left"/>
             </w:pPr>
             <w:r>
               <w:rPr>
@@ -20491,7 +20491,7 @@
           <w:p>
             <w:pPr>
               <w:spacing w:before="10" w:after="10" w:line="240" w:lineRule="auto"/>
-              <w:jc w:val="center"/>
+              <w:jc w:val="left"/>
             </w:pPr>
             <w:r>
               <w:rPr>
@@ -20540,7 +20540,7 @@
           <w:p>
             <w:pPr>
               <w:spacing w:before="10" w:after="10" w:line="240" w:lineRule="auto"/>
-              <w:jc w:val="center"/>
+              <w:jc w:val="left"/>
             </w:pPr>
             <w:r>
               <w:rPr>
@@ -20636,7 +20636,7 @@
           <w:p>
             <w:pPr>
               <w:spacing w:before="10" w:after="10" w:line="240" w:lineRule="auto"/>
-              <w:jc w:val="center"/>
+              <w:jc w:val="left"/>
             </w:pPr>
             <w:r>
               <w:rPr>
@@ -20685,7 +20685,7 @@
           <w:p>
             <w:pPr>
               <w:spacing w:before="10" w:after="10" w:line="240" w:lineRule="auto"/>
-              <w:jc w:val="center"/>
+              <w:jc w:val="left"/>
             </w:pPr>
             <w:r>
               <w:rPr>
@@ -20785,7 +20785,7 @@
           <w:p>
             <w:pPr>
               <w:spacing w:before="10" w:after="10" w:line="240" w:lineRule="auto"/>
-              <w:jc w:val="center"/>
+              <w:jc w:val="left"/>
             </w:pPr>
             <w:r>
               <w:rPr>
@@ -20835,7 +20835,7 @@
           <w:p>
             <w:pPr>
               <w:spacing w:before="10" w:after="10" w:line="240" w:lineRule="auto"/>
-              <w:jc w:val="center"/>
+              <w:jc w:val="left"/>
             </w:pPr>
             <w:r>
               <w:rPr>
@@ -20931,7 +20931,7 @@
           <w:p>
             <w:pPr>
               <w:spacing w:before="10" w:after="10" w:line="240" w:lineRule="auto"/>
-              <w:jc w:val="center"/>
+              <w:jc w:val="left"/>
             </w:pPr>
             <w:r>
               <w:rPr>
@@ -21027,7 +21027,7 @@
           </w:tcPr>
           <w:p>
             <w:pPr>
-              <w:jc w:val="center"/>
+              <w:jc w:val="left"/>
               <w:spacing w:before="10" w:after="10" w:line="240" w:lineRule="auto"/>
             </w:pPr>
             <w:r>
@@ -21056,7 +21056,7 @@
           </w:tcPr>
           <w:p>
             <w:pPr>
-              <w:jc w:val="center"/>
+              <w:jc w:val="left"/>
               <w:spacing w:before="10" w:after="10" w:line="240" w:lineRule="auto"/>
             </w:pPr>
             <w:r>
@@ -21085,7 +21085,7 @@
           </w:tcPr>
           <w:p>
             <w:pPr>
-              <w:jc w:val="center"/>
+              <w:jc w:val="left"/>
               <w:spacing w:before="10" w:after="10" w:line="240" w:lineRule="auto"/>
             </w:pPr>
             <w:r>
@@ -21114,7 +21114,7 @@
           </w:tcPr>
           <w:p>
             <w:pPr>
-              <w:jc w:val="center"/>
+              <w:jc w:val="left"/>
               <w:spacing w:before="10" w:after="10" w:line="240" w:lineRule="auto"/>
             </w:pPr>
             <w:r>
@@ -21143,7 +21143,7 @@
           </w:tcPr>
           <w:p>
             <w:pPr>
-              <w:jc w:val="center"/>
+              <w:jc w:val="left"/>
               <w:spacing w:before="10" w:after="10" w:line="240" w:lineRule="auto"/>
             </w:pPr>
             <w:r>
@@ -21172,7 +21172,7 @@
           </w:tcPr>
           <w:p>
             <w:pPr>
-              <w:jc w:val="center"/>
+              <w:jc w:val="left"/>
               <w:spacing w:before="10" w:after="10" w:line="240" w:lineRule="auto"/>
             </w:pPr>
             <w:r>
@@ -21203,7 +21203,7 @@
           <w:p>
             <w:pPr>
               <w:spacing w:before="10" w:after="10" w:line="240" w:lineRule="auto"/>
-              <w:jc w:val="center"/>
+              <w:jc w:val="left"/>
             </w:pPr>
             <w:r>
               <w:rPr>
@@ -21299,7 +21299,7 @@
           <w:p>
             <w:pPr>
               <w:spacing w:before="10" w:after="10" w:line="240" w:lineRule="auto"/>
-              <w:jc w:val="center"/>
+              <w:jc w:val="left"/>
             </w:pPr>
             <w:r>
               <w:rPr>
@@ -21349,7 +21349,7 @@
           <w:p>
             <w:pPr>
               <w:spacing w:before="10" w:after="10" w:line="240" w:lineRule="auto"/>
-              <w:jc w:val="center"/>
+              <w:jc w:val="left"/>
             </w:pPr>
             <w:r>
               <w:rPr>
@@ -21449,7 +21449,7 @@
           <w:p>
             <w:pPr>
               <w:spacing w:before="10" w:after="10" w:line="240" w:lineRule="auto"/>
-              <w:jc w:val="center"/>
+              <w:jc w:val="left"/>
             </w:pPr>
             <w:r>
               <w:rPr>
@@ -21499,7 +21499,7 @@
           <w:p>
             <w:pPr>
               <w:spacing w:before="10" w:after="10" w:line="240" w:lineRule="auto"/>
-              <w:jc w:val="center"/>
+              <w:jc w:val="left"/>
             </w:pPr>
             <w:r>
               <w:rPr>
@@ -21595,7 +21595,7 @@
           <w:p>
             <w:pPr>
               <w:spacing w:before="10" w:after="10" w:line="240" w:lineRule="auto"/>
-              <w:jc w:val="center"/>
+              <w:jc w:val="left"/>
             </w:pPr>
             <w:r>
               <w:rPr>
@@ -21645,7 +21645,7 @@
           <w:p>
             <w:pPr>
               <w:spacing w:before="10" w:after="10" w:line="240" w:lineRule="auto"/>
-              <w:jc w:val="center"/>
+              <w:jc w:val="left"/>
             </w:pPr>
             <w:r>
               <w:rPr>
@@ -21745,7 +21745,7 @@
           <w:p>
             <w:pPr>
               <w:spacing w:before="10" w:after="10" w:line="240" w:lineRule="auto"/>
-              <w:jc w:val="center"/>
+              <w:jc w:val="left"/>
             </w:pPr>
             <w:r>
               <w:rPr>
@@ -21795,7 +21795,7 @@
           <w:p>
             <w:pPr>
               <w:spacing w:before="10" w:after="10" w:line="240" w:lineRule="auto"/>
-              <w:jc w:val="center"/>
+              <w:jc w:val="left"/>
             </w:pPr>
             <w:r>
               <w:rPr>
@@ -21891,7 +21891,7 @@
           <w:p>
             <w:pPr>
               <w:spacing w:before="10" w:after="10" w:line="240" w:lineRule="auto"/>
-              <w:jc w:val="center"/>
+              <w:jc w:val="left"/>
             </w:pPr>
             <w:r>
               <w:rPr>
@@ -21941,7 +21941,7 @@
           <w:p>
             <w:pPr>
               <w:spacing w:before="10" w:after="10" w:line="240" w:lineRule="auto"/>
-              <w:jc w:val="center"/>
+              <w:jc w:val="left"/>
             </w:pPr>
             <w:r>
               <w:rPr>
@@ -22041,7 +22041,7 @@
           <w:p>
             <w:pPr>
               <w:spacing w:before="10" w:after="10" w:line="240" w:lineRule="auto"/>
-              <w:jc w:val="center"/>
+              <w:jc w:val="left"/>
             </w:pPr>
             <w:r>
               <w:rPr>
@@ -22091,7 +22091,7 @@
           <w:p>
             <w:pPr>
               <w:spacing w:before="10" w:after="10" w:line="240" w:lineRule="auto"/>
-              <w:jc w:val="center"/>
+              <w:jc w:val="left"/>
             </w:pPr>
             <w:r>
               <w:rPr>
@@ -22187,7 +22187,7 @@
           <w:p>
             <w:pPr>
               <w:spacing w:before="10" w:after="10" w:line="240" w:lineRule="auto"/>
-              <w:jc w:val="center"/>
+              <w:jc w:val="left"/>
             </w:pPr>
             <w:r>
               <w:rPr>
@@ -22273,7 +22273,7 @@
           </w:tcPr>
           <w:p>
             <w:pPr>
-              <w:jc w:val="center"/>
+              <w:jc w:val="left"/>
               <w:spacing w:before="10" w:after="10" w:line="240" w:lineRule="auto"/>
             </w:pPr>
             <w:r>
@@ -22302,7 +22302,7 @@
           </w:tcPr>
           <w:p>
             <w:pPr>
-              <w:jc w:val="center"/>
+              <w:jc w:val="left"/>
               <w:spacing w:before="10" w:after="10" w:line="240" w:lineRule="auto"/>
             </w:pPr>
             <w:r>
@@ -22331,7 +22331,7 @@
           </w:tcPr>
           <w:p>
             <w:pPr>
-              <w:jc w:val="center"/>
+              <w:jc w:val="left"/>
               <w:spacing w:before="10" w:after="10" w:line="240" w:lineRule="auto"/>
             </w:pPr>
             <w:r>
@@ -22360,7 +22360,7 @@
           </w:tcPr>
           <w:p>
             <w:pPr>
-              <w:jc w:val="center"/>
+              <w:jc w:val="left"/>
               <w:spacing w:before="10" w:after="10" w:line="240" w:lineRule="auto"/>
             </w:pPr>
             <w:r>
@@ -22389,7 +22389,7 @@
           </w:tcPr>
           <w:p>
             <w:pPr>
-              <w:jc w:val="center"/>
+              <w:jc w:val="left"/>
               <w:spacing w:before="10" w:after="10" w:line="240" w:lineRule="auto"/>
             </w:pPr>
             <w:r>
@@ -22418,7 +22418,7 @@
           </w:tcPr>
           <w:p>
             <w:pPr>
-              <w:jc w:val="center"/>
+              <w:jc w:val="left"/>
               <w:spacing w:before="10" w:after="10" w:line="240" w:lineRule="auto"/>
             </w:pPr>
             <w:r>
@@ -22449,7 +22449,7 @@
           <w:p>
             <w:pPr>
               <w:spacing w:before="10" w:after="10" w:line="240" w:lineRule="auto"/>
-              <w:jc w:val="center"/>
+              <w:jc w:val="left"/>
             </w:pPr>
             <w:r>
               <w:rPr>
@@ -22545,7 +22545,7 @@
           <w:p>
             <w:pPr>
               <w:spacing w:before="10" w:after="10" w:line="240" w:lineRule="auto"/>
-              <w:jc w:val="center"/>
+              <w:jc w:val="left"/>
             </w:pPr>
             <w:r>
               <w:rPr>
@@ -22595,7 +22595,7 @@
           <w:p>
             <w:pPr>
               <w:spacing w:before="10" w:after="10" w:line="240" w:lineRule="auto"/>
-              <w:jc w:val="center"/>
+              <w:jc w:val="left"/>
             </w:pPr>
             <w:r>
               <w:rPr>
@@ -22695,7 +22695,7 @@
           <w:p>
             <w:pPr>
               <w:spacing w:before="10" w:after="10" w:line="240" w:lineRule="auto"/>
-              <w:jc w:val="center"/>
+              <w:jc w:val="left"/>
             </w:pPr>
             <w:r>
               <w:rPr>
@@ -22744,7 +22744,7 @@
           <w:p>
             <w:pPr>
               <w:spacing w:before="10" w:after="10" w:line="240" w:lineRule="auto"/>
-              <w:jc w:val="center"/>
+              <w:jc w:val="left"/>
             </w:pPr>
             <w:r>
               <w:rPr>
@@ -22840,7 +22840,7 @@
           <w:p>
             <w:pPr>
               <w:spacing w:before="10" w:after="10" w:line="240" w:lineRule="auto"/>
-              <w:jc w:val="center"/>
+              <w:jc w:val="left"/>
             </w:pPr>
             <w:r>
               <w:rPr>
@@ -22889,7 +22889,7 @@
           <w:p>
             <w:pPr>
               <w:spacing w:before="10" w:after="10" w:line="240" w:lineRule="auto"/>
-              <w:jc w:val="center"/>
+              <w:jc w:val="left"/>
             </w:pPr>
             <w:r>
               <w:rPr>
@@ -22989,7 +22989,7 @@
           <w:p>
             <w:pPr>
               <w:spacing w:before="10" w:after="10" w:line="240" w:lineRule="auto"/>
-              <w:jc w:val="center"/>
+              <w:jc w:val="left"/>
             </w:pPr>
             <w:r>
               <w:rPr>
@@ -23038,7 +23038,7 @@
           <w:p>
             <w:pPr>
               <w:spacing w:before="10" w:after="10" w:line="240" w:lineRule="auto"/>
-              <w:jc w:val="center"/>
+              <w:jc w:val="left"/>
             </w:pPr>
             <w:r>
               <w:rPr>
@@ -23134,7 +23134,7 @@
           <w:p>
             <w:pPr>
               <w:spacing w:before="10" w:after="10" w:line="240" w:lineRule="auto"/>
-              <w:jc w:val="center"/>
+              <w:jc w:val="left"/>
             </w:pPr>
             <w:r>
               <w:rPr>
@@ -23183,7 +23183,7 @@
           <w:p>
             <w:pPr>
               <w:spacing w:before="10" w:after="10" w:line="240" w:lineRule="auto"/>
-              <w:jc w:val="center"/>
+              <w:jc w:val="left"/>
             </w:pPr>
             <w:r>
               <w:rPr>
@@ -23283,7 +23283,7 @@
           <w:p>
             <w:pPr>
               <w:spacing w:before="10" w:after="10" w:line="240" w:lineRule="auto"/>
-              <w:jc w:val="center"/>
+              <w:jc w:val="left"/>
             </w:pPr>
             <w:r>
               <w:rPr>
@@ -23369,7 +23369,7 @@
           </w:tcPr>
           <w:p>
             <w:pPr>
-              <w:jc w:val="center"/>
+              <w:jc w:val="left"/>
               <w:spacing w:before="10" w:after="10" w:line="240" w:lineRule="auto"/>
             </w:pPr>
             <w:r>
@@ -23398,7 +23398,7 @@
           </w:tcPr>
           <w:p>
             <w:pPr>
-              <w:jc w:val="center"/>
+              <w:jc w:val="left"/>
               <w:spacing w:before="10" w:after="10" w:line="240" w:lineRule="auto"/>
             </w:pPr>
             <w:r>
@@ -23427,7 +23427,7 @@
           </w:tcPr>
           <w:p>
             <w:pPr>
-              <w:jc w:val="center"/>
+              <w:jc w:val="left"/>
               <w:spacing w:before="10" w:after="10" w:line="240" w:lineRule="auto"/>
             </w:pPr>
             <w:r>
@@ -23456,7 +23456,7 @@
           </w:tcPr>
           <w:p>
             <w:pPr>
-              <w:jc w:val="center"/>
+              <w:jc w:val="left"/>
               <w:spacing w:before="10" w:after="10" w:line="240" w:lineRule="auto"/>
             </w:pPr>
             <w:r>
@@ -23485,7 +23485,7 @@
           </w:tcPr>
           <w:p>
             <w:pPr>
-              <w:jc w:val="center"/>
+              <w:jc w:val="left"/>
               <w:spacing w:before="10" w:after="10" w:line="240" w:lineRule="auto"/>
             </w:pPr>
             <w:r>
@@ -23514,7 +23514,7 @@
           </w:tcPr>
           <w:p>
             <w:pPr>
-              <w:jc w:val="center"/>
+              <w:jc w:val="left"/>
               <w:spacing w:before="10" w:after="10" w:line="240" w:lineRule="auto"/>
             </w:pPr>
             <w:r>
@@ -23545,7 +23545,7 @@
           <w:p>
             <w:pPr>
               <w:spacing w:before="10" w:after="10" w:line="240" w:lineRule="auto"/>
-              <w:jc w:val="center"/>
+              <w:jc w:val="left"/>
             </w:pPr>
             <w:r>
               <w:rPr>
@@ -23641,7 +23641,7 @@
           <w:p>
             <w:pPr>
               <w:spacing w:before="10" w:after="10" w:line="240" w:lineRule="auto"/>
-              <w:jc w:val="center"/>
+              <w:jc w:val="left"/>
             </w:pPr>
             <w:r>
               <w:rPr>
@@ -23691,7 +23691,7 @@
           <w:p>
             <w:pPr>
               <w:spacing w:before="10" w:after="10" w:line="240" w:lineRule="auto"/>
-              <w:jc w:val="center"/>
+              <w:jc w:val="left"/>
             </w:pPr>
             <w:r>
               <w:rPr>
@@ -23791,7 +23791,7 @@
           <w:p>
             <w:pPr>
               <w:spacing w:before="10" w:after="10" w:line="240" w:lineRule="auto"/>
-              <w:jc w:val="center"/>
+              <w:jc w:val="left"/>
             </w:pPr>
             <w:r>
               <w:rPr>
@@ -23874,7 +23874,7 @@
           </w:tcPr>
           <w:p>
             <w:pPr>
-              <w:jc w:val="center"/>
+              <w:jc w:val="left"/>
               <w:spacing w:before="10" w:after="10" w:line="240" w:lineRule="auto"/>
             </w:pPr>
             <w:r>
@@ -23903,7 +23903,7 @@
           </w:tcPr>
           <w:p>
             <w:pPr>
-              <w:jc w:val="center"/>
+              <w:jc w:val="left"/>
               <w:spacing w:before="10" w:after="10" w:line="240" w:lineRule="auto"/>
             </w:pPr>
             <w:r>
@@ -23958,7 +23958,7 @@
           <w:p>
             <w:pPr>
               <w:spacing w:before="10" w:after="10" w:line="240" w:lineRule="auto"/>
-              <w:jc w:val="center"/>
+              <w:jc w:val="left"/>
             </w:pPr>
             <w:r>
               <w:rPr>
@@ -24010,7 +24010,7 @@
           <w:p>
             <w:pPr>
               <w:spacing w:before="10" w:after="10" w:line="240" w:lineRule="auto"/>
-              <w:jc w:val="center"/>
+              <w:jc w:val="left"/>
             </w:pPr>
             <w:r>
               <w:rPr>
@@ -24060,7 +24060,7 @@
           <w:p>
             <w:pPr>
               <w:spacing w:before="10" w:after="10" w:line="240" w:lineRule="auto"/>
-              <w:jc w:val="center"/>
+              <w:jc w:val="left"/>
             </w:pPr>
             <w:r>
               <w:rPr>
@@ -24112,7 +24112,7 @@
           <w:p>
             <w:pPr>
               <w:spacing w:before="10" w:after="10" w:line="240" w:lineRule="auto"/>
-              <w:jc w:val="center"/>
+              <w:jc w:val="left"/>
             </w:pPr>
             <w:r>
               <w:rPr>
@@ -24162,7 +24162,7 @@
           <w:p>
             <w:pPr>
               <w:spacing w:before="10" w:after="10" w:line="240" w:lineRule="auto"/>
-              <w:jc w:val="center"/>
+              <w:jc w:val="left"/>
             </w:pPr>
             <w:r>
               <w:rPr>
@@ -24214,7 +24214,7 @@
           <w:p>
             <w:pPr>
               <w:spacing w:before="10" w:after="10" w:line="240" w:lineRule="auto"/>
-              <w:jc w:val="center"/>
+              <w:jc w:val="left"/>
             </w:pPr>
             <w:r>
               <w:rPr>
@@ -24264,7 +24264,7 @@
           <w:p>
             <w:pPr>
               <w:spacing w:before="10" w:after="10" w:line="240" w:lineRule="auto"/>
-              <w:jc w:val="center"/>
+              <w:jc w:val="left"/>
             </w:pPr>
             <w:r>
               <w:rPr>
@@ -24316,7 +24316,7 @@
           <w:p>
             <w:pPr>
               <w:spacing w:before="10" w:after="10" w:line="240" w:lineRule="auto"/>
-              <w:jc w:val="center"/>
+              <w:jc w:val="left"/>
             </w:pPr>
             <w:r>
               <w:rPr>
@@ -24361,7 +24361,7 @@
           <w:p>
             <w:pPr>
               <w:spacing w:before="10" w:after="10" w:line="240" w:lineRule="auto"/>
-              <w:jc w:val="center"/>
+              <w:jc w:val="left"/>
             </w:pPr>
             <w:r>
               <w:rPr>
